--- a/discoverer-neo/docs/user-guide/manual/Discoverer-Neo-VIEWER-Guide-Quick-es-ES.docx
+++ b/discoverer-neo/docs/user-guide/manual/Discoverer-Neo-VIEWER-Guide-Quick-es-ES.docx
@@ -54,7 +54,7 @@
           <w:sz w:val="22"/>
           <w:szCs w:val="22"/>
         </w:rPr>
-        <w:t>Versión 2.0.0</w:t>
+        <w:t>Versión 2.0.1</w:t>
       </w:r>
     </w:p>
     <w:p>
@@ -74,7 +74,7 @@
     <w:sdt>
       <w:sdtPr>
         <w:alias w:val="Índice"/>
-        <w:id w:val="-658372846"/>
+        <w:id w:val="-784109352"/>
       </w:sdtPr>
       <w:sdtEndPr/>
       <w:sdtContent>
@@ -102,7 +102,7 @@
           <w:r>
             <w:fldChar w:fldCharType="separate"/>
           </w:r>
-          <w:hyperlink w:anchor="_Toc241669326" w:history="1">
+          <w:hyperlink w:anchor="_Toc241671857" w:history="1">
             <w:r>
               <w:rPr>
                 <w:rStyle w:val="Hiperligao"/>
@@ -126,7 +126,7 @@
               <w:rPr>
                 <w:noProof/>
               </w:rPr>
-              <w:instrText xml:space="preserve"> PAGEREF _Toc241669326 \h </w:instrText>
+              <w:instrText xml:space="preserve"> PAGEREF _Toc241671857 \h </w:instrText>
             </w:r>
             <w:r>
               <w:rPr>
@@ -168,7 +168,7 @@
               <w14:ligatures w14:val="standardContextual"/>
             </w:rPr>
           </w:pPr>
-          <w:hyperlink w:anchor="_Toc241669327" w:history="1">
+          <w:hyperlink w:anchor="_Toc241671858" w:history="1">
             <w:r>
               <w:rPr>
                 <w:rStyle w:val="Hiperligao"/>
@@ -192,7 +192,7 @@
               <w:rPr>
                 <w:noProof/>
               </w:rPr>
-              <w:instrText xml:space="preserve"> PAGEREF _Toc241669327 \h </w:instrText>
+              <w:instrText xml:space="preserve"> PAGEREF _Toc241671858 \h </w:instrText>
             </w:r>
             <w:r>
               <w:rPr>
@@ -234,7 +234,7 @@
               <w14:ligatures w14:val="standardContextual"/>
             </w:rPr>
           </w:pPr>
-          <w:hyperlink w:anchor="_Toc241669328" w:history="1">
+          <w:hyperlink w:anchor="_Toc241671859" w:history="1">
             <w:r>
               <w:rPr>
                 <w:rStyle w:val="Hiperligao"/>
@@ -258,7 +258,7 @@
               <w:rPr>
                 <w:noProof/>
               </w:rPr>
-              <w:instrText xml:space="preserve"> PAGEREF _Toc241669328 \h </w:instrText>
+              <w:instrText xml:space="preserve"> PAGEREF _Toc241671859 \h </w:instrText>
             </w:r>
             <w:r>
               <w:rPr>
@@ -300,7 +300,7 @@
               <w14:ligatures w14:val="standardContextual"/>
             </w:rPr>
           </w:pPr>
-          <w:hyperlink w:anchor="_Toc241669329" w:history="1">
+          <w:hyperlink w:anchor="_Toc241671860" w:history="1">
             <w:r>
               <w:rPr>
                 <w:rStyle w:val="Hiperligao"/>
@@ -324,7 +324,7 @@
               <w:rPr>
                 <w:noProof/>
               </w:rPr>
-              <w:instrText xml:space="preserve"> PAGEREF _Toc241669329 \h </w:instrText>
+              <w:instrText xml:space="preserve"> PAGEREF _Toc241671860 \h </w:instrText>
             </w:r>
             <w:r>
               <w:rPr>
@@ -366,7 +366,7 @@
               <w14:ligatures w14:val="standardContextual"/>
             </w:rPr>
           </w:pPr>
-          <w:hyperlink w:anchor="_Toc241669330" w:history="1">
+          <w:hyperlink w:anchor="_Toc241671861" w:history="1">
             <w:r>
               <w:rPr>
                 <w:rStyle w:val="Hiperligao"/>
@@ -390,7 +390,7 @@
               <w:rPr>
                 <w:noProof/>
               </w:rPr>
-              <w:instrText xml:space="preserve"> PAGEREF _Toc241669330 \h </w:instrText>
+              <w:instrText xml:space="preserve"> PAGEREF _Toc241671861 \h </w:instrText>
             </w:r>
             <w:r>
               <w:rPr>
@@ -432,7 +432,7 @@
               <w14:ligatures w14:val="standardContextual"/>
             </w:rPr>
           </w:pPr>
-          <w:hyperlink w:anchor="_Toc241669331" w:history="1">
+          <w:hyperlink w:anchor="_Toc241671862" w:history="1">
             <w:r>
               <w:rPr>
                 <w:rStyle w:val="Hiperligao"/>
@@ -456,7 +456,7 @@
               <w:rPr>
                 <w:noProof/>
               </w:rPr>
-              <w:instrText xml:space="preserve"> PAGEREF _Toc241669331 \h </w:instrText>
+              <w:instrText xml:space="preserve"> PAGEREF _Toc241671862 \h </w:instrText>
             </w:r>
             <w:r>
               <w:rPr>
@@ -504,7 +504,7 @@
       <w:pPr>
         <w:pStyle w:val="Ttulo1"/>
       </w:pPr>
-      <w:bookmarkStart w:id="0" w:name="_Toc241669326"/>
+      <w:bookmarkStart w:id="0" w:name="_Toc241671857"/>
       <w:r>
         <w:lastRenderedPageBreak/>
         <w:t>Su rol en una página</w:t>
@@ -1010,7 +1010,7 @@
           <w:noProof/>
         </w:rPr>
         <w:drawing>
-          <wp:inline distT="0" distB="0" distL="0" distR="0" wp14:anchorId="72655B68" wp14:editId="3570A489">
+          <wp:inline distT="0" distB="0" distL="0" distR="0" wp14:anchorId="7CB34D11" wp14:editId="05A06E61">
             <wp:extent cx="5715000" cy="3571875"/>
             <wp:effectExtent l="0" t="0" r="0" b="0"/>
             <wp:docPr id="477" name="01-login.png" descr="La página de inicio de sesión con Correo electrónico, Contraseña, Recordarme y el botón Iniciar sesión." title="La página de inicio de sesión con Correo electrónico, Contraseña, Recordarme y el botón Iniciar sesión."/>
@@ -1063,7 +1063,7 @@
         <w:pStyle w:val="Ttulo1"/>
         <w:pageBreakBefore/>
       </w:pPr>
-      <w:bookmarkStart w:id="1" w:name="_Toc241669327"/>
+      <w:bookmarkStart w:id="1" w:name="_Toc241671858"/>
       <w:r>
         <w:lastRenderedPageBreak/>
         <w:t>Panel y Mapas</w:t>
@@ -1106,7 +1106,7 @@
           <w:noProof/>
         </w:rPr>
         <w:drawing>
-          <wp:inline distT="0" distB="0" distL="0" distR="0" wp14:anchorId="3D64EA12" wp14:editId="63748742">
+          <wp:inline distT="0" distB="0" distL="0" distR="0" wp14:anchorId="76B7339C" wp14:editId="6D43E699">
             <wp:extent cx="5715000" cy="3429000"/>
             <wp:effectExtent l="0" t="0" r="0" b="0"/>
             <wp:docPr id="478" name="03-maps-all.png" descr="La lista de Mapas, pestaña Todos, donde cada mapa solo tiene el icono Abrir." title="La lista de Mapas, pestaña Todos, donde cada mapa solo tiene el icono Abrir."/>
@@ -1578,7 +1578,7 @@
         <w:pStyle w:val="Ttulo1"/>
         <w:pageBreakBefore/>
       </w:pPr>
-      <w:bookmarkStart w:id="2" w:name="_Toc241669328"/>
+      <w:bookmarkStart w:id="2" w:name="_Toc241671859"/>
       <w:r>
         <w:lastRenderedPageBreak/>
         <w:t>Ejecutar y leer un mapa</w:t>
@@ -1601,7 +1601,7 @@
           <w:noProof/>
         </w:rPr>
         <w:drawing>
-          <wp:inline distT="0" distB="0" distL="0" distR="0" wp14:anchorId="0875DD33" wp14:editId="2CB3A86C">
+          <wp:inline distT="0" distB="0" distL="0" distR="0" wp14:anchorId="60F27065" wp14:editId="4FCEB36C">
             <wp:extent cx="5715000" cy="3571875"/>
             <wp:effectExtent l="0" t="0" r="0" b="0"/>
             <wp:docPr id="479" name="06-viewer-results.png" descr="Una ejecución completada con los botones Excel, CSV y PDF sobre la cuadrícula de resultados." title="Una ejecución completada con los botones Excel, CSV y PDF sobre la cuadrícula de resultados."/>
@@ -2117,7 +2117,7 @@
         <w:pStyle w:val="Ttulo1"/>
         <w:pageBreakBefore/>
       </w:pPr>
-      <w:bookmarkStart w:id="3" w:name="_Toc241669329"/>
+      <w:bookmarkStart w:id="3" w:name="_Toc241671860"/>
       <w:r>
         <w:lastRenderedPageBreak/>
         <w:t>Ejecuciones y Exportaciones</w:t>
@@ -2157,7 +2157,7 @@
           <w:noProof/>
         </w:rPr>
         <w:drawing>
-          <wp:inline distT="0" distB="0" distL="0" distR="0" wp14:anchorId="0351083C" wp14:editId="56B5A6D5">
+          <wp:inline distT="0" distB="0" distL="0" distR="0" wp14:anchorId="47C6232E" wp14:editId="17407999">
             <wp:extent cx="5715000" cy="3571875"/>
             <wp:effectExtent l="0" t="0" r="0" b="0"/>
             <wp:docPr id="480" name="07-runs.png" descr="La página Ejecuciones con las ejecuciones propias del Viewer." title="La página Ejecuciones con las ejecuciones propias del Viewer."/>
@@ -2538,7 +2538,7 @@
         <w:pStyle w:val="Ttulo1"/>
         <w:pageBreakBefore/>
       </w:pPr>
-      <w:bookmarkStart w:id="4" w:name="_Toc241669330"/>
+      <w:bookmarkStart w:id="4" w:name="_Toc241671861"/>
       <w:r>
         <w:lastRenderedPageBreak/>
         <w:t>Programaciones</w:t>
@@ -2591,7 +2591,7 @@
           <w:noProof/>
         </w:rPr>
         <w:drawing>
-          <wp:inline distT="0" distB="0" distL="0" distR="0" wp14:anchorId="11CE2CB3" wp14:editId="2D95880D">
+          <wp:inline distT="0" distB="0" distL="0" distR="0" wp14:anchorId="1F85ACEA" wp14:editId="664747AD">
             <wp:extent cx="5715000" cy="3571875"/>
             <wp:effectExtent l="0" t="0" r="0" b="0"/>
             <wp:docPr id="481" name="09-schedules.png" descr="La página Programaciones con el mensaje Aún no hay programaciones." title="La página Programaciones con el mensaje Aún no hay programaciones."/>
@@ -3057,7 +3057,7 @@
         <w:pStyle w:val="Ttulo1"/>
         <w:pageBreakBefore/>
       </w:pPr>
-      <w:bookmarkStart w:id="5" w:name="_Toc241669331"/>
+      <w:bookmarkStart w:id="5" w:name="_Toc241671862"/>
       <w:r>
         <w:lastRenderedPageBreak/>
         <w:t>Configuración</w:t>
@@ -3090,7 +3090,7 @@
           <w:noProof/>
         </w:rPr>
         <w:drawing>
-          <wp:inline distT="0" distB="0" distL="0" distR="0" wp14:anchorId="5C9116F7" wp14:editId="452ADD11">
+          <wp:inline distT="0" distB="0" distL="0" distR="0" wp14:anchorId="2992890E" wp14:editId="75A0A364">
             <wp:extent cx="5715000" cy="3571875"/>
             <wp:effectExtent l="0" t="0" r="0" b="0"/>
             <wp:docPr id="482" name="04-settings.png" descr="La página Configuración con las tarjetas Idioma, Tema y Paleta de colores." title="La página Configuración con las tarjetas Idioma, Tema y Paleta de colores."/>
@@ -3399,7 +3399,7 @@
         <w:sz w:val="16"/>
         <w:szCs w:val="16"/>
       </w:rPr>
-      <w:t>Discoverer Neo 2.0.0 · Guía rápida · VIEWER</w:t>
+      <w:t>Discoverer Neo 2.0.1 · Guía rápida · VIEWER</w:t>
     </w:r>
   </w:p>
 </w:hdr>
@@ -3408,10 +3408,68 @@
 <file path=word/numbering.xml><?xml version="1.0" encoding="utf-8"?>
 <w:numbering xmlns:wpc="http://schemas.microsoft.com/office/word/2010/wordprocessingCanvas" xmlns:cx="http://schemas.microsoft.com/office/drawing/2014/chartex" xmlns:cx1="http://schemas.microsoft.com/office/drawing/2015/9/8/chartex" xmlns:cx2="http://schemas.microsoft.com/office/drawing/2015/10/21/chartex" xmlns:cx3="http://schemas.microsoft.com/office/drawing/2016/5/9/chartex" xmlns:cx4="http://schemas.microsoft.com/office/drawing/2016/5/10/chartex" xmlns:cx5="http://schemas.microsoft.com/office/drawing/2016/5/11/chartex" xmlns:cx6="http://schemas.microsoft.com/office/drawing/2016/5/12/chartex" xmlns:cx7="http://schemas.microsoft.com/office/drawing/2016/5/13/chartex" xmlns:cx8="http://schemas.microsoft.com/office/drawing/2016/5/14/chartex" xmlns:mc="http://schemas.openxmlformats.org/markup-compatibility/2006" xmlns:aink="http://schemas.microsoft.com/office/drawing/2016/ink" xmlns:am3d="http://schemas.microsoft.com/office/drawing/2017/model3d" xmlns:o="urn:schemas-microsoft-com:office:office" xmlns:oel="http://schemas.microsoft.com/office/2019/extlst" xmlns:r="http://schemas.openxmlformats.org/officeDocument/2006/relationships" xmlns:m="http://schemas.openxmlformats.org/officeDocument/2006/math" xmlns:v="urn:schemas-microsoft-com:vml" xmlns:wp14="http://schemas.microsoft.com/office/word/2010/wordprocessingDrawing" xmlns:wp="http://schemas.openxmlformats.org/drawingml/2006/wordprocessingDrawing" xmlns:w10="urn:schemas-microsoft-com:office:word" xmlns:w="http://schemas.openxmlformats.org/wordprocessingml/2006/main" xmlns:w14="http://schemas.microsoft.com/office/word/2010/wordml" xmlns:w15="http://schemas.microsoft.com/office/word/2012/wordml" xmlns:w16cex="http://schemas.microsoft.com/office/word/2018/wordml/cex" xmlns:w16cid="http://schemas.microsoft.com/office/word/2016/wordml/cid" xmlns:w16="http://schemas.microsoft.com/office/word/2018/wordml" xmlns:w16sdtdh="http://schemas.microsoft.com/office/word/2020/wordml/sdtdatahash" xmlns:w16se="http://schemas.microsoft.com/office/word/2015/wordml/symex" xmlns:wpg="http://schemas.microsoft.com/office/word/2010/wordprocessingGroup" xmlns:wpi="http://schemas.microsoft.com/office/word/2010/wordprocessingInk" xmlns:wne="http://schemas.microsoft.com/office/word/2006/wordml" xmlns:wps="http://schemas.microsoft.com/office/word/2010/wordprocessingShape" mc:Ignorable="w14 w15 w16se w16cid w16 w16cex w16sdtdh wp14">
   <w:abstractNum w:abstractNumId="0" w15:restartNumberingAfterBreak="0">
-    <w:nsid w:val="1B676D08"/>
+    <w:nsid w:val="16E628A3"/>
     <w:multiLevelType w:val="hybridMultilevel"/>
-    <w:tmpl w:val="3AEAAF82"/>
-    <w:lvl w:ilvl="0" w:tplc="8DCAE880" w:tentative="1">
+    <w:tmpl w:val="54CA41C6"/>
+    <w:lvl w:ilvl="0" w:tplc="971CB668">
+      <w:start w:val="1"/>
+      <w:numFmt w:val="decimal"/>
+      <w:lvlText w:val="%1."/>
+      <w:lvlJc w:val="left"/>
+      <w:pPr>
+        <w:ind w:left="360" w:hanging="300"/>
+      </w:pPr>
+    </w:lvl>
+    <w:lvl w:ilvl="1" w:tplc="66F2D910" w:tentative="1">
+      <w:start w:val="1"/>
+      <w:numFmt w:val="lowerLetter"/>
+      <w:lvlText w:val="%2."/>
+      <w:lvlJc w:val="left"/>
+      <w:pPr>
+        <w:ind w:left="720" w:hanging="300"/>
+      </w:pPr>
+    </w:lvl>
+    <w:lvl w:ilvl="2" w:tplc="B860E656">
+      <w:numFmt w:val="decimal"/>
+      <w:lvlText w:val=""/>
+      <w:lvlJc w:val="left"/>
+    </w:lvl>
+    <w:lvl w:ilvl="3" w:tplc="EDDA76F6">
+      <w:numFmt w:val="decimal"/>
+      <w:lvlText w:val=""/>
+      <w:lvlJc w:val="left"/>
+    </w:lvl>
+    <w:lvl w:ilvl="4" w:tplc="30DCC2D4">
+      <w:numFmt w:val="decimal"/>
+      <w:lvlText w:val=""/>
+      <w:lvlJc w:val="left"/>
+    </w:lvl>
+    <w:lvl w:ilvl="5" w:tplc="ECB22F4A">
+      <w:numFmt w:val="decimal"/>
+      <w:lvlText w:val=""/>
+      <w:lvlJc w:val="left"/>
+    </w:lvl>
+    <w:lvl w:ilvl="6" w:tplc="8870D174">
+      <w:numFmt w:val="decimal"/>
+      <w:lvlText w:val=""/>
+      <w:lvlJc w:val="left"/>
+    </w:lvl>
+    <w:lvl w:ilvl="7" w:tplc="D2B051B2">
+      <w:numFmt w:val="decimal"/>
+      <w:lvlText w:val=""/>
+      <w:lvlJc w:val="left"/>
+    </w:lvl>
+    <w:lvl w:ilvl="8" w:tplc="9D962964">
+      <w:numFmt w:val="decimal"/>
+      <w:lvlText w:val=""/>
+      <w:lvlJc w:val="left"/>
+    </w:lvl>
+  </w:abstractNum>
+  <w:abstractNum w:abstractNumId="1" w15:restartNumberingAfterBreak="0">
+    <w:nsid w:val="18051A11"/>
+    <w:multiLevelType w:val="hybridMultilevel"/>
+    <w:tmpl w:val="527A78FC"/>
+    <w:lvl w:ilvl="0" w:tplc="E1786418" w:tentative="1">
       <w:start w:val="1"/>
       <w:numFmt w:val="bullet"/>
       <w:lvlText w:val="•"/>
@@ -3420,7 +3478,7 @@
         <w:ind w:left="360" w:hanging="260"/>
       </w:pPr>
     </w:lvl>
-    <w:lvl w:ilvl="1" w:tplc="FBE64838" w:tentative="1">
+    <w:lvl w:ilvl="1" w:tplc="510E1F42" w:tentative="1">
       <w:start w:val="1"/>
       <w:numFmt w:val="bullet"/>
       <w:lvlText w:val="–"/>
@@ -3429,47 +3487,133 @@
         <w:ind w:left="720" w:hanging="260"/>
       </w:pPr>
     </w:lvl>
-    <w:lvl w:ilvl="2" w:tplc="1FB4C01A">
+    <w:lvl w:ilvl="2" w:tplc="924E5F34">
       <w:numFmt w:val="decimal"/>
       <w:lvlText w:val=""/>
       <w:lvlJc w:val="left"/>
     </w:lvl>
-    <w:lvl w:ilvl="3" w:tplc="349A6384">
+    <w:lvl w:ilvl="3" w:tplc="A3D47418">
       <w:numFmt w:val="decimal"/>
       <w:lvlText w:val=""/>
       <w:lvlJc w:val="left"/>
     </w:lvl>
-    <w:lvl w:ilvl="4" w:tplc="44CA7AD4">
+    <w:lvl w:ilvl="4" w:tplc="3B86F8D4">
       <w:numFmt w:val="decimal"/>
       <w:lvlText w:val=""/>
       <w:lvlJc w:val="left"/>
     </w:lvl>
-    <w:lvl w:ilvl="5" w:tplc="B942B34A">
+    <w:lvl w:ilvl="5" w:tplc="66228992">
       <w:numFmt w:val="decimal"/>
       <w:lvlText w:val=""/>
       <w:lvlJc w:val="left"/>
     </w:lvl>
-    <w:lvl w:ilvl="6" w:tplc="97982EA0">
+    <w:lvl w:ilvl="6" w:tplc="22DE0686">
       <w:numFmt w:val="decimal"/>
       <w:lvlText w:val=""/>
       <w:lvlJc w:val="left"/>
     </w:lvl>
-    <w:lvl w:ilvl="7" w:tplc="058418FC">
+    <w:lvl w:ilvl="7" w:tplc="C050749E">
       <w:numFmt w:val="decimal"/>
       <w:lvlText w:val=""/>
       <w:lvlJc w:val="left"/>
     </w:lvl>
-    <w:lvl w:ilvl="8" w:tplc="DECA8B3E">
+    <w:lvl w:ilvl="8" w:tplc="5CDA89EC">
       <w:numFmt w:val="decimal"/>
       <w:lvlText w:val=""/>
       <w:lvlJc w:val="left"/>
     </w:lvl>
   </w:abstractNum>
-  <w:abstractNum w:abstractNumId="1" w15:restartNumberingAfterBreak="0">
-    <w:nsid w:val="21F56129"/>
+  <w:abstractNum w:abstractNumId="2" w15:restartNumberingAfterBreak="0">
+    <w:nsid w:val="219040AC"/>
     <w:multiLevelType w:val="hybridMultilevel"/>
-    <w:tmpl w:val="4C641C94"/>
-    <w:lvl w:ilvl="0" w:tplc="A0B00AAE">
+    <w:tmpl w:val="A29A8E9C"/>
+    <w:lvl w:ilvl="0" w:tplc="8C46DD44" w:tentative="1">
+      <w:start w:val="1"/>
+      <w:numFmt w:val="bullet"/>
+      <w:lvlText w:val="●"/>
+      <w:lvlJc w:val="left"/>
+      <w:pPr>
+        <w:ind w:left="720" w:hanging="360"/>
+      </w:pPr>
+    </w:lvl>
+    <w:lvl w:ilvl="1" w:tplc="2684D8A0" w:tentative="1">
+      <w:start w:val="1"/>
+      <w:numFmt w:val="bullet"/>
+      <w:lvlText w:val="○"/>
+      <w:lvlJc w:val="left"/>
+      <w:pPr>
+        <w:ind w:left="1440" w:hanging="360"/>
+      </w:pPr>
+    </w:lvl>
+    <w:lvl w:ilvl="2" w:tplc="34BA3904" w:tentative="1">
+      <w:start w:val="1"/>
+      <w:numFmt w:val="bullet"/>
+      <w:lvlText w:val="■"/>
+      <w:lvlJc w:val="left"/>
+      <w:pPr>
+        <w:ind w:left="2160" w:hanging="360"/>
+      </w:pPr>
+    </w:lvl>
+    <w:lvl w:ilvl="3" w:tplc="D250EFBC" w:tentative="1">
+      <w:start w:val="1"/>
+      <w:numFmt w:val="bullet"/>
+      <w:lvlText w:val="●"/>
+      <w:lvlJc w:val="left"/>
+      <w:pPr>
+        <w:ind w:left="2880" w:hanging="360"/>
+      </w:pPr>
+    </w:lvl>
+    <w:lvl w:ilvl="4" w:tplc="C1B60B26" w:tentative="1">
+      <w:start w:val="1"/>
+      <w:numFmt w:val="bullet"/>
+      <w:lvlText w:val="○"/>
+      <w:lvlJc w:val="left"/>
+      <w:pPr>
+        <w:ind w:left="3600" w:hanging="360"/>
+      </w:pPr>
+    </w:lvl>
+    <w:lvl w:ilvl="5" w:tplc="11069420" w:tentative="1">
+      <w:start w:val="1"/>
+      <w:numFmt w:val="bullet"/>
+      <w:lvlText w:val="■"/>
+      <w:lvlJc w:val="left"/>
+      <w:pPr>
+        <w:ind w:left="4320" w:hanging="360"/>
+      </w:pPr>
+    </w:lvl>
+    <w:lvl w:ilvl="6" w:tplc="22D0F3F2" w:tentative="1">
+      <w:start w:val="1"/>
+      <w:numFmt w:val="bullet"/>
+      <w:lvlText w:val="●"/>
+      <w:lvlJc w:val="left"/>
+      <w:pPr>
+        <w:ind w:left="5040" w:hanging="360"/>
+      </w:pPr>
+    </w:lvl>
+    <w:lvl w:ilvl="7" w:tplc="0CC67E58" w:tentative="1">
+      <w:start w:val="1"/>
+      <w:numFmt w:val="bullet"/>
+      <w:lvlText w:val="●"/>
+      <w:lvlJc w:val="left"/>
+      <w:pPr>
+        <w:ind w:left="5760" w:hanging="360"/>
+      </w:pPr>
+    </w:lvl>
+    <w:lvl w:ilvl="8" w:tplc="6A98E408" w:tentative="1">
+      <w:start w:val="1"/>
+      <w:numFmt w:val="bullet"/>
+      <w:lvlText w:val="●"/>
+      <w:lvlJc w:val="left"/>
+      <w:pPr>
+        <w:ind w:left="6480" w:hanging="360"/>
+      </w:pPr>
+    </w:lvl>
+  </w:abstractNum>
+  <w:abstractNum w:abstractNumId="3" w15:restartNumberingAfterBreak="0">
+    <w:nsid w:val="46045B01"/>
+    <w:multiLevelType w:val="hybridMultilevel"/>
+    <w:tmpl w:val="D764D0EC"/>
+    <w:lvl w:ilvl="0" w:tplc="9B024B06">
       <w:start w:val="1"/>
       <w:numFmt w:val="decimal"/>
       <w:lvlText w:val="%1."/>
@@ -3478,7 +3622,7 @@
         <w:ind w:left="360" w:hanging="300"/>
       </w:pPr>
     </w:lvl>
-    <w:lvl w:ilvl="1" w:tplc="FFB44354" w:tentative="1">
+    <w:lvl w:ilvl="1" w:tplc="85C67958" w:tentative="1">
       <w:start w:val="1"/>
       <w:numFmt w:val="lowerLetter"/>
       <w:lvlText w:val="%2."/>
@@ -3487,47 +3631,47 @@
         <w:ind w:left="720" w:hanging="300"/>
       </w:pPr>
     </w:lvl>
-    <w:lvl w:ilvl="2" w:tplc="51C8C3FA">
+    <w:lvl w:ilvl="2" w:tplc="AEE2A202">
       <w:numFmt w:val="decimal"/>
       <w:lvlText w:val=""/>
       <w:lvlJc w:val="left"/>
     </w:lvl>
-    <w:lvl w:ilvl="3" w:tplc="C16CF010">
+    <w:lvl w:ilvl="3" w:tplc="8F7295CC">
       <w:numFmt w:val="decimal"/>
       <w:lvlText w:val=""/>
       <w:lvlJc w:val="left"/>
     </w:lvl>
-    <w:lvl w:ilvl="4" w:tplc="5A8C3D1A">
+    <w:lvl w:ilvl="4" w:tplc="436853EA">
       <w:numFmt w:val="decimal"/>
       <w:lvlText w:val=""/>
       <w:lvlJc w:val="left"/>
     </w:lvl>
-    <w:lvl w:ilvl="5" w:tplc="71B82778">
+    <w:lvl w:ilvl="5" w:tplc="B2AE5AC6">
       <w:numFmt w:val="decimal"/>
       <w:lvlText w:val=""/>
       <w:lvlJc w:val="left"/>
     </w:lvl>
-    <w:lvl w:ilvl="6" w:tplc="9250A838">
+    <w:lvl w:ilvl="6" w:tplc="DECA6A60">
       <w:numFmt w:val="decimal"/>
       <w:lvlText w:val=""/>
       <w:lvlJc w:val="left"/>
     </w:lvl>
-    <w:lvl w:ilvl="7" w:tplc="F4CE4E3E">
+    <w:lvl w:ilvl="7" w:tplc="3B80F7B0">
       <w:numFmt w:val="decimal"/>
       <w:lvlText w:val=""/>
       <w:lvlJc w:val="left"/>
     </w:lvl>
-    <w:lvl w:ilvl="8" w:tplc="1E785144">
+    <w:lvl w:ilvl="8" w:tplc="C2C47394">
       <w:numFmt w:val="decimal"/>
       <w:lvlText w:val=""/>
       <w:lvlJc w:val="left"/>
     </w:lvl>
   </w:abstractNum>
-  <w:abstractNum w:abstractNumId="2" w15:restartNumberingAfterBreak="0">
-    <w:nsid w:val="414E1BCA"/>
+  <w:abstractNum w:abstractNumId="4" w15:restartNumberingAfterBreak="0">
+    <w:nsid w:val="50D41DA1"/>
     <w:multiLevelType w:val="hybridMultilevel"/>
-    <w:tmpl w:val="B6EE426A"/>
-    <w:lvl w:ilvl="0" w:tplc="329E5A18">
+    <w:tmpl w:val="D99A9556"/>
+    <w:lvl w:ilvl="0" w:tplc="ACE2EF6E">
       <w:start w:val="1"/>
       <w:numFmt w:val="decimal"/>
       <w:lvlText w:val="%1."/>
@@ -3536,7 +3680,7 @@
         <w:ind w:left="360" w:hanging="300"/>
       </w:pPr>
     </w:lvl>
-    <w:lvl w:ilvl="1" w:tplc="CC881D1C" w:tentative="1">
+    <w:lvl w:ilvl="1" w:tplc="03E6D61E" w:tentative="1">
       <w:start w:val="1"/>
       <w:numFmt w:val="lowerLetter"/>
       <w:lvlText w:val="%2."/>
@@ -3545,47 +3689,47 @@
         <w:ind w:left="720" w:hanging="300"/>
       </w:pPr>
     </w:lvl>
-    <w:lvl w:ilvl="2" w:tplc="33C20652">
+    <w:lvl w:ilvl="2" w:tplc="E12E60BA">
       <w:numFmt w:val="decimal"/>
       <w:lvlText w:val=""/>
       <w:lvlJc w:val="left"/>
     </w:lvl>
-    <w:lvl w:ilvl="3" w:tplc="BA42F1EA">
+    <w:lvl w:ilvl="3" w:tplc="31FAAEBE">
       <w:numFmt w:val="decimal"/>
       <w:lvlText w:val=""/>
       <w:lvlJc w:val="left"/>
     </w:lvl>
-    <w:lvl w:ilvl="4" w:tplc="4A588148">
+    <w:lvl w:ilvl="4" w:tplc="55A40AC2">
       <w:numFmt w:val="decimal"/>
       <w:lvlText w:val=""/>
       <w:lvlJc w:val="left"/>
     </w:lvl>
-    <w:lvl w:ilvl="5" w:tplc="3C40E700">
+    <w:lvl w:ilvl="5" w:tplc="0A90B76E">
       <w:numFmt w:val="decimal"/>
       <w:lvlText w:val=""/>
       <w:lvlJc w:val="left"/>
     </w:lvl>
-    <w:lvl w:ilvl="6" w:tplc="7690E3B4">
+    <w:lvl w:ilvl="6" w:tplc="89282C32">
       <w:numFmt w:val="decimal"/>
       <w:lvlText w:val=""/>
       <w:lvlJc w:val="left"/>
     </w:lvl>
-    <w:lvl w:ilvl="7" w:tplc="F2880D6C">
+    <w:lvl w:ilvl="7" w:tplc="E564E216">
       <w:numFmt w:val="decimal"/>
       <w:lvlText w:val=""/>
       <w:lvlJc w:val="left"/>
     </w:lvl>
-    <w:lvl w:ilvl="8" w:tplc="430CA15A">
+    <w:lvl w:ilvl="8" w:tplc="E8746178">
       <w:numFmt w:val="decimal"/>
       <w:lvlText w:val=""/>
       <w:lvlJc w:val="left"/>
     </w:lvl>
   </w:abstractNum>
-  <w:abstractNum w:abstractNumId="3" w15:restartNumberingAfterBreak="0">
-    <w:nsid w:val="59CB0C89"/>
+  <w:abstractNum w:abstractNumId="5" w15:restartNumberingAfterBreak="0">
+    <w:nsid w:val="56182B6D"/>
     <w:multiLevelType w:val="hybridMultilevel"/>
-    <w:tmpl w:val="08AAD11A"/>
-    <w:lvl w:ilvl="0" w:tplc="8AA2D42C">
+    <w:tmpl w:val="3C0C1386"/>
+    <w:lvl w:ilvl="0" w:tplc="3D044066">
       <w:start w:val="1"/>
       <w:numFmt w:val="decimal"/>
       <w:lvlText w:val="%1."/>
@@ -3594,7 +3738,7 @@
         <w:ind w:left="360" w:hanging="300"/>
       </w:pPr>
     </w:lvl>
-    <w:lvl w:ilvl="1" w:tplc="3B00E9F6" w:tentative="1">
+    <w:lvl w:ilvl="1" w:tplc="E6B09E70" w:tentative="1">
       <w:start w:val="1"/>
       <w:numFmt w:val="lowerLetter"/>
       <w:lvlText w:val="%2."/>
@@ -3603,47 +3747,47 @@
         <w:ind w:left="720" w:hanging="300"/>
       </w:pPr>
     </w:lvl>
-    <w:lvl w:ilvl="2" w:tplc="FF3EBAFA">
+    <w:lvl w:ilvl="2" w:tplc="DD76A910">
       <w:numFmt w:val="decimal"/>
       <w:lvlText w:val=""/>
       <w:lvlJc w:val="left"/>
     </w:lvl>
-    <w:lvl w:ilvl="3" w:tplc="AB9CFF7A">
+    <w:lvl w:ilvl="3" w:tplc="56D8FAB4">
       <w:numFmt w:val="decimal"/>
       <w:lvlText w:val=""/>
       <w:lvlJc w:val="left"/>
     </w:lvl>
-    <w:lvl w:ilvl="4" w:tplc="B3CAC7F0">
+    <w:lvl w:ilvl="4" w:tplc="4D40F40A">
       <w:numFmt w:val="decimal"/>
       <w:lvlText w:val=""/>
       <w:lvlJc w:val="left"/>
     </w:lvl>
-    <w:lvl w:ilvl="5" w:tplc="DA5CA910">
+    <w:lvl w:ilvl="5" w:tplc="E8523D9E">
       <w:numFmt w:val="decimal"/>
       <w:lvlText w:val=""/>
       <w:lvlJc w:val="left"/>
     </w:lvl>
-    <w:lvl w:ilvl="6" w:tplc="6ABE6CD2">
+    <w:lvl w:ilvl="6" w:tplc="687A94B8">
       <w:numFmt w:val="decimal"/>
       <w:lvlText w:val=""/>
       <w:lvlJc w:val="left"/>
     </w:lvl>
-    <w:lvl w:ilvl="7" w:tplc="0BF2AB16">
+    <w:lvl w:ilvl="7" w:tplc="C34E110C">
       <w:numFmt w:val="decimal"/>
       <w:lvlText w:val=""/>
       <w:lvlJc w:val="left"/>
     </w:lvl>
-    <w:lvl w:ilvl="8" w:tplc="1ACEC7D4">
+    <w:lvl w:ilvl="8" w:tplc="7CAE8716">
       <w:numFmt w:val="decimal"/>
       <w:lvlText w:val=""/>
       <w:lvlJc w:val="left"/>
     </w:lvl>
   </w:abstractNum>
-  <w:abstractNum w:abstractNumId="4" w15:restartNumberingAfterBreak="0">
-    <w:nsid w:val="64642B85"/>
+  <w:abstractNum w:abstractNumId="6" w15:restartNumberingAfterBreak="0">
+    <w:nsid w:val="65A2434B"/>
     <w:multiLevelType w:val="hybridMultilevel"/>
-    <w:tmpl w:val="6E9E1A84"/>
-    <w:lvl w:ilvl="0" w:tplc="9D8EEEBA">
+    <w:tmpl w:val="BC0A6BA8"/>
+    <w:lvl w:ilvl="0" w:tplc="79C26914">
       <w:start w:val="1"/>
       <w:numFmt w:val="decimal"/>
       <w:lvlText w:val="%1."/>
@@ -3652,7 +3796,7 @@
         <w:ind w:left="360" w:hanging="300"/>
       </w:pPr>
     </w:lvl>
-    <w:lvl w:ilvl="1" w:tplc="E7C65050" w:tentative="1">
+    <w:lvl w:ilvl="1" w:tplc="7ACAF706" w:tentative="1">
       <w:start w:val="1"/>
       <w:numFmt w:val="lowerLetter"/>
       <w:lvlText w:val="%2."/>
@@ -3661,218 +3805,74 @@
         <w:ind w:left="720" w:hanging="300"/>
       </w:pPr>
     </w:lvl>
-    <w:lvl w:ilvl="2" w:tplc="7EAE411A">
+    <w:lvl w:ilvl="2" w:tplc="446EA2B2">
       <w:numFmt w:val="decimal"/>
       <w:lvlText w:val=""/>
       <w:lvlJc w:val="left"/>
     </w:lvl>
-    <w:lvl w:ilvl="3" w:tplc="D4321FA8">
+    <w:lvl w:ilvl="3" w:tplc="F5C899AA">
       <w:numFmt w:val="decimal"/>
       <w:lvlText w:val=""/>
       <w:lvlJc w:val="left"/>
     </w:lvl>
-    <w:lvl w:ilvl="4" w:tplc="B882E966">
+    <w:lvl w:ilvl="4" w:tplc="94C27D98">
       <w:numFmt w:val="decimal"/>
       <w:lvlText w:val=""/>
       <w:lvlJc w:val="left"/>
     </w:lvl>
-    <w:lvl w:ilvl="5" w:tplc="B6BA9D3E">
+    <w:lvl w:ilvl="5" w:tplc="B8201EB8">
       <w:numFmt w:val="decimal"/>
       <w:lvlText w:val=""/>
       <w:lvlJc w:val="left"/>
     </w:lvl>
-    <w:lvl w:ilvl="6" w:tplc="039CE6D8">
+    <w:lvl w:ilvl="6" w:tplc="E1DE9D98">
       <w:numFmt w:val="decimal"/>
       <w:lvlText w:val=""/>
       <w:lvlJc w:val="left"/>
     </w:lvl>
-    <w:lvl w:ilvl="7" w:tplc="96A6C2E0">
+    <w:lvl w:ilvl="7" w:tplc="7C0662FA">
       <w:numFmt w:val="decimal"/>
       <w:lvlText w:val=""/>
       <w:lvlJc w:val="left"/>
     </w:lvl>
-    <w:lvl w:ilvl="8" w:tplc="B044AF0E">
+    <w:lvl w:ilvl="8" w:tplc="6936C450">
       <w:numFmt w:val="decimal"/>
       <w:lvlText w:val=""/>
       <w:lvlJc w:val="left"/>
     </w:lvl>
   </w:abstractNum>
-  <w:abstractNum w:abstractNumId="5" w15:restartNumberingAfterBreak="0">
-    <w:nsid w:val="66B4433C"/>
-    <w:multiLevelType w:val="hybridMultilevel"/>
-    <w:tmpl w:val="1F265760"/>
-    <w:lvl w:ilvl="0" w:tplc="99E43598">
-      <w:start w:val="1"/>
-      <w:numFmt w:val="decimal"/>
-      <w:lvlText w:val="%1."/>
-      <w:lvlJc w:val="left"/>
-      <w:pPr>
-        <w:ind w:left="360" w:hanging="300"/>
-      </w:pPr>
-    </w:lvl>
-    <w:lvl w:ilvl="1" w:tplc="6A2EF25E" w:tentative="1">
-      <w:start w:val="1"/>
-      <w:numFmt w:val="lowerLetter"/>
-      <w:lvlText w:val="%2."/>
-      <w:lvlJc w:val="left"/>
-      <w:pPr>
-        <w:ind w:left="720" w:hanging="300"/>
-      </w:pPr>
-    </w:lvl>
-    <w:lvl w:ilvl="2" w:tplc="B8B23B8C">
-      <w:numFmt w:val="decimal"/>
-      <w:lvlText w:val=""/>
-      <w:lvlJc w:val="left"/>
-    </w:lvl>
-    <w:lvl w:ilvl="3" w:tplc="B4DA856E">
-      <w:numFmt w:val="decimal"/>
-      <w:lvlText w:val=""/>
-      <w:lvlJc w:val="left"/>
-    </w:lvl>
-    <w:lvl w:ilvl="4" w:tplc="74E04066">
-      <w:numFmt w:val="decimal"/>
-      <w:lvlText w:val=""/>
-      <w:lvlJc w:val="left"/>
-    </w:lvl>
-    <w:lvl w:ilvl="5" w:tplc="FAD08FDA">
-      <w:numFmt w:val="decimal"/>
-      <w:lvlText w:val=""/>
-      <w:lvlJc w:val="left"/>
-    </w:lvl>
-    <w:lvl w:ilvl="6" w:tplc="1E3C3CD0">
-      <w:numFmt w:val="decimal"/>
-      <w:lvlText w:val=""/>
-      <w:lvlJc w:val="left"/>
-    </w:lvl>
-    <w:lvl w:ilvl="7" w:tplc="67CA4318">
-      <w:numFmt w:val="decimal"/>
-      <w:lvlText w:val=""/>
-      <w:lvlJc w:val="left"/>
-    </w:lvl>
-    <w:lvl w:ilvl="8" w:tplc="55B8E08C">
-      <w:numFmt w:val="decimal"/>
-      <w:lvlText w:val=""/>
-      <w:lvlJc w:val="left"/>
-    </w:lvl>
-  </w:abstractNum>
-  <w:abstractNum w:abstractNumId="6" w15:restartNumberingAfterBreak="0">
-    <w:nsid w:val="66FE5E89"/>
-    <w:multiLevelType w:val="hybridMultilevel"/>
-    <w:tmpl w:val="114C02EA"/>
-    <w:lvl w:ilvl="0" w:tplc="2716EF56" w:tentative="1">
-      <w:start w:val="1"/>
-      <w:numFmt w:val="bullet"/>
-      <w:lvlText w:val="●"/>
-      <w:lvlJc w:val="left"/>
-      <w:pPr>
-        <w:ind w:left="720" w:hanging="360"/>
-      </w:pPr>
-    </w:lvl>
-    <w:lvl w:ilvl="1" w:tplc="77267EA8" w:tentative="1">
-      <w:start w:val="1"/>
-      <w:numFmt w:val="bullet"/>
-      <w:lvlText w:val="○"/>
-      <w:lvlJc w:val="left"/>
-      <w:pPr>
-        <w:ind w:left="1440" w:hanging="360"/>
-      </w:pPr>
-    </w:lvl>
-    <w:lvl w:ilvl="2" w:tplc="576418DC" w:tentative="1">
-      <w:start w:val="1"/>
-      <w:numFmt w:val="bullet"/>
-      <w:lvlText w:val="■"/>
-      <w:lvlJc w:val="left"/>
-      <w:pPr>
-        <w:ind w:left="2160" w:hanging="360"/>
-      </w:pPr>
-    </w:lvl>
-    <w:lvl w:ilvl="3" w:tplc="0674F7FC" w:tentative="1">
-      <w:start w:val="1"/>
-      <w:numFmt w:val="bullet"/>
-      <w:lvlText w:val="●"/>
-      <w:lvlJc w:val="left"/>
-      <w:pPr>
-        <w:ind w:left="2880" w:hanging="360"/>
-      </w:pPr>
-    </w:lvl>
-    <w:lvl w:ilvl="4" w:tplc="3BD60FCC" w:tentative="1">
-      <w:start w:val="1"/>
-      <w:numFmt w:val="bullet"/>
-      <w:lvlText w:val="○"/>
-      <w:lvlJc w:val="left"/>
-      <w:pPr>
-        <w:ind w:left="3600" w:hanging="360"/>
-      </w:pPr>
-    </w:lvl>
-    <w:lvl w:ilvl="5" w:tplc="7138CB22" w:tentative="1">
-      <w:start w:val="1"/>
-      <w:numFmt w:val="bullet"/>
-      <w:lvlText w:val="■"/>
-      <w:lvlJc w:val="left"/>
-      <w:pPr>
-        <w:ind w:left="4320" w:hanging="360"/>
-      </w:pPr>
-    </w:lvl>
-    <w:lvl w:ilvl="6" w:tplc="50EA908A" w:tentative="1">
-      <w:start w:val="1"/>
-      <w:numFmt w:val="bullet"/>
-      <w:lvlText w:val="●"/>
-      <w:lvlJc w:val="left"/>
-      <w:pPr>
-        <w:ind w:left="5040" w:hanging="360"/>
-      </w:pPr>
-    </w:lvl>
-    <w:lvl w:ilvl="7" w:tplc="7F22B572" w:tentative="1">
-      <w:start w:val="1"/>
-      <w:numFmt w:val="bullet"/>
-      <w:lvlText w:val="●"/>
-      <w:lvlJc w:val="left"/>
-      <w:pPr>
-        <w:ind w:left="5760" w:hanging="360"/>
-      </w:pPr>
-    </w:lvl>
-    <w:lvl w:ilvl="8" w:tplc="7368B63E" w:tentative="1">
-      <w:start w:val="1"/>
-      <w:numFmt w:val="bullet"/>
-      <w:lvlText w:val="●"/>
-      <w:lvlJc w:val="left"/>
-      <w:pPr>
-        <w:ind w:left="6480" w:hanging="360"/>
-      </w:pPr>
-    </w:lvl>
-  </w:abstractNum>
-  <w:num w:numId="1" w16cid:durableId="36707349">
-    <w:abstractNumId w:val="6"/>
-    <w:lvlOverride w:ilvl="0">
-      <w:startOverride w:val="1"/>
-    </w:lvlOverride>
-  </w:num>
-  <w:num w:numId="2" w16cid:durableId="1395423117">
+  <w:num w:numId="1" w16cid:durableId="613292481">
     <w:abstractNumId w:val="2"/>
     <w:lvlOverride w:ilvl="0">
       <w:startOverride w:val="1"/>
     </w:lvlOverride>
   </w:num>
-  <w:num w:numId="3" w16cid:durableId="2076925738">
+  <w:num w:numId="2" w16cid:durableId="617874619">
     <w:abstractNumId w:val="3"/>
     <w:lvlOverride w:ilvl="0">
       <w:startOverride w:val="1"/>
     </w:lvlOverride>
   </w:num>
-  <w:num w:numId="4" w16cid:durableId="1231191305">
+  <w:num w:numId="3" w16cid:durableId="685719314">
+    <w:abstractNumId w:val="4"/>
+    <w:lvlOverride w:ilvl="0">
+      <w:startOverride w:val="1"/>
+    </w:lvlOverride>
+  </w:num>
+  <w:num w:numId="4" w16cid:durableId="252586961">
+    <w:abstractNumId w:val="0"/>
+    <w:lvlOverride w:ilvl="0">
+      <w:startOverride w:val="1"/>
+    </w:lvlOverride>
+  </w:num>
+  <w:num w:numId="5" w16cid:durableId="188032593">
     <w:abstractNumId w:val="5"/>
     <w:lvlOverride w:ilvl="0">
       <w:startOverride w:val="1"/>
     </w:lvlOverride>
   </w:num>
-  <w:num w:numId="5" w16cid:durableId="94787086">
-    <w:abstractNumId w:val="1"/>
-    <w:lvlOverride w:ilvl="0">
-      <w:startOverride w:val="1"/>
-    </w:lvlOverride>
-  </w:num>
-  <w:num w:numId="6" w16cid:durableId="737092445">
-    <w:abstractNumId w:val="4"/>
+  <w:num w:numId="6" w16cid:durableId="2039230624">
+    <w:abstractNumId w:val="6"/>
     <w:lvlOverride w:ilvl="0">
       <w:startOverride w:val="1"/>
     </w:lvlOverride>
@@ -4553,7 +4553,7 @@
     <w:autoRedefine/>
     <w:uiPriority w:val="39"/>
     <w:unhideWhenUsed/>
-    <w:rsid w:val="00EB2CF6"/>
+    <w:rsid w:val="00894409"/>
     <w:pPr>
       <w:spacing w:after="100"/>
     </w:pPr>

--- a/discoverer-neo/docs/user-guide/manual/Discoverer-Neo-VIEWER-Guide-Quick-es-ES.docx
+++ b/discoverer-neo/docs/user-guide/manual/Discoverer-Neo-VIEWER-Guide-Quick-es-ES.docx
@@ -54,7 +54,7 @@
           <w:sz w:val="22"/>
           <w:szCs w:val="22"/>
         </w:rPr>
-        <w:t>Versión 2.0.1</w:t>
+        <w:t>Versión 2.1.0</w:t>
       </w:r>
     </w:p>
     <w:p>
@@ -74,7 +74,7 @@
     <w:sdt>
       <w:sdtPr>
         <w:alias w:val="Índice"/>
-        <w:id w:val="-784109352"/>
+        <w:id w:val="-1017377961"/>
       </w:sdtPr>
       <w:sdtEndPr/>
       <w:sdtContent>
@@ -102,7 +102,7 @@
           <w:r>
             <w:fldChar w:fldCharType="separate"/>
           </w:r>
-          <w:hyperlink w:anchor="_Toc241671857" w:history="1">
+          <w:hyperlink w:anchor="_Toc241697174" w:history="1">
             <w:r>
               <w:rPr>
                 <w:rStyle w:val="Hiperligao"/>
@@ -126,7 +126,7 @@
               <w:rPr>
                 <w:noProof/>
               </w:rPr>
-              <w:instrText xml:space="preserve"> PAGEREF _Toc241671857 \h </w:instrText>
+              <w:instrText xml:space="preserve"> PAGEREF _Toc241697174 \h </w:instrText>
             </w:r>
             <w:r>
               <w:rPr>
@@ -168,7 +168,7 @@
               <w14:ligatures w14:val="standardContextual"/>
             </w:rPr>
           </w:pPr>
-          <w:hyperlink w:anchor="_Toc241671858" w:history="1">
+          <w:hyperlink w:anchor="_Toc241697175" w:history="1">
             <w:r>
               <w:rPr>
                 <w:rStyle w:val="Hiperligao"/>
@@ -192,7 +192,7 @@
               <w:rPr>
                 <w:noProof/>
               </w:rPr>
-              <w:instrText xml:space="preserve"> PAGEREF _Toc241671858 \h </w:instrText>
+              <w:instrText xml:space="preserve"> PAGEREF _Toc241697175 \h </w:instrText>
             </w:r>
             <w:r>
               <w:rPr>
@@ -234,7 +234,7 @@
               <w14:ligatures w14:val="standardContextual"/>
             </w:rPr>
           </w:pPr>
-          <w:hyperlink w:anchor="_Toc241671859" w:history="1">
+          <w:hyperlink w:anchor="_Toc241697176" w:history="1">
             <w:r>
               <w:rPr>
                 <w:rStyle w:val="Hiperligao"/>
@@ -258,7 +258,7 @@
               <w:rPr>
                 <w:noProof/>
               </w:rPr>
-              <w:instrText xml:space="preserve"> PAGEREF _Toc241671859 \h </w:instrText>
+              <w:instrText xml:space="preserve"> PAGEREF _Toc241697176 \h </w:instrText>
             </w:r>
             <w:r>
               <w:rPr>
@@ -300,7 +300,7 @@
               <w14:ligatures w14:val="standardContextual"/>
             </w:rPr>
           </w:pPr>
-          <w:hyperlink w:anchor="_Toc241671860" w:history="1">
+          <w:hyperlink w:anchor="_Toc241697177" w:history="1">
             <w:r>
               <w:rPr>
                 <w:rStyle w:val="Hiperligao"/>
@@ -324,7 +324,7 @@
               <w:rPr>
                 <w:noProof/>
               </w:rPr>
-              <w:instrText xml:space="preserve"> PAGEREF _Toc241671860 \h </w:instrText>
+              <w:instrText xml:space="preserve"> PAGEREF _Toc241697177 \h </w:instrText>
             </w:r>
             <w:r>
               <w:rPr>
@@ -366,7 +366,7 @@
               <w14:ligatures w14:val="standardContextual"/>
             </w:rPr>
           </w:pPr>
-          <w:hyperlink w:anchor="_Toc241671861" w:history="1">
+          <w:hyperlink w:anchor="_Toc241697178" w:history="1">
             <w:r>
               <w:rPr>
                 <w:rStyle w:val="Hiperligao"/>
@@ -390,7 +390,7 @@
               <w:rPr>
                 <w:noProof/>
               </w:rPr>
-              <w:instrText xml:space="preserve"> PAGEREF _Toc241671861 \h </w:instrText>
+              <w:instrText xml:space="preserve"> PAGEREF _Toc241697178 \h </w:instrText>
             </w:r>
             <w:r>
               <w:rPr>
@@ -432,7 +432,7 @@
               <w14:ligatures w14:val="standardContextual"/>
             </w:rPr>
           </w:pPr>
-          <w:hyperlink w:anchor="_Toc241671862" w:history="1">
+          <w:hyperlink w:anchor="_Toc241697179" w:history="1">
             <w:r>
               <w:rPr>
                 <w:rStyle w:val="Hiperligao"/>
@@ -456,7 +456,7 @@
               <w:rPr>
                 <w:noProof/>
               </w:rPr>
-              <w:instrText xml:space="preserve"> PAGEREF _Toc241671862 \h </w:instrText>
+              <w:instrText xml:space="preserve"> PAGEREF _Toc241697179 \h </w:instrText>
             </w:r>
             <w:r>
               <w:rPr>
@@ -504,7 +504,7 @@
       <w:pPr>
         <w:pStyle w:val="Ttulo1"/>
       </w:pPr>
-      <w:bookmarkStart w:id="0" w:name="_Toc241671857"/>
+      <w:bookmarkStart w:id="0" w:name="_Toc241697174"/>
       <w:r>
         <w:lastRenderedPageBreak/>
         <w:t>Su rol en una página</w:t>
@@ -561,7 +561,7 @@
           <w:left w:w="10" w:type="dxa"/>
           <w:right w:w="10" w:type="dxa"/>
         </w:tblCellMar>
-        <w:tblLook w:val="0000" w:firstRow="0" w:lastRow="0" w:firstColumn="0" w:lastColumn="0" w:noHBand="0" w:noVBand="0"/>
+        <w:tblLook w:val="04A0" w:firstRow="1" w:lastRow="0" w:firstColumn="1" w:lastColumn="0" w:noHBand="0" w:noVBand="1"/>
       </w:tblPr>
       <w:tblGrid>
         <w:gridCol w:w="4513"/>
@@ -1010,10 +1010,10 @@
           <w:noProof/>
         </w:rPr>
         <w:drawing>
-          <wp:inline distT="0" distB="0" distL="0" distR="0" wp14:anchorId="7CB34D11" wp14:editId="05A06E61">
+          <wp:inline distT="0" distB="0" distL="0" distR="0" wp14:anchorId="4BD8A7A9" wp14:editId="51A4EEF0">
             <wp:extent cx="5715000" cy="3571875"/>
             <wp:effectExtent l="0" t="0" r="0" b="0"/>
-            <wp:docPr id="477" name="01-login.png" descr="La página de inicio de sesión con Correo electrónico, Contraseña, Recordarme y el botón Iniciar sesión." title="La página de inicio de sesión con Correo electrónico, Contraseña, Recordarme y el botón Iniciar sesión."/>
+            <wp:docPr id="441" name="01-login.png" descr="La página de inicio de sesión con Correo electrónico, Contraseña, Recordarme y el botón Iniciar sesión." title="La página de inicio de sesión con Correo electrónico, Contraseña, Recordarme y el botón Iniciar sesión."/>
             <wp:cNvGraphicFramePr>
               <a:graphicFrameLocks xmlns:a="http://schemas.openxmlformats.org/drawingml/2006/main" noChangeAspect="1"/>
             </wp:cNvGraphicFramePr>
@@ -1063,7 +1063,7 @@
         <w:pStyle w:val="Ttulo1"/>
         <w:pageBreakBefore/>
       </w:pPr>
-      <w:bookmarkStart w:id="1" w:name="_Toc241671858"/>
+      <w:bookmarkStart w:id="1" w:name="_Toc241697175"/>
       <w:r>
         <w:lastRenderedPageBreak/>
         <w:t>Panel y Mapas</w:t>
@@ -1106,10 +1106,10 @@
           <w:noProof/>
         </w:rPr>
         <w:drawing>
-          <wp:inline distT="0" distB="0" distL="0" distR="0" wp14:anchorId="76B7339C" wp14:editId="6D43E699">
+          <wp:inline distT="0" distB="0" distL="0" distR="0" wp14:anchorId="3F6F4049" wp14:editId="2A01F4DB">
             <wp:extent cx="5715000" cy="3429000"/>
             <wp:effectExtent l="0" t="0" r="0" b="0"/>
-            <wp:docPr id="478" name="03-maps-all.png" descr="La lista de Mapas, pestaña Todos, donde cada mapa solo tiene el icono Abrir." title="La lista de Mapas, pestaña Todos, donde cada mapa solo tiene el icono Abrir."/>
+            <wp:docPr id="442" name="03-maps-all.png" descr="La lista de Mapas, pestaña Todos, donde cada mapa solo tiene el icono Abrir." title="La lista de Mapas, pestaña Todos, donde cada mapa solo tiene el icono Abrir."/>
             <wp:cNvGraphicFramePr>
               <a:graphicFrameLocks xmlns:a="http://schemas.openxmlformats.org/drawingml/2006/main" noChangeAspect="1"/>
             </wp:cNvGraphicFramePr>
@@ -1266,7 +1266,7 @@
           <w:left w:w="10" w:type="dxa"/>
           <w:right w:w="10" w:type="dxa"/>
         </w:tblCellMar>
-        <w:tblLook w:val="0000" w:firstRow="0" w:lastRow="0" w:firstColumn="0" w:lastColumn="0" w:noHBand="0" w:noVBand="0"/>
+        <w:tblLook w:val="04A0" w:firstRow="1" w:lastRow="0" w:firstColumn="1" w:lastColumn="0" w:noHBand="0" w:noVBand="1"/>
       </w:tblPr>
       <w:tblGrid>
         <w:gridCol w:w="4513"/>
@@ -1578,7 +1578,7 @@
         <w:pStyle w:val="Ttulo1"/>
         <w:pageBreakBefore/>
       </w:pPr>
-      <w:bookmarkStart w:id="2" w:name="_Toc241671859"/>
+      <w:bookmarkStart w:id="2" w:name="_Toc241697176"/>
       <w:r>
         <w:lastRenderedPageBreak/>
         <w:t>Ejecutar y leer un mapa</w:t>
@@ -1601,10 +1601,10 @@
           <w:noProof/>
         </w:rPr>
         <w:drawing>
-          <wp:inline distT="0" distB="0" distL="0" distR="0" wp14:anchorId="60F27065" wp14:editId="4FCEB36C">
+          <wp:inline distT="0" distB="0" distL="0" distR="0" wp14:anchorId="281B4236" wp14:editId="38C7E47D">
             <wp:extent cx="5715000" cy="3571875"/>
             <wp:effectExtent l="0" t="0" r="0" b="0"/>
-            <wp:docPr id="479" name="06-viewer-results.png" descr="Una ejecución completada con los botones Excel, CSV y PDF sobre la cuadrícula de resultados." title="Una ejecución completada con los botones Excel, CSV y PDF sobre la cuadrícula de resultados."/>
+            <wp:docPr id="443" name="06-viewer-results.png" descr="Una ejecución completada con los botones Excel, CSV y PDF sobre la cuadrícula de resultados." title="Una ejecución completada con los botones Excel, CSV y PDF sobre la cuadrícula de resultados."/>
             <wp:cNvGraphicFramePr>
               <a:graphicFrameLocks xmlns:a="http://schemas.openxmlformats.org/drawingml/2006/main" noChangeAspect="1"/>
             </wp:cNvGraphicFramePr>
@@ -1794,7 +1794,7 @@
           <w:left w:w="10" w:type="dxa"/>
           <w:right w:w="10" w:type="dxa"/>
         </w:tblCellMar>
-        <w:tblLook w:val="0000" w:firstRow="0" w:lastRow="0" w:firstColumn="0" w:lastColumn="0" w:noHBand="0" w:noVBand="0"/>
+        <w:tblLook w:val="04A0" w:firstRow="1" w:lastRow="0" w:firstColumn="1" w:lastColumn="0" w:noHBand="0" w:noVBand="1"/>
       </w:tblPr>
       <w:tblGrid>
         <w:gridCol w:w="4513"/>
@@ -2117,7 +2117,7 @@
         <w:pStyle w:val="Ttulo1"/>
         <w:pageBreakBefore/>
       </w:pPr>
-      <w:bookmarkStart w:id="3" w:name="_Toc241671860"/>
+      <w:bookmarkStart w:id="3" w:name="_Toc241697177"/>
       <w:r>
         <w:lastRenderedPageBreak/>
         <w:t>Ejecuciones y Exportaciones</w:t>
@@ -2157,10 +2157,10 @@
           <w:noProof/>
         </w:rPr>
         <w:drawing>
-          <wp:inline distT="0" distB="0" distL="0" distR="0" wp14:anchorId="47C6232E" wp14:editId="17407999">
+          <wp:inline distT="0" distB="0" distL="0" distR="0" wp14:anchorId="67956533" wp14:editId="695854E7">
             <wp:extent cx="5715000" cy="3571875"/>
             <wp:effectExtent l="0" t="0" r="0" b="0"/>
-            <wp:docPr id="480" name="07-runs.png" descr="La página Ejecuciones con las ejecuciones propias del Viewer." title="La página Ejecuciones con las ejecuciones propias del Viewer."/>
+            <wp:docPr id="444" name="07-runs.png" descr="La página Ejecuciones con las ejecuciones propias del Viewer." title="La página Ejecuciones con las ejecuciones propias del Viewer."/>
             <wp:cNvGraphicFramePr>
               <a:graphicFrameLocks xmlns:a="http://schemas.openxmlformats.org/drawingml/2006/main" noChangeAspect="1"/>
             </wp:cNvGraphicFramePr>
@@ -2324,7 +2324,7 @@
           <w:left w:w="10" w:type="dxa"/>
           <w:right w:w="10" w:type="dxa"/>
         </w:tblCellMar>
-        <w:tblLook w:val="0000" w:firstRow="0" w:lastRow="0" w:firstColumn="0" w:lastColumn="0" w:noHBand="0" w:noVBand="0"/>
+        <w:tblLook w:val="04A0" w:firstRow="1" w:lastRow="0" w:firstColumn="1" w:lastColumn="0" w:noHBand="0" w:noVBand="1"/>
       </w:tblPr>
       <w:tblGrid>
         <w:gridCol w:w="4513"/>
@@ -2538,7 +2538,7 @@
         <w:pStyle w:val="Ttulo1"/>
         <w:pageBreakBefore/>
       </w:pPr>
-      <w:bookmarkStart w:id="4" w:name="_Toc241671861"/>
+      <w:bookmarkStart w:id="4" w:name="_Toc241697178"/>
       <w:r>
         <w:lastRenderedPageBreak/>
         <w:t>Programaciones</w:t>
@@ -2591,10 +2591,10 @@
           <w:noProof/>
         </w:rPr>
         <w:drawing>
-          <wp:inline distT="0" distB="0" distL="0" distR="0" wp14:anchorId="1F85ACEA" wp14:editId="664747AD">
+          <wp:inline distT="0" distB="0" distL="0" distR="0" wp14:anchorId="7CBE1A06" wp14:editId="23F95EE7">
             <wp:extent cx="5715000" cy="3571875"/>
             <wp:effectExtent l="0" t="0" r="0" b="0"/>
-            <wp:docPr id="481" name="09-schedules.png" descr="La página Programaciones con el mensaje Aún no hay programaciones." title="La página Programaciones con el mensaje Aún no hay programaciones."/>
+            <wp:docPr id="445" name="09-schedules.png" descr="La página Programaciones con el mensaje Aún no hay programaciones." title="La página Programaciones con el mensaje Aún no hay programaciones."/>
             <wp:cNvGraphicFramePr>
               <a:graphicFrameLocks xmlns:a="http://schemas.openxmlformats.org/drawingml/2006/main" noChangeAspect="1"/>
             </wp:cNvGraphicFramePr>
@@ -2791,7 +2791,7 @@
           <w:left w:w="10" w:type="dxa"/>
           <w:right w:w="10" w:type="dxa"/>
         </w:tblCellMar>
-        <w:tblLook w:val="0000" w:firstRow="0" w:lastRow="0" w:firstColumn="0" w:lastColumn="0" w:noHBand="0" w:noVBand="0"/>
+        <w:tblLook w:val="04A0" w:firstRow="1" w:lastRow="0" w:firstColumn="1" w:lastColumn="0" w:noHBand="0" w:noVBand="1"/>
       </w:tblPr>
       <w:tblGrid>
         <w:gridCol w:w="4513"/>
@@ -3057,7 +3057,7 @@
         <w:pStyle w:val="Ttulo1"/>
         <w:pageBreakBefore/>
       </w:pPr>
-      <w:bookmarkStart w:id="5" w:name="_Toc241671862"/>
+      <w:bookmarkStart w:id="5" w:name="_Toc241697179"/>
       <w:r>
         <w:lastRenderedPageBreak/>
         <w:t>Configuración</w:t>
@@ -3090,10 +3090,10 @@
           <w:noProof/>
         </w:rPr>
         <w:drawing>
-          <wp:inline distT="0" distB="0" distL="0" distR="0" wp14:anchorId="2992890E" wp14:editId="75A0A364">
+          <wp:inline distT="0" distB="0" distL="0" distR="0" wp14:anchorId="30BA8E2C" wp14:editId="7FED080B">
             <wp:extent cx="5715000" cy="3571875"/>
             <wp:effectExtent l="0" t="0" r="0" b="0"/>
-            <wp:docPr id="482" name="04-settings.png" descr="La página Configuración con las tarjetas Idioma, Tema y Paleta de colores." title="La página Configuración con las tarjetas Idioma, Tema y Paleta de colores."/>
+            <wp:docPr id="446" name="04-settings.png" descr="La página Configuración con las tarjetas Idioma, Tema y Paleta de colores." title="La página Configuración con las tarjetas Idioma, Tema y Paleta de colores."/>
             <wp:cNvGraphicFramePr>
               <a:graphicFrameLocks xmlns:a="http://schemas.openxmlformats.org/drawingml/2006/main" noChangeAspect="1"/>
             </wp:cNvGraphicFramePr>
@@ -3399,7 +3399,7 @@
         <w:sz w:val="16"/>
         <w:szCs w:val="16"/>
       </w:rPr>
-      <w:t>Discoverer Neo 2.0.1 · Guía rápida · VIEWER</w:t>
+      <w:t>Discoverer Neo 2.1.0 · Guía rápida · VIEWER</w:t>
     </w:r>
   </w:p>
 </w:hdr>
@@ -3408,10 +3408,10 @@
 <file path=word/numbering.xml><?xml version="1.0" encoding="utf-8"?>
 <w:numbering xmlns:wpc="http://schemas.microsoft.com/office/word/2010/wordprocessingCanvas" xmlns:cx="http://schemas.microsoft.com/office/drawing/2014/chartex" xmlns:cx1="http://schemas.microsoft.com/office/drawing/2015/9/8/chartex" xmlns:cx2="http://schemas.microsoft.com/office/drawing/2015/10/21/chartex" xmlns:cx3="http://schemas.microsoft.com/office/drawing/2016/5/9/chartex" xmlns:cx4="http://schemas.microsoft.com/office/drawing/2016/5/10/chartex" xmlns:cx5="http://schemas.microsoft.com/office/drawing/2016/5/11/chartex" xmlns:cx6="http://schemas.microsoft.com/office/drawing/2016/5/12/chartex" xmlns:cx7="http://schemas.microsoft.com/office/drawing/2016/5/13/chartex" xmlns:cx8="http://schemas.microsoft.com/office/drawing/2016/5/14/chartex" xmlns:mc="http://schemas.openxmlformats.org/markup-compatibility/2006" xmlns:aink="http://schemas.microsoft.com/office/drawing/2016/ink" xmlns:am3d="http://schemas.microsoft.com/office/drawing/2017/model3d" xmlns:o="urn:schemas-microsoft-com:office:office" xmlns:oel="http://schemas.microsoft.com/office/2019/extlst" xmlns:r="http://schemas.openxmlformats.org/officeDocument/2006/relationships" xmlns:m="http://schemas.openxmlformats.org/officeDocument/2006/math" xmlns:v="urn:schemas-microsoft-com:vml" xmlns:wp14="http://schemas.microsoft.com/office/word/2010/wordprocessingDrawing" xmlns:wp="http://schemas.openxmlformats.org/drawingml/2006/wordprocessingDrawing" xmlns:w10="urn:schemas-microsoft-com:office:word" xmlns:w="http://schemas.openxmlformats.org/wordprocessingml/2006/main" xmlns:w14="http://schemas.microsoft.com/office/word/2010/wordml" xmlns:w15="http://schemas.microsoft.com/office/word/2012/wordml" xmlns:w16cex="http://schemas.microsoft.com/office/word/2018/wordml/cex" xmlns:w16cid="http://schemas.microsoft.com/office/word/2016/wordml/cid" xmlns:w16="http://schemas.microsoft.com/office/word/2018/wordml" xmlns:w16sdtdh="http://schemas.microsoft.com/office/word/2020/wordml/sdtdatahash" xmlns:w16se="http://schemas.microsoft.com/office/word/2015/wordml/symex" xmlns:wpg="http://schemas.microsoft.com/office/word/2010/wordprocessingGroup" xmlns:wpi="http://schemas.microsoft.com/office/word/2010/wordprocessingInk" xmlns:wne="http://schemas.microsoft.com/office/word/2006/wordml" xmlns:wps="http://schemas.microsoft.com/office/word/2010/wordprocessingShape" mc:Ignorable="w14 w15 w16se w16cid w16 w16cex w16sdtdh wp14">
   <w:abstractNum w:abstractNumId="0" w15:restartNumberingAfterBreak="0">
-    <w:nsid w:val="16E628A3"/>
+    <w:nsid w:val="1BC2170F"/>
     <w:multiLevelType w:val="hybridMultilevel"/>
-    <w:tmpl w:val="54CA41C6"/>
-    <w:lvl w:ilvl="0" w:tplc="971CB668">
+    <w:tmpl w:val="BC72E9A2"/>
+    <w:lvl w:ilvl="0" w:tplc="795C2AFA">
       <w:start w:val="1"/>
       <w:numFmt w:val="decimal"/>
       <w:lvlText w:val="%1."/>
@@ -3420,7 +3420,7 @@
         <w:ind w:left="360" w:hanging="300"/>
       </w:pPr>
     </w:lvl>
-    <w:lvl w:ilvl="1" w:tplc="66F2D910" w:tentative="1">
+    <w:lvl w:ilvl="1" w:tplc="1B40E38E" w:tentative="1">
       <w:start w:val="1"/>
       <w:numFmt w:val="lowerLetter"/>
       <w:lvlText w:val="%2."/>
@@ -3429,47 +3429,307 @@
         <w:ind w:left="720" w:hanging="300"/>
       </w:pPr>
     </w:lvl>
-    <w:lvl w:ilvl="2" w:tplc="B860E656">
+    <w:lvl w:ilvl="2" w:tplc="81BC89B4">
       <w:numFmt w:val="decimal"/>
       <w:lvlText w:val=""/>
       <w:lvlJc w:val="left"/>
     </w:lvl>
-    <w:lvl w:ilvl="3" w:tplc="EDDA76F6">
+    <w:lvl w:ilvl="3" w:tplc="29F4CFB2">
       <w:numFmt w:val="decimal"/>
       <w:lvlText w:val=""/>
       <w:lvlJc w:val="left"/>
     </w:lvl>
-    <w:lvl w:ilvl="4" w:tplc="30DCC2D4">
+    <w:lvl w:ilvl="4" w:tplc="8478664A">
       <w:numFmt w:val="decimal"/>
       <w:lvlText w:val=""/>
       <w:lvlJc w:val="left"/>
     </w:lvl>
-    <w:lvl w:ilvl="5" w:tplc="ECB22F4A">
+    <w:lvl w:ilvl="5" w:tplc="B596E824">
       <w:numFmt w:val="decimal"/>
       <w:lvlText w:val=""/>
       <w:lvlJc w:val="left"/>
     </w:lvl>
-    <w:lvl w:ilvl="6" w:tplc="8870D174">
+    <w:lvl w:ilvl="6" w:tplc="65DAC5B8">
       <w:numFmt w:val="decimal"/>
       <w:lvlText w:val=""/>
       <w:lvlJc w:val="left"/>
     </w:lvl>
-    <w:lvl w:ilvl="7" w:tplc="D2B051B2">
+    <w:lvl w:ilvl="7" w:tplc="C03C3216">
       <w:numFmt w:val="decimal"/>
       <w:lvlText w:val=""/>
       <w:lvlJc w:val="left"/>
     </w:lvl>
-    <w:lvl w:ilvl="8" w:tplc="9D962964">
+    <w:lvl w:ilvl="8" w:tplc="C968597C">
       <w:numFmt w:val="decimal"/>
       <w:lvlText w:val=""/>
       <w:lvlJc w:val="left"/>
     </w:lvl>
   </w:abstractNum>
   <w:abstractNum w:abstractNumId="1" w15:restartNumberingAfterBreak="0">
-    <w:nsid w:val="18051A11"/>
+    <w:nsid w:val="2C502CC3"/>
     <w:multiLevelType w:val="hybridMultilevel"/>
-    <w:tmpl w:val="527A78FC"/>
-    <w:lvl w:ilvl="0" w:tplc="E1786418" w:tentative="1">
+    <w:tmpl w:val="E880F536"/>
+    <w:lvl w:ilvl="0" w:tplc="9E802432">
+      <w:start w:val="1"/>
+      <w:numFmt w:val="decimal"/>
+      <w:lvlText w:val="%1."/>
+      <w:lvlJc w:val="left"/>
+      <w:pPr>
+        <w:ind w:left="360" w:hanging="300"/>
+      </w:pPr>
+    </w:lvl>
+    <w:lvl w:ilvl="1" w:tplc="13B6AC32" w:tentative="1">
+      <w:start w:val="1"/>
+      <w:numFmt w:val="lowerLetter"/>
+      <w:lvlText w:val="%2."/>
+      <w:lvlJc w:val="left"/>
+      <w:pPr>
+        <w:ind w:left="720" w:hanging="300"/>
+      </w:pPr>
+    </w:lvl>
+    <w:lvl w:ilvl="2" w:tplc="9C62EA90">
+      <w:numFmt w:val="decimal"/>
+      <w:lvlText w:val=""/>
+      <w:lvlJc w:val="left"/>
+    </w:lvl>
+    <w:lvl w:ilvl="3" w:tplc="4E0A3042">
+      <w:numFmt w:val="decimal"/>
+      <w:lvlText w:val=""/>
+      <w:lvlJc w:val="left"/>
+    </w:lvl>
+    <w:lvl w:ilvl="4" w:tplc="D31A0AD0">
+      <w:numFmt w:val="decimal"/>
+      <w:lvlText w:val=""/>
+      <w:lvlJc w:val="left"/>
+    </w:lvl>
+    <w:lvl w:ilvl="5" w:tplc="3BF80042">
+      <w:numFmt w:val="decimal"/>
+      <w:lvlText w:val=""/>
+      <w:lvlJc w:val="left"/>
+    </w:lvl>
+    <w:lvl w:ilvl="6" w:tplc="4ADC4AB4">
+      <w:numFmt w:val="decimal"/>
+      <w:lvlText w:val=""/>
+      <w:lvlJc w:val="left"/>
+    </w:lvl>
+    <w:lvl w:ilvl="7" w:tplc="28BE5946">
+      <w:numFmt w:val="decimal"/>
+      <w:lvlText w:val=""/>
+      <w:lvlJc w:val="left"/>
+    </w:lvl>
+    <w:lvl w:ilvl="8" w:tplc="61546C8E">
+      <w:numFmt w:val="decimal"/>
+      <w:lvlText w:val=""/>
+      <w:lvlJc w:val="left"/>
+    </w:lvl>
+  </w:abstractNum>
+  <w:abstractNum w:abstractNumId="2" w15:restartNumberingAfterBreak="0">
+    <w:nsid w:val="38C87D68"/>
+    <w:multiLevelType w:val="hybridMultilevel"/>
+    <w:tmpl w:val="C062EF8A"/>
+    <w:lvl w:ilvl="0" w:tplc="001A229A" w:tentative="1">
+      <w:start w:val="1"/>
+      <w:numFmt w:val="bullet"/>
+      <w:lvlText w:val="●"/>
+      <w:lvlJc w:val="left"/>
+      <w:pPr>
+        <w:ind w:left="720" w:hanging="360"/>
+      </w:pPr>
+    </w:lvl>
+    <w:lvl w:ilvl="1" w:tplc="B5065C68" w:tentative="1">
+      <w:start w:val="1"/>
+      <w:numFmt w:val="bullet"/>
+      <w:lvlText w:val="○"/>
+      <w:lvlJc w:val="left"/>
+      <w:pPr>
+        <w:ind w:left="1440" w:hanging="360"/>
+      </w:pPr>
+    </w:lvl>
+    <w:lvl w:ilvl="2" w:tplc="789A06DC" w:tentative="1">
+      <w:start w:val="1"/>
+      <w:numFmt w:val="bullet"/>
+      <w:lvlText w:val="■"/>
+      <w:lvlJc w:val="left"/>
+      <w:pPr>
+        <w:ind w:left="2160" w:hanging="360"/>
+      </w:pPr>
+    </w:lvl>
+    <w:lvl w:ilvl="3" w:tplc="79E6100A" w:tentative="1">
+      <w:start w:val="1"/>
+      <w:numFmt w:val="bullet"/>
+      <w:lvlText w:val="●"/>
+      <w:lvlJc w:val="left"/>
+      <w:pPr>
+        <w:ind w:left="2880" w:hanging="360"/>
+      </w:pPr>
+    </w:lvl>
+    <w:lvl w:ilvl="4" w:tplc="A7F4D60C" w:tentative="1">
+      <w:start w:val="1"/>
+      <w:numFmt w:val="bullet"/>
+      <w:lvlText w:val="○"/>
+      <w:lvlJc w:val="left"/>
+      <w:pPr>
+        <w:ind w:left="3600" w:hanging="360"/>
+      </w:pPr>
+    </w:lvl>
+    <w:lvl w:ilvl="5" w:tplc="467A0C96" w:tentative="1">
+      <w:start w:val="1"/>
+      <w:numFmt w:val="bullet"/>
+      <w:lvlText w:val="■"/>
+      <w:lvlJc w:val="left"/>
+      <w:pPr>
+        <w:ind w:left="4320" w:hanging="360"/>
+      </w:pPr>
+    </w:lvl>
+    <w:lvl w:ilvl="6" w:tplc="1952DA38" w:tentative="1">
+      <w:start w:val="1"/>
+      <w:numFmt w:val="bullet"/>
+      <w:lvlText w:val="●"/>
+      <w:lvlJc w:val="left"/>
+      <w:pPr>
+        <w:ind w:left="5040" w:hanging="360"/>
+      </w:pPr>
+    </w:lvl>
+    <w:lvl w:ilvl="7" w:tplc="41F6E8FC" w:tentative="1">
+      <w:start w:val="1"/>
+      <w:numFmt w:val="bullet"/>
+      <w:lvlText w:val="●"/>
+      <w:lvlJc w:val="left"/>
+      <w:pPr>
+        <w:ind w:left="5760" w:hanging="360"/>
+      </w:pPr>
+    </w:lvl>
+    <w:lvl w:ilvl="8" w:tplc="CB56581A" w:tentative="1">
+      <w:start w:val="1"/>
+      <w:numFmt w:val="bullet"/>
+      <w:lvlText w:val="●"/>
+      <w:lvlJc w:val="left"/>
+      <w:pPr>
+        <w:ind w:left="6480" w:hanging="360"/>
+      </w:pPr>
+    </w:lvl>
+  </w:abstractNum>
+  <w:abstractNum w:abstractNumId="3" w15:restartNumberingAfterBreak="0">
+    <w:nsid w:val="39FA58A3"/>
+    <w:multiLevelType w:val="hybridMultilevel"/>
+    <w:tmpl w:val="65469F96"/>
+    <w:lvl w:ilvl="0" w:tplc="E2CE939E">
+      <w:start w:val="1"/>
+      <w:numFmt w:val="decimal"/>
+      <w:lvlText w:val="%1."/>
+      <w:lvlJc w:val="left"/>
+      <w:pPr>
+        <w:ind w:left="360" w:hanging="300"/>
+      </w:pPr>
+    </w:lvl>
+    <w:lvl w:ilvl="1" w:tplc="B82CF25C" w:tentative="1">
+      <w:start w:val="1"/>
+      <w:numFmt w:val="lowerLetter"/>
+      <w:lvlText w:val="%2."/>
+      <w:lvlJc w:val="left"/>
+      <w:pPr>
+        <w:ind w:left="720" w:hanging="300"/>
+      </w:pPr>
+    </w:lvl>
+    <w:lvl w:ilvl="2" w:tplc="662ACC16">
+      <w:numFmt w:val="decimal"/>
+      <w:lvlText w:val=""/>
+      <w:lvlJc w:val="left"/>
+    </w:lvl>
+    <w:lvl w:ilvl="3" w:tplc="21DEC374">
+      <w:numFmt w:val="decimal"/>
+      <w:lvlText w:val=""/>
+      <w:lvlJc w:val="left"/>
+    </w:lvl>
+    <w:lvl w:ilvl="4" w:tplc="EF7E3DF8">
+      <w:numFmt w:val="decimal"/>
+      <w:lvlText w:val=""/>
+      <w:lvlJc w:val="left"/>
+    </w:lvl>
+    <w:lvl w:ilvl="5" w:tplc="BD5262C2">
+      <w:numFmt w:val="decimal"/>
+      <w:lvlText w:val=""/>
+      <w:lvlJc w:val="left"/>
+    </w:lvl>
+    <w:lvl w:ilvl="6" w:tplc="2D0457D0">
+      <w:numFmt w:val="decimal"/>
+      <w:lvlText w:val=""/>
+      <w:lvlJc w:val="left"/>
+    </w:lvl>
+    <w:lvl w:ilvl="7" w:tplc="2446182A">
+      <w:numFmt w:val="decimal"/>
+      <w:lvlText w:val=""/>
+      <w:lvlJc w:val="left"/>
+    </w:lvl>
+    <w:lvl w:ilvl="8" w:tplc="8646D55C">
+      <w:numFmt w:val="decimal"/>
+      <w:lvlText w:val=""/>
+      <w:lvlJc w:val="left"/>
+    </w:lvl>
+  </w:abstractNum>
+  <w:abstractNum w:abstractNumId="4" w15:restartNumberingAfterBreak="0">
+    <w:nsid w:val="3D6170E0"/>
+    <w:multiLevelType w:val="hybridMultilevel"/>
+    <w:tmpl w:val="1F94C274"/>
+    <w:lvl w:ilvl="0" w:tplc="55C27E50">
+      <w:start w:val="1"/>
+      <w:numFmt w:val="decimal"/>
+      <w:lvlText w:val="%1."/>
+      <w:lvlJc w:val="left"/>
+      <w:pPr>
+        <w:ind w:left="360" w:hanging="300"/>
+      </w:pPr>
+    </w:lvl>
+    <w:lvl w:ilvl="1" w:tplc="35042D08" w:tentative="1">
+      <w:start w:val="1"/>
+      <w:numFmt w:val="lowerLetter"/>
+      <w:lvlText w:val="%2."/>
+      <w:lvlJc w:val="left"/>
+      <w:pPr>
+        <w:ind w:left="720" w:hanging="300"/>
+      </w:pPr>
+    </w:lvl>
+    <w:lvl w:ilvl="2" w:tplc="0E80ABA2">
+      <w:numFmt w:val="decimal"/>
+      <w:lvlText w:val=""/>
+      <w:lvlJc w:val="left"/>
+    </w:lvl>
+    <w:lvl w:ilvl="3" w:tplc="E21E3D4E">
+      <w:numFmt w:val="decimal"/>
+      <w:lvlText w:val=""/>
+      <w:lvlJc w:val="left"/>
+    </w:lvl>
+    <w:lvl w:ilvl="4" w:tplc="29B8BCD4">
+      <w:numFmt w:val="decimal"/>
+      <w:lvlText w:val=""/>
+      <w:lvlJc w:val="left"/>
+    </w:lvl>
+    <w:lvl w:ilvl="5" w:tplc="961C54BA">
+      <w:numFmt w:val="decimal"/>
+      <w:lvlText w:val=""/>
+      <w:lvlJc w:val="left"/>
+    </w:lvl>
+    <w:lvl w:ilvl="6" w:tplc="B3B6E56E">
+      <w:numFmt w:val="decimal"/>
+      <w:lvlText w:val=""/>
+      <w:lvlJc w:val="left"/>
+    </w:lvl>
+    <w:lvl w:ilvl="7" w:tplc="3C247A1E">
+      <w:numFmt w:val="decimal"/>
+      <w:lvlText w:val=""/>
+      <w:lvlJc w:val="left"/>
+    </w:lvl>
+    <w:lvl w:ilvl="8" w:tplc="37FC170A">
+      <w:numFmt w:val="decimal"/>
+      <w:lvlText w:val=""/>
+      <w:lvlJc w:val="left"/>
+    </w:lvl>
+  </w:abstractNum>
+  <w:abstractNum w:abstractNumId="5" w15:restartNumberingAfterBreak="0">
+    <w:nsid w:val="44564F74"/>
+    <w:multiLevelType w:val="hybridMultilevel"/>
+    <w:tmpl w:val="A112E094"/>
+    <w:lvl w:ilvl="0" w:tplc="224E8B50" w:tentative="1">
       <w:start w:val="1"/>
       <w:numFmt w:val="bullet"/>
       <w:lvlText w:val="•"/>
@@ -3478,7 +3738,7 @@
         <w:ind w:left="360" w:hanging="260"/>
       </w:pPr>
     </w:lvl>
-    <w:lvl w:ilvl="1" w:tplc="510E1F42" w:tentative="1">
+    <w:lvl w:ilvl="1" w:tplc="2318B666" w:tentative="1">
       <w:start w:val="1"/>
       <w:numFmt w:val="bullet"/>
       <w:lvlText w:val="–"/>
@@ -3487,133 +3747,47 @@
         <w:ind w:left="720" w:hanging="260"/>
       </w:pPr>
     </w:lvl>
-    <w:lvl w:ilvl="2" w:tplc="924E5F34">
+    <w:lvl w:ilvl="2" w:tplc="073CD120">
       <w:numFmt w:val="decimal"/>
       <w:lvlText w:val=""/>
       <w:lvlJc w:val="left"/>
     </w:lvl>
-    <w:lvl w:ilvl="3" w:tplc="A3D47418">
+    <w:lvl w:ilvl="3" w:tplc="62D2A89A">
       <w:numFmt w:val="decimal"/>
       <w:lvlText w:val=""/>
       <w:lvlJc w:val="left"/>
     </w:lvl>
-    <w:lvl w:ilvl="4" w:tplc="3B86F8D4">
+    <w:lvl w:ilvl="4" w:tplc="8E1EB4CC">
       <w:numFmt w:val="decimal"/>
       <w:lvlText w:val=""/>
       <w:lvlJc w:val="left"/>
     </w:lvl>
-    <w:lvl w:ilvl="5" w:tplc="66228992">
+    <w:lvl w:ilvl="5" w:tplc="99E6A000">
       <w:numFmt w:val="decimal"/>
       <w:lvlText w:val=""/>
       <w:lvlJc w:val="left"/>
     </w:lvl>
-    <w:lvl w:ilvl="6" w:tplc="22DE0686">
+    <w:lvl w:ilvl="6" w:tplc="89040994">
       <w:numFmt w:val="decimal"/>
       <w:lvlText w:val=""/>
       <w:lvlJc w:val="left"/>
     </w:lvl>
-    <w:lvl w:ilvl="7" w:tplc="C050749E">
+    <w:lvl w:ilvl="7" w:tplc="D2964694">
       <w:numFmt w:val="decimal"/>
       <w:lvlText w:val=""/>
       <w:lvlJc w:val="left"/>
     </w:lvl>
-    <w:lvl w:ilvl="8" w:tplc="5CDA89EC">
+    <w:lvl w:ilvl="8" w:tplc="089C8684">
       <w:numFmt w:val="decimal"/>
       <w:lvlText w:val=""/>
       <w:lvlJc w:val="left"/>
     </w:lvl>
   </w:abstractNum>
-  <w:abstractNum w:abstractNumId="2" w15:restartNumberingAfterBreak="0">
-    <w:nsid w:val="219040AC"/>
+  <w:abstractNum w:abstractNumId="6" w15:restartNumberingAfterBreak="0">
+    <w:nsid w:val="5B8D686E"/>
     <w:multiLevelType w:val="hybridMultilevel"/>
-    <w:tmpl w:val="A29A8E9C"/>
-    <w:lvl w:ilvl="0" w:tplc="8C46DD44" w:tentative="1">
-      <w:start w:val="1"/>
-      <w:numFmt w:val="bullet"/>
-      <w:lvlText w:val="●"/>
-      <w:lvlJc w:val="left"/>
-      <w:pPr>
-        <w:ind w:left="720" w:hanging="360"/>
-      </w:pPr>
-    </w:lvl>
-    <w:lvl w:ilvl="1" w:tplc="2684D8A0" w:tentative="1">
-      <w:start w:val="1"/>
-      <w:numFmt w:val="bullet"/>
-      <w:lvlText w:val="○"/>
-      <w:lvlJc w:val="left"/>
-      <w:pPr>
-        <w:ind w:left="1440" w:hanging="360"/>
-      </w:pPr>
-    </w:lvl>
-    <w:lvl w:ilvl="2" w:tplc="34BA3904" w:tentative="1">
-      <w:start w:val="1"/>
-      <w:numFmt w:val="bullet"/>
-      <w:lvlText w:val="■"/>
-      <w:lvlJc w:val="left"/>
-      <w:pPr>
-        <w:ind w:left="2160" w:hanging="360"/>
-      </w:pPr>
-    </w:lvl>
-    <w:lvl w:ilvl="3" w:tplc="D250EFBC" w:tentative="1">
-      <w:start w:val="1"/>
-      <w:numFmt w:val="bullet"/>
-      <w:lvlText w:val="●"/>
-      <w:lvlJc w:val="left"/>
-      <w:pPr>
-        <w:ind w:left="2880" w:hanging="360"/>
-      </w:pPr>
-    </w:lvl>
-    <w:lvl w:ilvl="4" w:tplc="C1B60B26" w:tentative="1">
-      <w:start w:val="1"/>
-      <w:numFmt w:val="bullet"/>
-      <w:lvlText w:val="○"/>
-      <w:lvlJc w:val="left"/>
-      <w:pPr>
-        <w:ind w:left="3600" w:hanging="360"/>
-      </w:pPr>
-    </w:lvl>
-    <w:lvl w:ilvl="5" w:tplc="11069420" w:tentative="1">
-      <w:start w:val="1"/>
-      <w:numFmt w:val="bullet"/>
-      <w:lvlText w:val="■"/>
-      <w:lvlJc w:val="left"/>
-      <w:pPr>
-        <w:ind w:left="4320" w:hanging="360"/>
-      </w:pPr>
-    </w:lvl>
-    <w:lvl w:ilvl="6" w:tplc="22D0F3F2" w:tentative="1">
-      <w:start w:val="1"/>
-      <w:numFmt w:val="bullet"/>
-      <w:lvlText w:val="●"/>
-      <w:lvlJc w:val="left"/>
-      <w:pPr>
-        <w:ind w:left="5040" w:hanging="360"/>
-      </w:pPr>
-    </w:lvl>
-    <w:lvl w:ilvl="7" w:tplc="0CC67E58" w:tentative="1">
-      <w:start w:val="1"/>
-      <w:numFmt w:val="bullet"/>
-      <w:lvlText w:val="●"/>
-      <w:lvlJc w:val="left"/>
-      <w:pPr>
-        <w:ind w:left="5760" w:hanging="360"/>
-      </w:pPr>
-    </w:lvl>
-    <w:lvl w:ilvl="8" w:tplc="6A98E408" w:tentative="1">
-      <w:start w:val="1"/>
-      <w:numFmt w:val="bullet"/>
-      <w:lvlText w:val="●"/>
-      <w:lvlJc w:val="left"/>
-      <w:pPr>
-        <w:ind w:left="6480" w:hanging="360"/>
-      </w:pPr>
-    </w:lvl>
-  </w:abstractNum>
-  <w:abstractNum w:abstractNumId="3" w15:restartNumberingAfterBreak="0">
-    <w:nsid w:val="46045B01"/>
-    <w:multiLevelType w:val="hybridMultilevel"/>
-    <w:tmpl w:val="D764D0EC"/>
-    <w:lvl w:ilvl="0" w:tplc="9B024B06">
+    <w:tmpl w:val="230CD716"/>
+    <w:lvl w:ilvl="0" w:tplc="F18C2694">
       <w:start w:val="1"/>
       <w:numFmt w:val="decimal"/>
       <w:lvlText w:val="%1."/>
@@ -3622,7 +3796,7 @@
         <w:ind w:left="360" w:hanging="300"/>
       </w:pPr>
     </w:lvl>
-    <w:lvl w:ilvl="1" w:tplc="85C67958" w:tentative="1">
+    <w:lvl w:ilvl="1" w:tplc="7E9A765A" w:tentative="1">
       <w:start w:val="1"/>
       <w:numFmt w:val="lowerLetter"/>
       <w:lvlText w:val="%2."/>
@@ -3631,248 +3805,74 @@
         <w:ind w:left="720" w:hanging="300"/>
       </w:pPr>
     </w:lvl>
-    <w:lvl w:ilvl="2" w:tplc="AEE2A202">
+    <w:lvl w:ilvl="2" w:tplc="F73C770C">
       <w:numFmt w:val="decimal"/>
       <w:lvlText w:val=""/>
       <w:lvlJc w:val="left"/>
     </w:lvl>
-    <w:lvl w:ilvl="3" w:tplc="8F7295CC">
+    <w:lvl w:ilvl="3" w:tplc="7ACA3BD4">
       <w:numFmt w:val="decimal"/>
       <w:lvlText w:val=""/>
       <w:lvlJc w:val="left"/>
     </w:lvl>
-    <w:lvl w:ilvl="4" w:tplc="436853EA">
+    <w:lvl w:ilvl="4" w:tplc="BBFEA3B2">
       <w:numFmt w:val="decimal"/>
       <w:lvlText w:val=""/>
       <w:lvlJc w:val="left"/>
     </w:lvl>
-    <w:lvl w:ilvl="5" w:tplc="B2AE5AC6">
+    <w:lvl w:ilvl="5" w:tplc="8904CAA8">
       <w:numFmt w:val="decimal"/>
       <w:lvlText w:val=""/>
       <w:lvlJc w:val="left"/>
     </w:lvl>
-    <w:lvl w:ilvl="6" w:tplc="DECA6A60">
+    <w:lvl w:ilvl="6" w:tplc="49444B88">
       <w:numFmt w:val="decimal"/>
       <w:lvlText w:val=""/>
       <w:lvlJc w:val="left"/>
     </w:lvl>
-    <w:lvl w:ilvl="7" w:tplc="3B80F7B0">
+    <w:lvl w:ilvl="7" w:tplc="1F70532C">
       <w:numFmt w:val="decimal"/>
       <w:lvlText w:val=""/>
       <w:lvlJc w:val="left"/>
     </w:lvl>
-    <w:lvl w:ilvl="8" w:tplc="C2C47394">
+    <w:lvl w:ilvl="8" w:tplc="460E0FCC">
       <w:numFmt w:val="decimal"/>
       <w:lvlText w:val=""/>
       <w:lvlJc w:val="left"/>
     </w:lvl>
   </w:abstractNum>
-  <w:abstractNum w:abstractNumId="4" w15:restartNumberingAfterBreak="0">
-    <w:nsid w:val="50D41DA1"/>
-    <w:multiLevelType w:val="hybridMultilevel"/>
-    <w:tmpl w:val="D99A9556"/>
-    <w:lvl w:ilvl="0" w:tplc="ACE2EF6E">
-      <w:start w:val="1"/>
-      <w:numFmt w:val="decimal"/>
-      <w:lvlText w:val="%1."/>
-      <w:lvlJc w:val="left"/>
-      <w:pPr>
-        <w:ind w:left="360" w:hanging="300"/>
-      </w:pPr>
-    </w:lvl>
-    <w:lvl w:ilvl="1" w:tplc="03E6D61E" w:tentative="1">
-      <w:start w:val="1"/>
-      <w:numFmt w:val="lowerLetter"/>
-      <w:lvlText w:val="%2."/>
-      <w:lvlJc w:val="left"/>
-      <w:pPr>
-        <w:ind w:left="720" w:hanging="300"/>
-      </w:pPr>
-    </w:lvl>
-    <w:lvl w:ilvl="2" w:tplc="E12E60BA">
-      <w:numFmt w:val="decimal"/>
-      <w:lvlText w:val=""/>
-      <w:lvlJc w:val="left"/>
-    </w:lvl>
-    <w:lvl w:ilvl="3" w:tplc="31FAAEBE">
-      <w:numFmt w:val="decimal"/>
-      <w:lvlText w:val=""/>
-      <w:lvlJc w:val="left"/>
-    </w:lvl>
-    <w:lvl w:ilvl="4" w:tplc="55A40AC2">
-      <w:numFmt w:val="decimal"/>
-      <w:lvlText w:val=""/>
-      <w:lvlJc w:val="left"/>
-    </w:lvl>
-    <w:lvl w:ilvl="5" w:tplc="0A90B76E">
-      <w:numFmt w:val="decimal"/>
-      <w:lvlText w:val=""/>
-      <w:lvlJc w:val="left"/>
-    </w:lvl>
-    <w:lvl w:ilvl="6" w:tplc="89282C32">
-      <w:numFmt w:val="decimal"/>
-      <w:lvlText w:val=""/>
-      <w:lvlJc w:val="left"/>
-    </w:lvl>
-    <w:lvl w:ilvl="7" w:tplc="E564E216">
-      <w:numFmt w:val="decimal"/>
-      <w:lvlText w:val=""/>
-      <w:lvlJc w:val="left"/>
-    </w:lvl>
-    <w:lvl w:ilvl="8" w:tplc="E8746178">
-      <w:numFmt w:val="decimal"/>
-      <w:lvlText w:val=""/>
-      <w:lvlJc w:val="left"/>
-    </w:lvl>
-  </w:abstractNum>
-  <w:abstractNum w:abstractNumId="5" w15:restartNumberingAfterBreak="0">
-    <w:nsid w:val="56182B6D"/>
-    <w:multiLevelType w:val="hybridMultilevel"/>
-    <w:tmpl w:val="3C0C1386"/>
-    <w:lvl w:ilvl="0" w:tplc="3D044066">
-      <w:start w:val="1"/>
-      <w:numFmt w:val="decimal"/>
-      <w:lvlText w:val="%1."/>
-      <w:lvlJc w:val="left"/>
-      <w:pPr>
-        <w:ind w:left="360" w:hanging="300"/>
-      </w:pPr>
-    </w:lvl>
-    <w:lvl w:ilvl="1" w:tplc="E6B09E70" w:tentative="1">
-      <w:start w:val="1"/>
-      <w:numFmt w:val="lowerLetter"/>
-      <w:lvlText w:val="%2."/>
-      <w:lvlJc w:val="left"/>
-      <w:pPr>
-        <w:ind w:left="720" w:hanging="300"/>
-      </w:pPr>
-    </w:lvl>
-    <w:lvl w:ilvl="2" w:tplc="DD76A910">
-      <w:numFmt w:val="decimal"/>
-      <w:lvlText w:val=""/>
-      <w:lvlJc w:val="left"/>
-    </w:lvl>
-    <w:lvl w:ilvl="3" w:tplc="56D8FAB4">
-      <w:numFmt w:val="decimal"/>
-      <w:lvlText w:val=""/>
-      <w:lvlJc w:val="left"/>
-    </w:lvl>
-    <w:lvl w:ilvl="4" w:tplc="4D40F40A">
-      <w:numFmt w:val="decimal"/>
-      <w:lvlText w:val=""/>
-      <w:lvlJc w:val="left"/>
-    </w:lvl>
-    <w:lvl w:ilvl="5" w:tplc="E8523D9E">
-      <w:numFmt w:val="decimal"/>
-      <w:lvlText w:val=""/>
-      <w:lvlJc w:val="left"/>
-    </w:lvl>
-    <w:lvl w:ilvl="6" w:tplc="687A94B8">
-      <w:numFmt w:val="decimal"/>
-      <w:lvlText w:val=""/>
-      <w:lvlJc w:val="left"/>
-    </w:lvl>
-    <w:lvl w:ilvl="7" w:tplc="C34E110C">
-      <w:numFmt w:val="decimal"/>
-      <w:lvlText w:val=""/>
-      <w:lvlJc w:val="left"/>
-    </w:lvl>
-    <w:lvl w:ilvl="8" w:tplc="7CAE8716">
-      <w:numFmt w:val="decimal"/>
-      <w:lvlText w:val=""/>
-      <w:lvlJc w:val="left"/>
-    </w:lvl>
-  </w:abstractNum>
-  <w:abstractNum w:abstractNumId="6" w15:restartNumberingAfterBreak="0">
-    <w:nsid w:val="65A2434B"/>
-    <w:multiLevelType w:val="hybridMultilevel"/>
-    <w:tmpl w:val="BC0A6BA8"/>
-    <w:lvl w:ilvl="0" w:tplc="79C26914">
-      <w:start w:val="1"/>
-      <w:numFmt w:val="decimal"/>
-      <w:lvlText w:val="%1."/>
-      <w:lvlJc w:val="left"/>
-      <w:pPr>
-        <w:ind w:left="360" w:hanging="300"/>
-      </w:pPr>
-    </w:lvl>
-    <w:lvl w:ilvl="1" w:tplc="7ACAF706" w:tentative="1">
-      <w:start w:val="1"/>
-      <w:numFmt w:val="lowerLetter"/>
-      <w:lvlText w:val="%2."/>
-      <w:lvlJc w:val="left"/>
-      <w:pPr>
-        <w:ind w:left="720" w:hanging="300"/>
-      </w:pPr>
-    </w:lvl>
-    <w:lvl w:ilvl="2" w:tplc="446EA2B2">
-      <w:numFmt w:val="decimal"/>
-      <w:lvlText w:val=""/>
-      <w:lvlJc w:val="left"/>
-    </w:lvl>
-    <w:lvl w:ilvl="3" w:tplc="F5C899AA">
-      <w:numFmt w:val="decimal"/>
-      <w:lvlText w:val=""/>
-      <w:lvlJc w:val="left"/>
-    </w:lvl>
-    <w:lvl w:ilvl="4" w:tplc="94C27D98">
-      <w:numFmt w:val="decimal"/>
-      <w:lvlText w:val=""/>
-      <w:lvlJc w:val="left"/>
-    </w:lvl>
-    <w:lvl w:ilvl="5" w:tplc="B8201EB8">
-      <w:numFmt w:val="decimal"/>
-      <w:lvlText w:val=""/>
-      <w:lvlJc w:val="left"/>
-    </w:lvl>
-    <w:lvl w:ilvl="6" w:tplc="E1DE9D98">
-      <w:numFmt w:val="decimal"/>
-      <w:lvlText w:val=""/>
-      <w:lvlJc w:val="left"/>
-    </w:lvl>
-    <w:lvl w:ilvl="7" w:tplc="7C0662FA">
-      <w:numFmt w:val="decimal"/>
-      <w:lvlText w:val=""/>
-      <w:lvlJc w:val="left"/>
-    </w:lvl>
-    <w:lvl w:ilvl="8" w:tplc="6936C450">
-      <w:numFmt w:val="decimal"/>
-      <w:lvlText w:val=""/>
-      <w:lvlJc w:val="left"/>
-    </w:lvl>
-  </w:abstractNum>
-  <w:num w:numId="1" w16cid:durableId="613292481">
+  <w:num w:numId="1" w16cid:durableId="365495807">
     <w:abstractNumId w:val="2"/>
     <w:lvlOverride w:ilvl="0">
       <w:startOverride w:val="1"/>
     </w:lvlOverride>
   </w:num>
-  <w:num w:numId="2" w16cid:durableId="617874619">
+  <w:num w:numId="2" w16cid:durableId="2321746">
     <w:abstractNumId w:val="3"/>
     <w:lvlOverride w:ilvl="0">
       <w:startOverride w:val="1"/>
     </w:lvlOverride>
   </w:num>
-  <w:num w:numId="3" w16cid:durableId="685719314">
+  <w:num w:numId="3" w16cid:durableId="506286153">
+    <w:abstractNumId w:val="6"/>
+    <w:lvlOverride w:ilvl="0">
+      <w:startOverride w:val="1"/>
+    </w:lvlOverride>
+  </w:num>
+  <w:num w:numId="4" w16cid:durableId="1102844843">
     <w:abstractNumId w:val="4"/>
     <w:lvlOverride w:ilvl="0">
       <w:startOverride w:val="1"/>
     </w:lvlOverride>
   </w:num>
-  <w:num w:numId="4" w16cid:durableId="252586961">
-    <w:abstractNumId w:val="0"/>
+  <w:num w:numId="5" w16cid:durableId="1183007820">
+    <w:abstractNumId w:val="1"/>
     <w:lvlOverride w:ilvl="0">
       <w:startOverride w:val="1"/>
     </w:lvlOverride>
   </w:num>
-  <w:num w:numId="5" w16cid:durableId="188032593">
-    <w:abstractNumId w:val="5"/>
-    <w:lvlOverride w:ilvl="0">
-      <w:startOverride w:val="1"/>
-    </w:lvlOverride>
-  </w:num>
-  <w:num w:numId="6" w16cid:durableId="2039230624">
-    <w:abstractNumId w:val="6"/>
+  <w:num w:numId="6" w16cid:durableId="915092091">
+    <w:abstractNumId w:val="0"/>
     <w:lvlOverride w:ilvl="0">
       <w:startOverride w:val="1"/>
     </w:lvlOverride>
@@ -4553,7 +4553,7 @@
     <w:autoRedefine/>
     <w:uiPriority w:val="39"/>
     <w:unhideWhenUsed/>
-    <w:rsid w:val="00894409"/>
+    <w:rsid w:val="0021363D"/>
     <w:pPr>
       <w:spacing w:after="100"/>
     </w:pPr>

--- a/discoverer-neo/docs/user-guide/manual/Discoverer-Neo-VIEWER-Guide-Quick-es-ES.docx
+++ b/discoverer-neo/docs/user-guide/manual/Discoverer-Neo-VIEWER-Guide-Quick-es-ES.docx
@@ -74,7 +74,7 @@
     <w:sdt>
       <w:sdtPr>
         <w:alias w:val="Índice"/>
-        <w:id w:val="-1017377961"/>
+        <w:id w:val="-764615988"/>
       </w:sdtPr>
       <w:sdtEndPr/>
       <w:sdtContent>
@@ -102,7 +102,7 @@
           <w:r>
             <w:fldChar w:fldCharType="separate"/>
           </w:r>
-          <w:hyperlink w:anchor="_Toc241697174" w:history="1">
+          <w:hyperlink w:anchor="_Toc241746046" w:history="1">
             <w:r>
               <w:rPr>
                 <w:rStyle w:val="Hiperligao"/>
@@ -126,7 +126,7 @@
               <w:rPr>
                 <w:noProof/>
               </w:rPr>
-              <w:instrText xml:space="preserve"> PAGEREF _Toc241697174 \h </w:instrText>
+              <w:instrText xml:space="preserve"> PAGEREF _Toc241746046 \h </w:instrText>
             </w:r>
             <w:r>
               <w:rPr>
@@ -168,7 +168,7 @@
               <w14:ligatures w14:val="standardContextual"/>
             </w:rPr>
           </w:pPr>
-          <w:hyperlink w:anchor="_Toc241697175" w:history="1">
+          <w:hyperlink w:anchor="_Toc241746047" w:history="1">
             <w:r>
               <w:rPr>
                 <w:rStyle w:val="Hiperligao"/>
@@ -192,7 +192,7 @@
               <w:rPr>
                 <w:noProof/>
               </w:rPr>
-              <w:instrText xml:space="preserve"> PAGEREF _Toc241697175 \h </w:instrText>
+              <w:instrText xml:space="preserve"> PAGEREF _Toc241746047 \h </w:instrText>
             </w:r>
             <w:r>
               <w:rPr>
@@ -234,7 +234,7 @@
               <w14:ligatures w14:val="standardContextual"/>
             </w:rPr>
           </w:pPr>
-          <w:hyperlink w:anchor="_Toc241697176" w:history="1">
+          <w:hyperlink w:anchor="_Toc241746048" w:history="1">
             <w:r>
               <w:rPr>
                 <w:rStyle w:val="Hiperligao"/>
@@ -258,7 +258,7 @@
               <w:rPr>
                 <w:noProof/>
               </w:rPr>
-              <w:instrText xml:space="preserve"> PAGEREF _Toc241697176 \h </w:instrText>
+              <w:instrText xml:space="preserve"> PAGEREF _Toc241746048 \h </w:instrText>
             </w:r>
             <w:r>
               <w:rPr>
@@ -300,7 +300,7 @@
               <w14:ligatures w14:val="standardContextual"/>
             </w:rPr>
           </w:pPr>
-          <w:hyperlink w:anchor="_Toc241697177" w:history="1">
+          <w:hyperlink w:anchor="_Toc241746049" w:history="1">
             <w:r>
               <w:rPr>
                 <w:rStyle w:val="Hiperligao"/>
@@ -324,7 +324,7 @@
               <w:rPr>
                 <w:noProof/>
               </w:rPr>
-              <w:instrText xml:space="preserve"> PAGEREF _Toc241697177 \h </w:instrText>
+              <w:instrText xml:space="preserve"> PAGEREF _Toc241746049 \h </w:instrText>
             </w:r>
             <w:r>
               <w:rPr>
@@ -366,7 +366,7 @@
               <w14:ligatures w14:val="standardContextual"/>
             </w:rPr>
           </w:pPr>
-          <w:hyperlink w:anchor="_Toc241697178" w:history="1">
+          <w:hyperlink w:anchor="_Toc241746050" w:history="1">
             <w:r>
               <w:rPr>
                 <w:rStyle w:val="Hiperligao"/>
@@ -390,7 +390,7 @@
               <w:rPr>
                 <w:noProof/>
               </w:rPr>
-              <w:instrText xml:space="preserve"> PAGEREF _Toc241697178 \h </w:instrText>
+              <w:instrText xml:space="preserve"> PAGEREF _Toc241746050 \h </w:instrText>
             </w:r>
             <w:r>
               <w:rPr>
@@ -432,7 +432,7 @@
               <w14:ligatures w14:val="standardContextual"/>
             </w:rPr>
           </w:pPr>
-          <w:hyperlink w:anchor="_Toc241697179" w:history="1">
+          <w:hyperlink w:anchor="_Toc241746051" w:history="1">
             <w:r>
               <w:rPr>
                 <w:rStyle w:val="Hiperligao"/>
@@ -456,7 +456,7 @@
               <w:rPr>
                 <w:noProof/>
               </w:rPr>
-              <w:instrText xml:space="preserve"> PAGEREF _Toc241697179 \h </w:instrText>
+              <w:instrText xml:space="preserve"> PAGEREF _Toc241746051 \h </w:instrText>
             </w:r>
             <w:r>
               <w:rPr>
@@ -504,7 +504,7 @@
       <w:pPr>
         <w:pStyle w:val="Ttulo1"/>
       </w:pPr>
-      <w:bookmarkStart w:id="0" w:name="_Toc241697174"/>
+      <w:bookmarkStart w:id="0" w:name="_Toc241746046"/>
       <w:r>
         <w:lastRenderedPageBreak/>
         <w:t>Su rol en una página</w:t>
@@ -561,7 +561,7 @@
           <w:left w:w="10" w:type="dxa"/>
           <w:right w:w="10" w:type="dxa"/>
         </w:tblCellMar>
-        <w:tblLook w:val="04A0" w:firstRow="1" w:lastRow="0" w:firstColumn="1" w:lastColumn="0" w:noHBand="0" w:noVBand="1"/>
+        <w:tblLook w:val="0000" w:firstRow="0" w:lastRow="0" w:firstColumn="0" w:lastColumn="0" w:noHBand="0" w:noVBand="0"/>
       </w:tblPr>
       <w:tblGrid>
         <w:gridCol w:w="4513"/>
@@ -1010,7 +1010,7 @@
           <w:noProof/>
         </w:rPr>
         <w:drawing>
-          <wp:inline distT="0" distB="0" distL="0" distR="0" wp14:anchorId="4BD8A7A9" wp14:editId="51A4EEF0">
+          <wp:inline distT="0" distB="0" distL="0" distR="0" wp14:anchorId="38BBE602" wp14:editId="1B73A31C">
             <wp:extent cx="5715000" cy="3571875"/>
             <wp:effectExtent l="0" t="0" r="0" b="0"/>
             <wp:docPr id="441" name="01-login.png" descr="La página de inicio de sesión con Correo electrónico, Contraseña, Recordarme y el botón Iniciar sesión." title="La página de inicio de sesión con Correo electrónico, Contraseña, Recordarme y el botón Iniciar sesión."/>
@@ -1063,7 +1063,7 @@
         <w:pStyle w:val="Ttulo1"/>
         <w:pageBreakBefore/>
       </w:pPr>
-      <w:bookmarkStart w:id="1" w:name="_Toc241697175"/>
+      <w:bookmarkStart w:id="1" w:name="_Toc241746047"/>
       <w:r>
         <w:lastRenderedPageBreak/>
         <w:t>Panel y Mapas</w:t>
@@ -1106,7 +1106,7 @@
           <w:noProof/>
         </w:rPr>
         <w:drawing>
-          <wp:inline distT="0" distB="0" distL="0" distR="0" wp14:anchorId="3F6F4049" wp14:editId="2A01F4DB">
+          <wp:inline distT="0" distB="0" distL="0" distR="0" wp14:anchorId="3E452E7B" wp14:editId="7F14FF32">
             <wp:extent cx="5715000" cy="3429000"/>
             <wp:effectExtent l="0" t="0" r="0" b="0"/>
             <wp:docPr id="442" name="03-maps-all.png" descr="La lista de Mapas, pestaña Todos, donde cada mapa solo tiene el icono Abrir." title="La lista de Mapas, pestaña Todos, donde cada mapa solo tiene el icono Abrir."/>
@@ -1266,7 +1266,7 @@
           <w:left w:w="10" w:type="dxa"/>
           <w:right w:w="10" w:type="dxa"/>
         </w:tblCellMar>
-        <w:tblLook w:val="04A0" w:firstRow="1" w:lastRow="0" w:firstColumn="1" w:lastColumn="0" w:noHBand="0" w:noVBand="1"/>
+        <w:tblLook w:val="0000" w:firstRow="0" w:lastRow="0" w:firstColumn="0" w:lastColumn="0" w:noHBand="0" w:noVBand="0"/>
       </w:tblPr>
       <w:tblGrid>
         <w:gridCol w:w="4513"/>
@@ -1578,7 +1578,7 @@
         <w:pStyle w:val="Ttulo1"/>
         <w:pageBreakBefore/>
       </w:pPr>
-      <w:bookmarkStart w:id="2" w:name="_Toc241697176"/>
+      <w:bookmarkStart w:id="2" w:name="_Toc241746048"/>
       <w:r>
         <w:lastRenderedPageBreak/>
         <w:t>Ejecutar y leer un mapa</w:t>
@@ -1601,7 +1601,7 @@
           <w:noProof/>
         </w:rPr>
         <w:drawing>
-          <wp:inline distT="0" distB="0" distL="0" distR="0" wp14:anchorId="281B4236" wp14:editId="38C7E47D">
+          <wp:inline distT="0" distB="0" distL="0" distR="0" wp14:anchorId="638F0B30" wp14:editId="01AD0B2E">
             <wp:extent cx="5715000" cy="3571875"/>
             <wp:effectExtent l="0" t="0" r="0" b="0"/>
             <wp:docPr id="443" name="06-viewer-results.png" descr="Una ejecución completada con los botones Excel, CSV y PDF sobre la cuadrícula de resultados." title="Una ejecución completada con los botones Excel, CSV y PDF sobre la cuadrícula de resultados."/>
@@ -1794,7 +1794,7 @@
           <w:left w:w="10" w:type="dxa"/>
           <w:right w:w="10" w:type="dxa"/>
         </w:tblCellMar>
-        <w:tblLook w:val="04A0" w:firstRow="1" w:lastRow="0" w:firstColumn="1" w:lastColumn="0" w:noHBand="0" w:noVBand="1"/>
+        <w:tblLook w:val="0000" w:firstRow="0" w:lastRow="0" w:firstColumn="0" w:lastColumn="0" w:noHBand="0" w:noVBand="0"/>
       </w:tblPr>
       <w:tblGrid>
         <w:gridCol w:w="4513"/>
@@ -2117,7 +2117,7 @@
         <w:pStyle w:val="Ttulo1"/>
         <w:pageBreakBefore/>
       </w:pPr>
-      <w:bookmarkStart w:id="3" w:name="_Toc241697177"/>
+      <w:bookmarkStart w:id="3" w:name="_Toc241746049"/>
       <w:r>
         <w:lastRenderedPageBreak/>
         <w:t>Ejecuciones y Exportaciones</w:t>
@@ -2157,7 +2157,7 @@
           <w:noProof/>
         </w:rPr>
         <w:drawing>
-          <wp:inline distT="0" distB="0" distL="0" distR="0" wp14:anchorId="67956533" wp14:editId="695854E7">
+          <wp:inline distT="0" distB="0" distL="0" distR="0" wp14:anchorId="669295E9" wp14:editId="208E0050">
             <wp:extent cx="5715000" cy="3571875"/>
             <wp:effectExtent l="0" t="0" r="0" b="0"/>
             <wp:docPr id="444" name="07-runs.png" descr="La página Ejecuciones con las ejecuciones propias del Viewer." title="La página Ejecuciones con las ejecuciones propias del Viewer."/>
@@ -2324,7 +2324,7 @@
           <w:left w:w="10" w:type="dxa"/>
           <w:right w:w="10" w:type="dxa"/>
         </w:tblCellMar>
-        <w:tblLook w:val="04A0" w:firstRow="1" w:lastRow="0" w:firstColumn="1" w:lastColumn="0" w:noHBand="0" w:noVBand="1"/>
+        <w:tblLook w:val="0000" w:firstRow="0" w:lastRow="0" w:firstColumn="0" w:lastColumn="0" w:noHBand="0" w:noVBand="0"/>
       </w:tblPr>
       <w:tblGrid>
         <w:gridCol w:w="4513"/>
@@ -2538,7 +2538,7 @@
         <w:pStyle w:val="Ttulo1"/>
         <w:pageBreakBefore/>
       </w:pPr>
-      <w:bookmarkStart w:id="4" w:name="_Toc241697178"/>
+      <w:bookmarkStart w:id="4" w:name="_Toc241746050"/>
       <w:r>
         <w:lastRenderedPageBreak/>
         <w:t>Programaciones</w:t>
@@ -2591,7 +2591,7 @@
           <w:noProof/>
         </w:rPr>
         <w:drawing>
-          <wp:inline distT="0" distB="0" distL="0" distR="0" wp14:anchorId="7CBE1A06" wp14:editId="23F95EE7">
+          <wp:inline distT="0" distB="0" distL="0" distR="0" wp14:anchorId="02AEC06D" wp14:editId="0518D464">
             <wp:extent cx="5715000" cy="3571875"/>
             <wp:effectExtent l="0" t="0" r="0" b="0"/>
             <wp:docPr id="445" name="09-schedules.png" descr="La página Programaciones con el mensaje Aún no hay programaciones." title="La página Programaciones con el mensaje Aún no hay programaciones."/>
@@ -2791,7 +2791,7 @@
           <w:left w:w="10" w:type="dxa"/>
           <w:right w:w="10" w:type="dxa"/>
         </w:tblCellMar>
-        <w:tblLook w:val="04A0" w:firstRow="1" w:lastRow="0" w:firstColumn="1" w:lastColumn="0" w:noHBand="0" w:noVBand="1"/>
+        <w:tblLook w:val="0000" w:firstRow="0" w:lastRow="0" w:firstColumn="0" w:lastColumn="0" w:noHBand="0" w:noVBand="0"/>
       </w:tblPr>
       <w:tblGrid>
         <w:gridCol w:w="4513"/>
@@ -3057,7 +3057,7 @@
         <w:pStyle w:val="Ttulo1"/>
         <w:pageBreakBefore/>
       </w:pPr>
-      <w:bookmarkStart w:id="5" w:name="_Toc241697179"/>
+      <w:bookmarkStart w:id="5" w:name="_Toc241746051"/>
       <w:r>
         <w:lastRenderedPageBreak/>
         <w:t>Configuración</w:t>
@@ -3090,7 +3090,7 @@
           <w:noProof/>
         </w:rPr>
         <w:drawing>
-          <wp:inline distT="0" distB="0" distL="0" distR="0" wp14:anchorId="30BA8E2C" wp14:editId="7FED080B">
+          <wp:inline distT="0" distB="0" distL="0" distR="0" wp14:anchorId="2498BC0D" wp14:editId="12730047">
             <wp:extent cx="5715000" cy="3571875"/>
             <wp:effectExtent l="0" t="0" r="0" b="0"/>
             <wp:docPr id="446" name="04-settings.png" descr="La página Configuración con las tarjetas Idioma, Tema y Paleta de colores." title="La página Configuración con las tarjetas Idioma, Tema y Paleta de colores."/>
@@ -3408,10 +3408,10 @@
 <file path=word/numbering.xml><?xml version="1.0" encoding="utf-8"?>
 <w:numbering xmlns:wpc="http://schemas.microsoft.com/office/word/2010/wordprocessingCanvas" xmlns:cx="http://schemas.microsoft.com/office/drawing/2014/chartex" xmlns:cx1="http://schemas.microsoft.com/office/drawing/2015/9/8/chartex" xmlns:cx2="http://schemas.microsoft.com/office/drawing/2015/10/21/chartex" xmlns:cx3="http://schemas.microsoft.com/office/drawing/2016/5/9/chartex" xmlns:cx4="http://schemas.microsoft.com/office/drawing/2016/5/10/chartex" xmlns:cx5="http://schemas.microsoft.com/office/drawing/2016/5/11/chartex" xmlns:cx6="http://schemas.microsoft.com/office/drawing/2016/5/12/chartex" xmlns:cx7="http://schemas.microsoft.com/office/drawing/2016/5/13/chartex" xmlns:cx8="http://schemas.microsoft.com/office/drawing/2016/5/14/chartex" xmlns:mc="http://schemas.openxmlformats.org/markup-compatibility/2006" xmlns:aink="http://schemas.microsoft.com/office/drawing/2016/ink" xmlns:am3d="http://schemas.microsoft.com/office/drawing/2017/model3d" xmlns:o="urn:schemas-microsoft-com:office:office" xmlns:oel="http://schemas.microsoft.com/office/2019/extlst" xmlns:r="http://schemas.openxmlformats.org/officeDocument/2006/relationships" xmlns:m="http://schemas.openxmlformats.org/officeDocument/2006/math" xmlns:v="urn:schemas-microsoft-com:vml" xmlns:wp14="http://schemas.microsoft.com/office/word/2010/wordprocessingDrawing" xmlns:wp="http://schemas.openxmlformats.org/drawingml/2006/wordprocessingDrawing" xmlns:w10="urn:schemas-microsoft-com:office:word" xmlns:w="http://schemas.openxmlformats.org/wordprocessingml/2006/main" xmlns:w14="http://schemas.microsoft.com/office/word/2010/wordml" xmlns:w15="http://schemas.microsoft.com/office/word/2012/wordml" xmlns:w16cex="http://schemas.microsoft.com/office/word/2018/wordml/cex" xmlns:w16cid="http://schemas.microsoft.com/office/word/2016/wordml/cid" xmlns:w16="http://schemas.microsoft.com/office/word/2018/wordml" xmlns:w16sdtdh="http://schemas.microsoft.com/office/word/2020/wordml/sdtdatahash" xmlns:w16se="http://schemas.microsoft.com/office/word/2015/wordml/symex" xmlns:wpg="http://schemas.microsoft.com/office/word/2010/wordprocessingGroup" xmlns:wpi="http://schemas.microsoft.com/office/word/2010/wordprocessingInk" xmlns:wne="http://schemas.microsoft.com/office/word/2006/wordml" xmlns:wps="http://schemas.microsoft.com/office/word/2010/wordprocessingShape" mc:Ignorable="w14 w15 w16se w16cid w16 w16cex w16sdtdh wp14">
   <w:abstractNum w:abstractNumId="0" w15:restartNumberingAfterBreak="0">
-    <w:nsid w:val="1BC2170F"/>
+    <w:nsid w:val="0FA13E22"/>
     <w:multiLevelType w:val="hybridMultilevel"/>
-    <w:tmpl w:val="BC72E9A2"/>
-    <w:lvl w:ilvl="0" w:tplc="795C2AFA">
+    <w:tmpl w:val="E20C8AB4"/>
+    <w:lvl w:ilvl="0" w:tplc="8FAC380A">
       <w:start w:val="1"/>
       <w:numFmt w:val="decimal"/>
       <w:lvlText w:val="%1."/>
@@ -3420,7 +3420,7 @@
         <w:ind w:left="360" w:hanging="300"/>
       </w:pPr>
     </w:lvl>
-    <w:lvl w:ilvl="1" w:tplc="1B40E38E" w:tentative="1">
+    <w:lvl w:ilvl="1" w:tplc="36DE736C" w:tentative="1">
       <w:start w:val="1"/>
       <w:numFmt w:val="lowerLetter"/>
       <w:lvlText w:val="%2."/>
@@ -3429,47 +3429,105 @@
         <w:ind w:left="720" w:hanging="300"/>
       </w:pPr>
     </w:lvl>
-    <w:lvl w:ilvl="2" w:tplc="81BC89B4">
+    <w:lvl w:ilvl="2" w:tplc="62A2461C">
       <w:numFmt w:val="decimal"/>
       <w:lvlText w:val=""/>
       <w:lvlJc w:val="left"/>
     </w:lvl>
-    <w:lvl w:ilvl="3" w:tplc="29F4CFB2">
+    <w:lvl w:ilvl="3" w:tplc="2D50AC8A">
       <w:numFmt w:val="decimal"/>
       <w:lvlText w:val=""/>
       <w:lvlJc w:val="left"/>
     </w:lvl>
-    <w:lvl w:ilvl="4" w:tplc="8478664A">
+    <w:lvl w:ilvl="4" w:tplc="D8BADA96">
       <w:numFmt w:val="decimal"/>
       <w:lvlText w:val=""/>
       <w:lvlJc w:val="left"/>
     </w:lvl>
-    <w:lvl w:ilvl="5" w:tplc="B596E824">
+    <w:lvl w:ilvl="5" w:tplc="5DDC33B4">
       <w:numFmt w:val="decimal"/>
       <w:lvlText w:val=""/>
       <w:lvlJc w:val="left"/>
     </w:lvl>
-    <w:lvl w:ilvl="6" w:tplc="65DAC5B8">
+    <w:lvl w:ilvl="6" w:tplc="02C0BCE2">
       <w:numFmt w:val="decimal"/>
       <w:lvlText w:val=""/>
       <w:lvlJc w:val="left"/>
     </w:lvl>
-    <w:lvl w:ilvl="7" w:tplc="C03C3216">
+    <w:lvl w:ilvl="7" w:tplc="DDF6B3C6">
       <w:numFmt w:val="decimal"/>
       <w:lvlText w:val=""/>
       <w:lvlJc w:val="left"/>
     </w:lvl>
-    <w:lvl w:ilvl="8" w:tplc="C968597C">
+    <w:lvl w:ilvl="8" w:tplc="206C3E6C">
       <w:numFmt w:val="decimal"/>
       <w:lvlText w:val=""/>
       <w:lvlJc w:val="left"/>
     </w:lvl>
   </w:abstractNum>
   <w:abstractNum w:abstractNumId="1" w15:restartNumberingAfterBreak="0">
-    <w:nsid w:val="2C502CC3"/>
+    <w:nsid w:val="16E924FF"/>
     <w:multiLevelType w:val="hybridMultilevel"/>
-    <w:tmpl w:val="E880F536"/>
-    <w:lvl w:ilvl="0" w:tplc="9E802432">
+    <w:tmpl w:val="0FFEE630"/>
+    <w:lvl w:ilvl="0" w:tplc="3D7C457C" w:tentative="1">
+      <w:start w:val="1"/>
+      <w:numFmt w:val="bullet"/>
+      <w:lvlText w:val="•"/>
+      <w:lvlJc w:val="left"/>
+      <w:pPr>
+        <w:ind w:left="360" w:hanging="260"/>
+      </w:pPr>
+    </w:lvl>
+    <w:lvl w:ilvl="1" w:tplc="099CEF2C" w:tentative="1">
+      <w:start w:val="1"/>
+      <w:numFmt w:val="bullet"/>
+      <w:lvlText w:val="–"/>
+      <w:lvlJc w:val="left"/>
+      <w:pPr>
+        <w:ind w:left="720" w:hanging="260"/>
+      </w:pPr>
+    </w:lvl>
+    <w:lvl w:ilvl="2" w:tplc="FFCCE4DE">
+      <w:numFmt w:val="decimal"/>
+      <w:lvlText w:val=""/>
+      <w:lvlJc w:val="left"/>
+    </w:lvl>
+    <w:lvl w:ilvl="3" w:tplc="9C38A04C">
+      <w:numFmt w:val="decimal"/>
+      <w:lvlText w:val=""/>
+      <w:lvlJc w:val="left"/>
+    </w:lvl>
+    <w:lvl w:ilvl="4" w:tplc="362A508A">
+      <w:numFmt w:val="decimal"/>
+      <w:lvlText w:val=""/>
+      <w:lvlJc w:val="left"/>
+    </w:lvl>
+    <w:lvl w:ilvl="5" w:tplc="1C9867CC">
+      <w:numFmt w:val="decimal"/>
+      <w:lvlText w:val=""/>
+      <w:lvlJc w:val="left"/>
+    </w:lvl>
+    <w:lvl w:ilvl="6" w:tplc="60841C20">
+      <w:numFmt w:val="decimal"/>
+      <w:lvlText w:val=""/>
+      <w:lvlJc w:val="left"/>
+    </w:lvl>
+    <w:lvl w:ilvl="7" w:tplc="6AB06196">
+      <w:numFmt w:val="decimal"/>
+      <w:lvlText w:val=""/>
+      <w:lvlJc w:val="left"/>
+    </w:lvl>
+    <w:lvl w:ilvl="8" w:tplc="0BA8A872">
+      <w:numFmt w:val="decimal"/>
+      <w:lvlText w:val=""/>
+      <w:lvlJc w:val="left"/>
+    </w:lvl>
+  </w:abstractNum>
+  <w:abstractNum w:abstractNumId="2" w15:restartNumberingAfterBreak="0">
+    <w:nsid w:val="18290CB2"/>
+    <w:multiLevelType w:val="hybridMultilevel"/>
+    <w:tmpl w:val="72AA7252"/>
+    <w:lvl w:ilvl="0" w:tplc="1722EE80">
       <w:start w:val="1"/>
       <w:numFmt w:val="decimal"/>
       <w:lvlText w:val="%1."/>
@@ -3478,7 +3536,7 @@
         <w:ind w:left="360" w:hanging="300"/>
       </w:pPr>
     </w:lvl>
-    <w:lvl w:ilvl="1" w:tplc="13B6AC32" w:tentative="1">
+    <w:lvl w:ilvl="1" w:tplc="3654A086" w:tentative="1">
       <w:start w:val="1"/>
       <w:numFmt w:val="lowerLetter"/>
       <w:lvlText w:val="%2."/>
@@ -3487,47 +3545,163 @@
         <w:ind w:left="720" w:hanging="300"/>
       </w:pPr>
     </w:lvl>
-    <w:lvl w:ilvl="2" w:tplc="9C62EA90">
+    <w:lvl w:ilvl="2" w:tplc="E6A6144E">
       <w:numFmt w:val="decimal"/>
       <w:lvlText w:val=""/>
       <w:lvlJc w:val="left"/>
     </w:lvl>
-    <w:lvl w:ilvl="3" w:tplc="4E0A3042">
+    <w:lvl w:ilvl="3" w:tplc="7C2061B2">
       <w:numFmt w:val="decimal"/>
       <w:lvlText w:val=""/>
       <w:lvlJc w:val="left"/>
     </w:lvl>
-    <w:lvl w:ilvl="4" w:tplc="D31A0AD0">
+    <w:lvl w:ilvl="4" w:tplc="69F09152">
       <w:numFmt w:val="decimal"/>
       <w:lvlText w:val=""/>
       <w:lvlJc w:val="left"/>
     </w:lvl>
-    <w:lvl w:ilvl="5" w:tplc="3BF80042">
+    <w:lvl w:ilvl="5" w:tplc="5A90BFEE">
       <w:numFmt w:val="decimal"/>
       <w:lvlText w:val=""/>
       <w:lvlJc w:val="left"/>
     </w:lvl>
-    <w:lvl w:ilvl="6" w:tplc="4ADC4AB4">
+    <w:lvl w:ilvl="6" w:tplc="C4160644">
       <w:numFmt w:val="decimal"/>
       <w:lvlText w:val=""/>
       <w:lvlJc w:val="left"/>
     </w:lvl>
-    <w:lvl w:ilvl="7" w:tplc="28BE5946">
+    <w:lvl w:ilvl="7" w:tplc="DE7A6ABC">
       <w:numFmt w:val="decimal"/>
       <w:lvlText w:val=""/>
       <w:lvlJc w:val="left"/>
     </w:lvl>
-    <w:lvl w:ilvl="8" w:tplc="61546C8E">
+    <w:lvl w:ilvl="8" w:tplc="3C421776">
       <w:numFmt w:val="decimal"/>
       <w:lvlText w:val=""/>
       <w:lvlJc w:val="left"/>
     </w:lvl>
   </w:abstractNum>
-  <w:abstractNum w:abstractNumId="2" w15:restartNumberingAfterBreak="0">
-    <w:nsid w:val="38C87D68"/>
+  <w:abstractNum w:abstractNumId="3" w15:restartNumberingAfterBreak="0">
+    <w:nsid w:val="55CD61DC"/>
     <w:multiLevelType w:val="hybridMultilevel"/>
-    <w:tmpl w:val="C062EF8A"/>
-    <w:lvl w:ilvl="0" w:tplc="001A229A" w:tentative="1">
+    <w:tmpl w:val="1B12FFDA"/>
+    <w:lvl w:ilvl="0" w:tplc="182485FC">
+      <w:start w:val="1"/>
+      <w:numFmt w:val="decimal"/>
+      <w:lvlText w:val="%1."/>
+      <w:lvlJc w:val="left"/>
+      <w:pPr>
+        <w:ind w:left="360" w:hanging="300"/>
+      </w:pPr>
+    </w:lvl>
+    <w:lvl w:ilvl="1" w:tplc="9FC4A8E4" w:tentative="1">
+      <w:start w:val="1"/>
+      <w:numFmt w:val="lowerLetter"/>
+      <w:lvlText w:val="%2."/>
+      <w:lvlJc w:val="left"/>
+      <w:pPr>
+        <w:ind w:left="720" w:hanging="300"/>
+      </w:pPr>
+    </w:lvl>
+    <w:lvl w:ilvl="2" w:tplc="C57233F8">
+      <w:numFmt w:val="decimal"/>
+      <w:lvlText w:val=""/>
+      <w:lvlJc w:val="left"/>
+    </w:lvl>
+    <w:lvl w:ilvl="3" w:tplc="FCFA9F0C">
+      <w:numFmt w:val="decimal"/>
+      <w:lvlText w:val=""/>
+      <w:lvlJc w:val="left"/>
+    </w:lvl>
+    <w:lvl w:ilvl="4" w:tplc="07DCEB8C">
+      <w:numFmt w:val="decimal"/>
+      <w:lvlText w:val=""/>
+      <w:lvlJc w:val="left"/>
+    </w:lvl>
+    <w:lvl w:ilvl="5" w:tplc="026C647A">
+      <w:numFmt w:val="decimal"/>
+      <w:lvlText w:val=""/>
+      <w:lvlJc w:val="left"/>
+    </w:lvl>
+    <w:lvl w:ilvl="6" w:tplc="F8CE884A">
+      <w:numFmt w:val="decimal"/>
+      <w:lvlText w:val=""/>
+      <w:lvlJc w:val="left"/>
+    </w:lvl>
+    <w:lvl w:ilvl="7" w:tplc="FB00DB0A">
+      <w:numFmt w:val="decimal"/>
+      <w:lvlText w:val=""/>
+      <w:lvlJc w:val="left"/>
+    </w:lvl>
+    <w:lvl w:ilvl="8" w:tplc="D1DC9C80">
+      <w:numFmt w:val="decimal"/>
+      <w:lvlText w:val=""/>
+      <w:lvlJc w:val="left"/>
+    </w:lvl>
+  </w:abstractNum>
+  <w:abstractNum w:abstractNumId="4" w15:restartNumberingAfterBreak="0">
+    <w:nsid w:val="582120CC"/>
+    <w:multiLevelType w:val="hybridMultilevel"/>
+    <w:tmpl w:val="CDF4983C"/>
+    <w:lvl w:ilvl="0" w:tplc="CD40B580">
+      <w:start w:val="1"/>
+      <w:numFmt w:val="decimal"/>
+      <w:lvlText w:val="%1."/>
+      <w:lvlJc w:val="left"/>
+      <w:pPr>
+        <w:ind w:left="360" w:hanging="300"/>
+      </w:pPr>
+    </w:lvl>
+    <w:lvl w:ilvl="1" w:tplc="712658DC" w:tentative="1">
+      <w:start w:val="1"/>
+      <w:numFmt w:val="lowerLetter"/>
+      <w:lvlText w:val="%2."/>
+      <w:lvlJc w:val="left"/>
+      <w:pPr>
+        <w:ind w:left="720" w:hanging="300"/>
+      </w:pPr>
+    </w:lvl>
+    <w:lvl w:ilvl="2" w:tplc="851E4FFE">
+      <w:numFmt w:val="decimal"/>
+      <w:lvlText w:val=""/>
+      <w:lvlJc w:val="left"/>
+    </w:lvl>
+    <w:lvl w:ilvl="3" w:tplc="5052AD10">
+      <w:numFmt w:val="decimal"/>
+      <w:lvlText w:val=""/>
+      <w:lvlJc w:val="left"/>
+    </w:lvl>
+    <w:lvl w:ilvl="4" w:tplc="C9A8C556">
+      <w:numFmt w:val="decimal"/>
+      <w:lvlText w:val=""/>
+      <w:lvlJc w:val="left"/>
+    </w:lvl>
+    <w:lvl w:ilvl="5" w:tplc="022E05BE">
+      <w:numFmt w:val="decimal"/>
+      <w:lvlText w:val=""/>
+      <w:lvlJc w:val="left"/>
+    </w:lvl>
+    <w:lvl w:ilvl="6" w:tplc="9E907508">
+      <w:numFmt w:val="decimal"/>
+      <w:lvlText w:val=""/>
+      <w:lvlJc w:val="left"/>
+    </w:lvl>
+    <w:lvl w:ilvl="7" w:tplc="1AD4B5A6">
+      <w:numFmt w:val="decimal"/>
+      <w:lvlText w:val=""/>
+      <w:lvlJc w:val="left"/>
+    </w:lvl>
+    <w:lvl w:ilvl="8" w:tplc="197E6550">
+      <w:numFmt w:val="decimal"/>
+      <w:lvlText w:val=""/>
+      <w:lvlJc w:val="left"/>
+    </w:lvl>
+  </w:abstractNum>
+  <w:abstractNum w:abstractNumId="5" w15:restartNumberingAfterBreak="0">
+    <w:nsid w:val="5AD2689F"/>
+    <w:multiLevelType w:val="hybridMultilevel"/>
+    <w:tmpl w:val="CE88F808"/>
+    <w:lvl w:ilvl="0" w:tplc="FDB8332A" w:tentative="1">
       <w:start w:val="1"/>
       <w:numFmt w:val="bullet"/>
       <w:lvlText w:val="●"/>
@@ -3536,7 +3710,7 @@
         <w:ind w:left="720" w:hanging="360"/>
       </w:pPr>
     </w:lvl>
-    <w:lvl w:ilvl="1" w:tplc="B5065C68" w:tentative="1">
+    <w:lvl w:ilvl="1" w:tplc="434E5656" w:tentative="1">
       <w:start w:val="1"/>
       <w:numFmt w:val="bullet"/>
       <w:lvlText w:val="○"/>
@@ -3545,7 +3719,7 @@
         <w:ind w:left="1440" w:hanging="360"/>
       </w:pPr>
     </w:lvl>
-    <w:lvl w:ilvl="2" w:tplc="789A06DC" w:tentative="1">
+    <w:lvl w:ilvl="2" w:tplc="9DC40A36" w:tentative="1">
       <w:start w:val="1"/>
       <w:numFmt w:val="bullet"/>
       <w:lvlText w:val="■"/>
@@ -3554,7 +3728,7 @@
         <w:ind w:left="2160" w:hanging="360"/>
       </w:pPr>
     </w:lvl>
-    <w:lvl w:ilvl="3" w:tplc="79E6100A" w:tentative="1">
+    <w:lvl w:ilvl="3" w:tplc="07C8E00C" w:tentative="1">
       <w:start w:val="1"/>
       <w:numFmt w:val="bullet"/>
       <w:lvlText w:val="●"/>
@@ -3563,7 +3737,7 @@
         <w:ind w:left="2880" w:hanging="360"/>
       </w:pPr>
     </w:lvl>
-    <w:lvl w:ilvl="4" w:tplc="A7F4D60C" w:tentative="1">
+    <w:lvl w:ilvl="4" w:tplc="E3CA507E" w:tentative="1">
       <w:start w:val="1"/>
       <w:numFmt w:val="bullet"/>
       <w:lvlText w:val="○"/>
@@ -3572,7 +3746,7 @@
         <w:ind w:left="3600" w:hanging="360"/>
       </w:pPr>
     </w:lvl>
-    <w:lvl w:ilvl="5" w:tplc="467A0C96" w:tentative="1">
+    <w:lvl w:ilvl="5" w:tplc="7DF0E4F4" w:tentative="1">
       <w:start w:val="1"/>
       <w:numFmt w:val="bullet"/>
       <w:lvlText w:val="■"/>
@@ -3581,7 +3755,7 @@
         <w:ind w:left="4320" w:hanging="360"/>
       </w:pPr>
     </w:lvl>
-    <w:lvl w:ilvl="6" w:tplc="1952DA38" w:tentative="1">
+    <w:lvl w:ilvl="6" w:tplc="E9AAAE46" w:tentative="1">
       <w:start w:val="1"/>
       <w:numFmt w:val="bullet"/>
       <w:lvlText w:val="●"/>
@@ -3590,7 +3764,7 @@
         <w:ind w:left="5040" w:hanging="360"/>
       </w:pPr>
     </w:lvl>
-    <w:lvl w:ilvl="7" w:tplc="41F6E8FC" w:tentative="1">
+    <w:lvl w:ilvl="7" w:tplc="3DB0F502" w:tentative="1">
       <w:start w:val="1"/>
       <w:numFmt w:val="bullet"/>
       <w:lvlText w:val="●"/>
@@ -3599,7 +3773,7 @@
         <w:ind w:left="5760" w:hanging="360"/>
       </w:pPr>
     </w:lvl>
-    <w:lvl w:ilvl="8" w:tplc="CB56581A" w:tentative="1">
+    <w:lvl w:ilvl="8" w:tplc="F526369E" w:tentative="1">
       <w:start w:val="1"/>
       <w:numFmt w:val="bullet"/>
       <w:lvlText w:val="●"/>
@@ -3609,11 +3783,11 @@
       </w:pPr>
     </w:lvl>
   </w:abstractNum>
-  <w:abstractNum w:abstractNumId="3" w15:restartNumberingAfterBreak="0">
-    <w:nsid w:val="39FA58A3"/>
+  <w:abstractNum w:abstractNumId="6" w15:restartNumberingAfterBreak="0">
+    <w:nsid w:val="79F61881"/>
     <w:multiLevelType w:val="hybridMultilevel"/>
-    <w:tmpl w:val="65469F96"/>
-    <w:lvl w:ilvl="0" w:tplc="E2CE939E">
+    <w:tmpl w:val="A5AC2392"/>
+    <w:lvl w:ilvl="0" w:tplc="EDBCD392">
       <w:start w:val="1"/>
       <w:numFmt w:val="decimal"/>
       <w:lvlText w:val="%1."/>
@@ -3622,7 +3796,7 @@
         <w:ind w:left="360" w:hanging="300"/>
       </w:pPr>
     </w:lvl>
-    <w:lvl w:ilvl="1" w:tplc="B82CF25C" w:tentative="1">
+    <w:lvl w:ilvl="1" w:tplc="40E28AFC" w:tentative="1">
       <w:start w:val="1"/>
       <w:numFmt w:val="lowerLetter"/>
       <w:lvlText w:val="%2."/>
@@ -3631,248 +3805,74 @@
         <w:ind w:left="720" w:hanging="300"/>
       </w:pPr>
     </w:lvl>
-    <w:lvl w:ilvl="2" w:tplc="662ACC16">
+    <w:lvl w:ilvl="2" w:tplc="8320D0CA">
       <w:numFmt w:val="decimal"/>
       <w:lvlText w:val=""/>
       <w:lvlJc w:val="left"/>
     </w:lvl>
-    <w:lvl w:ilvl="3" w:tplc="21DEC374">
+    <w:lvl w:ilvl="3" w:tplc="9516D4F4">
       <w:numFmt w:val="decimal"/>
       <w:lvlText w:val=""/>
       <w:lvlJc w:val="left"/>
     </w:lvl>
-    <w:lvl w:ilvl="4" w:tplc="EF7E3DF8">
+    <w:lvl w:ilvl="4" w:tplc="408ED396">
       <w:numFmt w:val="decimal"/>
       <w:lvlText w:val=""/>
       <w:lvlJc w:val="left"/>
     </w:lvl>
-    <w:lvl w:ilvl="5" w:tplc="BD5262C2">
+    <w:lvl w:ilvl="5" w:tplc="99A03B2E">
       <w:numFmt w:val="decimal"/>
       <w:lvlText w:val=""/>
       <w:lvlJc w:val="left"/>
     </w:lvl>
-    <w:lvl w:ilvl="6" w:tplc="2D0457D0">
+    <w:lvl w:ilvl="6" w:tplc="A46E9782">
       <w:numFmt w:val="decimal"/>
       <w:lvlText w:val=""/>
       <w:lvlJc w:val="left"/>
     </w:lvl>
-    <w:lvl w:ilvl="7" w:tplc="2446182A">
+    <w:lvl w:ilvl="7" w:tplc="045C8980">
       <w:numFmt w:val="decimal"/>
       <w:lvlText w:val=""/>
       <w:lvlJc w:val="left"/>
     </w:lvl>
-    <w:lvl w:ilvl="8" w:tplc="8646D55C">
+    <w:lvl w:ilvl="8" w:tplc="70AACC5C">
       <w:numFmt w:val="decimal"/>
       <w:lvlText w:val=""/>
       <w:lvlJc w:val="left"/>
     </w:lvl>
   </w:abstractNum>
-  <w:abstractNum w:abstractNumId="4" w15:restartNumberingAfterBreak="0">
-    <w:nsid w:val="3D6170E0"/>
-    <w:multiLevelType w:val="hybridMultilevel"/>
-    <w:tmpl w:val="1F94C274"/>
-    <w:lvl w:ilvl="0" w:tplc="55C27E50">
-      <w:start w:val="1"/>
-      <w:numFmt w:val="decimal"/>
-      <w:lvlText w:val="%1."/>
-      <w:lvlJc w:val="left"/>
-      <w:pPr>
-        <w:ind w:left="360" w:hanging="300"/>
-      </w:pPr>
-    </w:lvl>
-    <w:lvl w:ilvl="1" w:tplc="35042D08" w:tentative="1">
-      <w:start w:val="1"/>
-      <w:numFmt w:val="lowerLetter"/>
-      <w:lvlText w:val="%2."/>
-      <w:lvlJc w:val="left"/>
-      <w:pPr>
-        <w:ind w:left="720" w:hanging="300"/>
-      </w:pPr>
-    </w:lvl>
-    <w:lvl w:ilvl="2" w:tplc="0E80ABA2">
-      <w:numFmt w:val="decimal"/>
-      <w:lvlText w:val=""/>
-      <w:lvlJc w:val="left"/>
-    </w:lvl>
-    <w:lvl w:ilvl="3" w:tplc="E21E3D4E">
-      <w:numFmt w:val="decimal"/>
-      <w:lvlText w:val=""/>
-      <w:lvlJc w:val="left"/>
-    </w:lvl>
-    <w:lvl w:ilvl="4" w:tplc="29B8BCD4">
-      <w:numFmt w:val="decimal"/>
-      <w:lvlText w:val=""/>
-      <w:lvlJc w:val="left"/>
-    </w:lvl>
-    <w:lvl w:ilvl="5" w:tplc="961C54BA">
-      <w:numFmt w:val="decimal"/>
-      <w:lvlText w:val=""/>
-      <w:lvlJc w:val="left"/>
-    </w:lvl>
-    <w:lvl w:ilvl="6" w:tplc="B3B6E56E">
-      <w:numFmt w:val="decimal"/>
-      <w:lvlText w:val=""/>
-      <w:lvlJc w:val="left"/>
-    </w:lvl>
-    <w:lvl w:ilvl="7" w:tplc="3C247A1E">
-      <w:numFmt w:val="decimal"/>
-      <w:lvlText w:val=""/>
-      <w:lvlJc w:val="left"/>
-    </w:lvl>
-    <w:lvl w:ilvl="8" w:tplc="37FC170A">
-      <w:numFmt w:val="decimal"/>
-      <w:lvlText w:val=""/>
-      <w:lvlJc w:val="left"/>
-    </w:lvl>
-  </w:abstractNum>
-  <w:abstractNum w:abstractNumId="5" w15:restartNumberingAfterBreak="0">
-    <w:nsid w:val="44564F74"/>
-    <w:multiLevelType w:val="hybridMultilevel"/>
-    <w:tmpl w:val="A112E094"/>
-    <w:lvl w:ilvl="0" w:tplc="224E8B50" w:tentative="1">
-      <w:start w:val="1"/>
-      <w:numFmt w:val="bullet"/>
-      <w:lvlText w:val="•"/>
-      <w:lvlJc w:val="left"/>
-      <w:pPr>
-        <w:ind w:left="360" w:hanging="260"/>
-      </w:pPr>
-    </w:lvl>
-    <w:lvl w:ilvl="1" w:tplc="2318B666" w:tentative="1">
-      <w:start w:val="1"/>
-      <w:numFmt w:val="bullet"/>
-      <w:lvlText w:val="–"/>
-      <w:lvlJc w:val="left"/>
-      <w:pPr>
-        <w:ind w:left="720" w:hanging="260"/>
-      </w:pPr>
-    </w:lvl>
-    <w:lvl w:ilvl="2" w:tplc="073CD120">
-      <w:numFmt w:val="decimal"/>
-      <w:lvlText w:val=""/>
-      <w:lvlJc w:val="left"/>
-    </w:lvl>
-    <w:lvl w:ilvl="3" w:tplc="62D2A89A">
-      <w:numFmt w:val="decimal"/>
-      <w:lvlText w:val=""/>
-      <w:lvlJc w:val="left"/>
-    </w:lvl>
-    <w:lvl w:ilvl="4" w:tplc="8E1EB4CC">
-      <w:numFmt w:val="decimal"/>
-      <w:lvlText w:val=""/>
-      <w:lvlJc w:val="left"/>
-    </w:lvl>
-    <w:lvl w:ilvl="5" w:tplc="99E6A000">
-      <w:numFmt w:val="decimal"/>
-      <w:lvlText w:val=""/>
-      <w:lvlJc w:val="left"/>
-    </w:lvl>
-    <w:lvl w:ilvl="6" w:tplc="89040994">
-      <w:numFmt w:val="decimal"/>
-      <w:lvlText w:val=""/>
-      <w:lvlJc w:val="left"/>
-    </w:lvl>
-    <w:lvl w:ilvl="7" w:tplc="D2964694">
-      <w:numFmt w:val="decimal"/>
-      <w:lvlText w:val=""/>
-      <w:lvlJc w:val="left"/>
-    </w:lvl>
-    <w:lvl w:ilvl="8" w:tplc="089C8684">
-      <w:numFmt w:val="decimal"/>
-      <w:lvlText w:val=""/>
-      <w:lvlJc w:val="left"/>
-    </w:lvl>
-  </w:abstractNum>
-  <w:abstractNum w:abstractNumId="6" w15:restartNumberingAfterBreak="0">
-    <w:nsid w:val="5B8D686E"/>
-    <w:multiLevelType w:val="hybridMultilevel"/>
-    <w:tmpl w:val="230CD716"/>
-    <w:lvl w:ilvl="0" w:tplc="F18C2694">
-      <w:start w:val="1"/>
-      <w:numFmt w:val="decimal"/>
-      <w:lvlText w:val="%1."/>
-      <w:lvlJc w:val="left"/>
-      <w:pPr>
-        <w:ind w:left="360" w:hanging="300"/>
-      </w:pPr>
-    </w:lvl>
-    <w:lvl w:ilvl="1" w:tplc="7E9A765A" w:tentative="1">
-      <w:start w:val="1"/>
-      <w:numFmt w:val="lowerLetter"/>
-      <w:lvlText w:val="%2."/>
-      <w:lvlJc w:val="left"/>
-      <w:pPr>
-        <w:ind w:left="720" w:hanging="300"/>
-      </w:pPr>
-    </w:lvl>
-    <w:lvl w:ilvl="2" w:tplc="F73C770C">
-      <w:numFmt w:val="decimal"/>
-      <w:lvlText w:val=""/>
-      <w:lvlJc w:val="left"/>
-    </w:lvl>
-    <w:lvl w:ilvl="3" w:tplc="7ACA3BD4">
-      <w:numFmt w:val="decimal"/>
-      <w:lvlText w:val=""/>
-      <w:lvlJc w:val="left"/>
-    </w:lvl>
-    <w:lvl w:ilvl="4" w:tplc="BBFEA3B2">
-      <w:numFmt w:val="decimal"/>
-      <w:lvlText w:val=""/>
-      <w:lvlJc w:val="left"/>
-    </w:lvl>
-    <w:lvl w:ilvl="5" w:tplc="8904CAA8">
-      <w:numFmt w:val="decimal"/>
-      <w:lvlText w:val=""/>
-      <w:lvlJc w:val="left"/>
-    </w:lvl>
-    <w:lvl w:ilvl="6" w:tplc="49444B88">
-      <w:numFmt w:val="decimal"/>
-      <w:lvlText w:val=""/>
-      <w:lvlJc w:val="left"/>
-    </w:lvl>
-    <w:lvl w:ilvl="7" w:tplc="1F70532C">
-      <w:numFmt w:val="decimal"/>
-      <w:lvlText w:val=""/>
-      <w:lvlJc w:val="left"/>
-    </w:lvl>
-    <w:lvl w:ilvl="8" w:tplc="460E0FCC">
-      <w:numFmt w:val="decimal"/>
-      <w:lvlText w:val=""/>
-      <w:lvlJc w:val="left"/>
-    </w:lvl>
-  </w:abstractNum>
-  <w:num w:numId="1" w16cid:durableId="365495807">
-    <w:abstractNumId w:val="2"/>
+  <w:num w:numId="1" w16cid:durableId="2011642103">
+    <w:abstractNumId w:val="5"/>
     <w:lvlOverride w:ilvl="0">
       <w:startOverride w:val="1"/>
     </w:lvlOverride>
   </w:num>
-  <w:num w:numId="2" w16cid:durableId="2321746">
+  <w:num w:numId="2" w16cid:durableId="1898735446">
+    <w:abstractNumId w:val="6"/>
+    <w:lvlOverride w:ilvl="0">
+      <w:startOverride w:val="1"/>
+    </w:lvlOverride>
+  </w:num>
+  <w:num w:numId="3" w16cid:durableId="1752583917">
+    <w:abstractNumId w:val="0"/>
+    <w:lvlOverride w:ilvl="0">
+      <w:startOverride w:val="1"/>
+    </w:lvlOverride>
+  </w:num>
+  <w:num w:numId="4" w16cid:durableId="341664463">
+    <w:abstractNumId w:val="4"/>
+    <w:lvlOverride w:ilvl="0">
+      <w:startOverride w:val="1"/>
+    </w:lvlOverride>
+  </w:num>
+  <w:num w:numId="5" w16cid:durableId="200944391">
     <w:abstractNumId w:val="3"/>
     <w:lvlOverride w:ilvl="0">
       <w:startOverride w:val="1"/>
     </w:lvlOverride>
   </w:num>
-  <w:num w:numId="3" w16cid:durableId="506286153">
-    <w:abstractNumId w:val="6"/>
-    <w:lvlOverride w:ilvl="0">
-      <w:startOverride w:val="1"/>
-    </w:lvlOverride>
-  </w:num>
-  <w:num w:numId="4" w16cid:durableId="1102844843">
-    <w:abstractNumId w:val="4"/>
-    <w:lvlOverride w:ilvl="0">
-      <w:startOverride w:val="1"/>
-    </w:lvlOverride>
-  </w:num>
-  <w:num w:numId="5" w16cid:durableId="1183007820">
-    <w:abstractNumId w:val="1"/>
-    <w:lvlOverride w:ilvl="0">
-      <w:startOverride w:val="1"/>
-    </w:lvlOverride>
-  </w:num>
-  <w:num w:numId="6" w16cid:durableId="915092091">
-    <w:abstractNumId w:val="0"/>
+  <w:num w:numId="6" w16cid:durableId="1622690947">
+    <w:abstractNumId w:val="2"/>
     <w:lvlOverride w:ilvl="0">
       <w:startOverride w:val="1"/>
     </w:lvlOverride>
@@ -4553,7 +4553,7 @@
     <w:autoRedefine/>
     <w:uiPriority w:val="39"/>
     <w:unhideWhenUsed/>
-    <w:rsid w:val="0021363D"/>
+    <w:rsid w:val="00872957"/>
     <w:pPr>
       <w:spacing w:after="100"/>
     </w:pPr>

--- a/discoverer-neo/docs/user-guide/manual/Discoverer-Neo-VIEWER-Guide-Quick-es-ES.docx
+++ b/discoverer-neo/docs/user-guide/manual/Discoverer-Neo-VIEWER-Guide-Quick-es-ES.docx
@@ -54,7 +54,7 @@
           <w:sz w:val="22"/>
           <w:szCs w:val="22"/>
         </w:rPr>
-        <w:t>Versión 2.1.0</w:t>
+        <w:t>Versión 2.1.1</w:t>
       </w:r>
     </w:p>
     <w:p>
@@ -74,7 +74,7 @@
     <w:sdt>
       <w:sdtPr>
         <w:alias w:val="Índice"/>
-        <w:id w:val="-764615988"/>
+        <w:id w:val="92684042"/>
       </w:sdtPr>
       <w:sdtEndPr/>
       <w:sdtContent>
@@ -102,7 +102,7 @@
           <w:r>
             <w:fldChar w:fldCharType="separate"/>
           </w:r>
-          <w:hyperlink w:anchor="_Toc241746046" w:history="1">
+          <w:hyperlink w:anchor="_Toc241748886" w:history="1">
             <w:r>
               <w:rPr>
                 <w:rStyle w:val="Hiperligao"/>
@@ -126,7 +126,7 @@
               <w:rPr>
                 <w:noProof/>
               </w:rPr>
-              <w:instrText xml:space="preserve"> PAGEREF _Toc241746046 \h </w:instrText>
+              <w:instrText xml:space="preserve"> PAGEREF _Toc241748886 \h </w:instrText>
             </w:r>
             <w:r>
               <w:rPr>
@@ -168,7 +168,7 @@
               <w14:ligatures w14:val="standardContextual"/>
             </w:rPr>
           </w:pPr>
-          <w:hyperlink w:anchor="_Toc241746047" w:history="1">
+          <w:hyperlink w:anchor="_Toc241748887" w:history="1">
             <w:r>
               <w:rPr>
                 <w:rStyle w:val="Hiperligao"/>
@@ -192,7 +192,7 @@
               <w:rPr>
                 <w:noProof/>
               </w:rPr>
-              <w:instrText xml:space="preserve"> PAGEREF _Toc241746047 \h </w:instrText>
+              <w:instrText xml:space="preserve"> PAGEREF _Toc241748887 \h </w:instrText>
             </w:r>
             <w:r>
               <w:rPr>
@@ -234,7 +234,7 @@
               <w14:ligatures w14:val="standardContextual"/>
             </w:rPr>
           </w:pPr>
-          <w:hyperlink w:anchor="_Toc241746048" w:history="1">
+          <w:hyperlink w:anchor="_Toc241748888" w:history="1">
             <w:r>
               <w:rPr>
                 <w:rStyle w:val="Hiperligao"/>
@@ -258,7 +258,7 @@
               <w:rPr>
                 <w:noProof/>
               </w:rPr>
-              <w:instrText xml:space="preserve"> PAGEREF _Toc241746048 \h </w:instrText>
+              <w:instrText xml:space="preserve"> PAGEREF _Toc241748888 \h </w:instrText>
             </w:r>
             <w:r>
               <w:rPr>
@@ -300,7 +300,7 @@
               <w14:ligatures w14:val="standardContextual"/>
             </w:rPr>
           </w:pPr>
-          <w:hyperlink w:anchor="_Toc241746049" w:history="1">
+          <w:hyperlink w:anchor="_Toc241748889" w:history="1">
             <w:r>
               <w:rPr>
                 <w:rStyle w:val="Hiperligao"/>
@@ -324,7 +324,7 @@
               <w:rPr>
                 <w:noProof/>
               </w:rPr>
-              <w:instrText xml:space="preserve"> PAGEREF _Toc241746049 \h </w:instrText>
+              <w:instrText xml:space="preserve"> PAGEREF _Toc241748889 \h </w:instrText>
             </w:r>
             <w:r>
               <w:rPr>
@@ -366,7 +366,7 @@
               <w14:ligatures w14:val="standardContextual"/>
             </w:rPr>
           </w:pPr>
-          <w:hyperlink w:anchor="_Toc241746050" w:history="1">
+          <w:hyperlink w:anchor="_Toc241748890" w:history="1">
             <w:r>
               <w:rPr>
                 <w:rStyle w:val="Hiperligao"/>
@@ -390,7 +390,7 @@
               <w:rPr>
                 <w:noProof/>
               </w:rPr>
-              <w:instrText xml:space="preserve"> PAGEREF _Toc241746050 \h </w:instrText>
+              <w:instrText xml:space="preserve"> PAGEREF _Toc241748890 \h </w:instrText>
             </w:r>
             <w:r>
               <w:rPr>
@@ -432,7 +432,7 @@
               <w14:ligatures w14:val="standardContextual"/>
             </w:rPr>
           </w:pPr>
-          <w:hyperlink w:anchor="_Toc241746051" w:history="1">
+          <w:hyperlink w:anchor="_Toc241748891" w:history="1">
             <w:r>
               <w:rPr>
                 <w:rStyle w:val="Hiperligao"/>
@@ -456,7 +456,7 @@
               <w:rPr>
                 <w:noProof/>
               </w:rPr>
-              <w:instrText xml:space="preserve"> PAGEREF _Toc241746051 \h </w:instrText>
+              <w:instrText xml:space="preserve"> PAGEREF _Toc241748891 \h </w:instrText>
             </w:r>
             <w:r>
               <w:rPr>
@@ -504,7 +504,7 @@
       <w:pPr>
         <w:pStyle w:val="Ttulo1"/>
       </w:pPr>
-      <w:bookmarkStart w:id="0" w:name="_Toc241746046"/>
+      <w:bookmarkStart w:id="0" w:name="_Toc241748886"/>
       <w:r>
         <w:lastRenderedPageBreak/>
         <w:t>Su rol en una página</w:t>
@@ -561,7 +561,7 @@
           <w:left w:w="10" w:type="dxa"/>
           <w:right w:w="10" w:type="dxa"/>
         </w:tblCellMar>
-        <w:tblLook w:val="0000" w:firstRow="0" w:lastRow="0" w:firstColumn="0" w:lastColumn="0" w:noHBand="0" w:noVBand="0"/>
+        <w:tblLook w:val="04A0" w:firstRow="1" w:lastRow="0" w:firstColumn="1" w:lastColumn="0" w:noHBand="0" w:noVBand="1"/>
       </w:tblPr>
       <w:tblGrid>
         <w:gridCol w:w="4513"/>
@@ -1010,7 +1010,7 @@
           <w:noProof/>
         </w:rPr>
         <w:drawing>
-          <wp:inline distT="0" distB="0" distL="0" distR="0" wp14:anchorId="38BBE602" wp14:editId="1B73A31C">
+          <wp:inline distT="0" distB="0" distL="0" distR="0" wp14:anchorId="0AF08E3A" wp14:editId="498CEE2F">
             <wp:extent cx="5715000" cy="3571875"/>
             <wp:effectExtent l="0" t="0" r="0" b="0"/>
             <wp:docPr id="441" name="01-login.png" descr="La página de inicio de sesión con Correo electrónico, Contraseña, Recordarme y el botón Iniciar sesión." title="La página de inicio de sesión con Correo electrónico, Contraseña, Recordarme y el botón Iniciar sesión."/>
@@ -1063,7 +1063,7 @@
         <w:pStyle w:val="Ttulo1"/>
         <w:pageBreakBefore/>
       </w:pPr>
-      <w:bookmarkStart w:id="1" w:name="_Toc241746047"/>
+      <w:bookmarkStart w:id="1" w:name="_Toc241748887"/>
       <w:r>
         <w:lastRenderedPageBreak/>
         <w:t>Panel y Mapas</w:t>
@@ -1106,7 +1106,7 @@
           <w:noProof/>
         </w:rPr>
         <w:drawing>
-          <wp:inline distT="0" distB="0" distL="0" distR="0" wp14:anchorId="3E452E7B" wp14:editId="7F14FF32">
+          <wp:inline distT="0" distB="0" distL="0" distR="0" wp14:anchorId="3E9A53DF" wp14:editId="419060D6">
             <wp:extent cx="5715000" cy="3429000"/>
             <wp:effectExtent l="0" t="0" r="0" b="0"/>
             <wp:docPr id="442" name="03-maps-all.png" descr="La lista de Mapas, pestaña Todos, donde cada mapa solo tiene el icono Abrir." title="La lista de Mapas, pestaña Todos, donde cada mapa solo tiene el icono Abrir."/>
@@ -1266,7 +1266,7 @@
           <w:left w:w="10" w:type="dxa"/>
           <w:right w:w="10" w:type="dxa"/>
         </w:tblCellMar>
-        <w:tblLook w:val="0000" w:firstRow="0" w:lastRow="0" w:firstColumn="0" w:lastColumn="0" w:noHBand="0" w:noVBand="0"/>
+        <w:tblLook w:val="04A0" w:firstRow="1" w:lastRow="0" w:firstColumn="1" w:lastColumn="0" w:noHBand="0" w:noVBand="1"/>
       </w:tblPr>
       <w:tblGrid>
         <w:gridCol w:w="4513"/>
@@ -1578,7 +1578,7 @@
         <w:pStyle w:val="Ttulo1"/>
         <w:pageBreakBefore/>
       </w:pPr>
-      <w:bookmarkStart w:id="2" w:name="_Toc241746048"/>
+      <w:bookmarkStart w:id="2" w:name="_Toc241748888"/>
       <w:r>
         <w:lastRenderedPageBreak/>
         <w:t>Ejecutar y leer un mapa</w:t>
@@ -1601,7 +1601,7 @@
           <w:noProof/>
         </w:rPr>
         <w:drawing>
-          <wp:inline distT="0" distB="0" distL="0" distR="0" wp14:anchorId="638F0B30" wp14:editId="01AD0B2E">
+          <wp:inline distT="0" distB="0" distL="0" distR="0" wp14:anchorId="5ADFCEE0" wp14:editId="57105F1C">
             <wp:extent cx="5715000" cy="3571875"/>
             <wp:effectExtent l="0" t="0" r="0" b="0"/>
             <wp:docPr id="443" name="06-viewer-results.png" descr="Una ejecución completada con los botones Excel, CSV y PDF sobre la cuadrícula de resultados." title="Una ejecución completada con los botones Excel, CSV y PDF sobre la cuadrícula de resultados."/>
@@ -1794,7 +1794,7 @@
           <w:left w:w="10" w:type="dxa"/>
           <w:right w:w="10" w:type="dxa"/>
         </w:tblCellMar>
-        <w:tblLook w:val="0000" w:firstRow="0" w:lastRow="0" w:firstColumn="0" w:lastColumn="0" w:noHBand="0" w:noVBand="0"/>
+        <w:tblLook w:val="04A0" w:firstRow="1" w:lastRow="0" w:firstColumn="1" w:lastColumn="0" w:noHBand="0" w:noVBand="1"/>
       </w:tblPr>
       <w:tblGrid>
         <w:gridCol w:w="4513"/>
@@ -2117,7 +2117,7 @@
         <w:pStyle w:val="Ttulo1"/>
         <w:pageBreakBefore/>
       </w:pPr>
-      <w:bookmarkStart w:id="3" w:name="_Toc241746049"/>
+      <w:bookmarkStart w:id="3" w:name="_Toc241748889"/>
       <w:r>
         <w:lastRenderedPageBreak/>
         <w:t>Ejecuciones y Exportaciones</w:t>
@@ -2157,7 +2157,7 @@
           <w:noProof/>
         </w:rPr>
         <w:drawing>
-          <wp:inline distT="0" distB="0" distL="0" distR="0" wp14:anchorId="669295E9" wp14:editId="208E0050">
+          <wp:inline distT="0" distB="0" distL="0" distR="0" wp14:anchorId="2A1D990E" wp14:editId="4C85666E">
             <wp:extent cx="5715000" cy="3571875"/>
             <wp:effectExtent l="0" t="0" r="0" b="0"/>
             <wp:docPr id="444" name="07-runs.png" descr="La página Ejecuciones con las ejecuciones propias del Viewer." title="La página Ejecuciones con las ejecuciones propias del Viewer."/>
@@ -2324,7 +2324,7 @@
           <w:left w:w="10" w:type="dxa"/>
           <w:right w:w="10" w:type="dxa"/>
         </w:tblCellMar>
-        <w:tblLook w:val="0000" w:firstRow="0" w:lastRow="0" w:firstColumn="0" w:lastColumn="0" w:noHBand="0" w:noVBand="0"/>
+        <w:tblLook w:val="04A0" w:firstRow="1" w:lastRow="0" w:firstColumn="1" w:lastColumn="0" w:noHBand="0" w:noVBand="1"/>
       </w:tblPr>
       <w:tblGrid>
         <w:gridCol w:w="4513"/>
@@ -2538,7 +2538,7 @@
         <w:pStyle w:val="Ttulo1"/>
         <w:pageBreakBefore/>
       </w:pPr>
-      <w:bookmarkStart w:id="4" w:name="_Toc241746050"/>
+      <w:bookmarkStart w:id="4" w:name="_Toc241748890"/>
       <w:r>
         <w:lastRenderedPageBreak/>
         <w:t>Programaciones</w:t>
@@ -2591,7 +2591,7 @@
           <w:noProof/>
         </w:rPr>
         <w:drawing>
-          <wp:inline distT="0" distB="0" distL="0" distR="0" wp14:anchorId="02AEC06D" wp14:editId="0518D464">
+          <wp:inline distT="0" distB="0" distL="0" distR="0" wp14:anchorId="34B77A94" wp14:editId="7DE659D3">
             <wp:extent cx="5715000" cy="3571875"/>
             <wp:effectExtent l="0" t="0" r="0" b="0"/>
             <wp:docPr id="445" name="09-schedules.png" descr="La página Programaciones con el mensaje Aún no hay programaciones." title="La página Programaciones con el mensaje Aún no hay programaciones."/>
@@ -2791,7 +2791,7 @@
           <w:left w:w="10" w:type="dxa"/>
           <w:right w:w="10" w:type="dxa"/>
         </w:tblCellMar>
-        <w:tblLook w:val="0000" w:firstRow="0" w:lastRow="0" w:firstColumn="0" w:lastColumn="0" w:noHBand="0" w:noVBand="0"/>
+        <w:tblLook w:val="04A0" w:firstRow="1" w:lastRow="0" w:firstColumn="1" w:lastColumn="0" w:noHBand="0" w:noVBand="1"/>
       </w:tblPr>
       <w:tblGrid>
         <w:gridCol w:w="4513"/>
@@ -3057,7 +3057,7 @@
         <w:pStyle w:val="Ttulo1"/>
         <w:pageBreakBefore/>
       </w:pPr>
-      <w:bookmarkStart w:id="5" w:name="_Toc241746051"/>
+      <w:bookmarkStart w:id="5" w:name="_Toc241748891"/>
       <w:r>
         <w:lastRenderedPageBreak/>
         <w:t>Configuración</w:t>
@@ -3090,7 +3090,7 @@
           <w:noProof/>
         </w:rPr>
         <w:drawing>
-          <wp:inline distT="0" distB="0" distL="0" distR="0" wp14:anchorId="2498BC0D" wp14:editId="12730047">
+          <wp:inline distT="0" distB="0" distL="0" distR="0" wp14:anchorId="09110099" wp14:editId="6C509451">
             <wp:extent cx="5715000" cy="3571875"/>
             <wp:effectExtent l="0" t="0" r="0" b="0"/>
             <wp:docPr id="446" name="04-settings.png" descr="La página Configuración con las tarjetas Idioma, Tema y Paleta de colores." title="La página Configuración con las tarjetas Idioma, Tema y Paleta de colores."/>
@@ -3399,7 +3399,7 @@
         <w:sz w:val="16"/>
         <w:szCs w:val="16"/>
       </w:rPr>
-      <w:t>Discoverer Neo 2.1.0 · Guía rápida · VIEWER</w:t>
+      <w:t>Discoverer Neo 2.1.1 · Guía rápida · VIEWER</w:t>
     </w:r>
   </w:p>
 </w:hdr>
@@ -3408,10 +3408,68 @@
 <file path=word/numbering.xml><?xml version="1.0" encoding="utf-8"?>
 <w:numbering xmlns:wpc="http://schemas.microsoft.com/office/word/2010/wordprocessingCanvas" xmlns:cx="http://schemas.microsoft.com/office/drawing/2014/chartex" xmlns:cx1="http://schemas.microsoft.com/office/drawing/2015/9/8/chartex" xmlns:cx2="http://schemas.microsoft.com/office/drawing/2015/10/21/chartex" xmlns:cx3="http://schemas.microsoft.com/office/drawing/2016/5/9/chartex" xmlns:cx4="http://schemas.microsoft.com/office/drawing/2016/5/10/chartex" xmlns:cx5="http://schemas.microsoft.com/office/drawing/2016/5/11/chartex" xmlns:cx6="http://schemas.microsoft.com/office/drawing/2016/5/12/chartex" xmlns:cx7="http://schemas.microsoft.com/office/drawing/2016/5/13/chartex" xmlns:cx8="http://schemas.microsoft.com/office/drawing/2016/5/14/chartex" xmlns:mc="http://schemas.openxmlformats.org/markup-compatibility/2006" xmlns:aink="http://schemas.microsoft.com/office/drawing/2016/ink" xmlns:am3d="http://schemas.microsoft.com/office/drawing/2017/model3d" xmlns:o="urn:schemas-microsoft-com:office:office" xmlns:oel="http://schemas.microsoft.com/office/2019/extlst" xmlns:r="http://schemas.openxmlformats.org/officeDocument/2006/relationships" xmlns:m="http://schemas.openxmlformats.org/officeDocument/2006/math" xmlns:v="urn:schemas-microsoft-com:vml" xmlns:wp14="http://schemas.microsoft.com/office/word/2010/wordprocessingDrawing" xmlns:wp="http://schemas.openxmlformats.org/drawingml/2006/wordprocessingDrawing" xmlns:w10="urn:schemas-microsoft-com:office:word" xmlns:w="http://schemas.openxmlformats.org/wordprocessingml/2006/main" xmlns:w14="http://schemas.microsoft.com/office/word/2010/wordml" xmlns:w15="http://schemas.microsoft.com/office/word/2012/wordml" xmlns:w16cex="http://schemas.microsoft.com/office/word/2018/wordml/cex" xmlns:w16cid="http://schemas.microsoft.com/office/word/2016/wordml/cid" xmlns:w16="http://schemas.microsoft.com/office/word/2018/wordml" xmlns:w16sdtdh="http://schemas.microsoft.com/office/word/2020/wordml/sdtdatahash" xmlns:w16se="http://schemas.microsoft.com/office/word/2015/wordml/symex" xmlns:wpg="http://schemas.microsoft.com/office/word/2010/wordprocessingGroup" xmlns:wpi="http://schemas.microsoft.com/office/word/2010/wordprocessingInk" xmlns:wne="http://schemas.microsoft.com/office/word/2006/wordml" xmlns:wps="http://schemas.microsoft.com/office/word/2010/wordprocessingShape" mc:Ignorable="w14 w15 w16se w16cid w16 w16cex w16sdtdh wp14">
   <w:abstractNum w:abstractNumId="0" w15:restartNumberingAfterBreak="0">
-    <w:nsid w:val="0FA13E22"/>
+    <w:nsid w:val="13CA6A9E"/>
     <w:multiLevelType w:val="hybridMultilevel"/>
-    <w:tmpl w:val="E20C8AB4"/>
-    <w:lvl w:ilvl="0" w:tplc="8FAC380A">
+    <w:tmpl w:val="EBC21A32"/>
+    <w:lvl w:ilvl="0" w:tplc="466028A4" w:tentative="1">
+      <w:start w:val="1"/>
+      <w:numFmt w:val="bullet"/>
+      <w:lvlText w:val="•"/>
+      <w:lvlJc w:val="left"/>
+      <w:pPr>
+        <w:ind w:left="360" w:hanging="260"/>
+      </w:pPr>
+    </w:lvl>
+    <w:lvl w:ilvl="1" w:tplc="792CEC2C" w:tentative="1">
+      <w:start w:val="1"/>
+      <w:numFmt w:val="bullet"/>
+      <w:lvlText w:val="–"/>
+      <w:lvlJc w:val="left"/>
+      <w:pPr>
+        <w:ind w:left="720" w:hanging="260"/>
+      </w:pPr>
+    </w:lvl>
+    <w:lvl w:ilvl="2" w:tplc="D944BE00">
+      <w:numFmt w:val="decimal"/>
+      <w:lvlText w:val=""/>
+      <w:lvlJc w:val="left"/>
+    </w:lvl>
+    <w:lvl w:ilvl="3" w:tplc="C02E4884">
+      <w:numFmt w:val="decimal"/>
+      <w:lvlText w:val=""/>
+      <w:lvlJc w:val="left"/>
+    </w:lvl>
+    <w:lvl w:ilvl="4" w:tplc="49F83232">
+      <w:numFmt w:val="decimal"/>
+      <w:lvlText w:val=""/>
+      <w:lvlJc w:val="left"/>
+    </w:lvl>
+    <w:lvl w:ilvl="5" w:tplc="EFECC16A">
+      <w:numFmt w:val="decimal"/>
+      <w:lvlText w:val=""/>
+      <w:lvlJc w:val="left"/>
+    </w:lvl>
+    <w:lvl w:ilvl="6" w:tplc="9B50E2E2">
+      <w:numFmt w:val="decimal"/>
+      <w:lvlText w:val=""/>
+      <w:lvlJc w:val="left"/>
+    </w:lvl>
+    <w:lvl w:ilvl="7" w:tplc="9BE8921A">
+      <w:numFmt w:val="decimal"/>
+      <w:lvlText w:val=""/>
+      <w:lvlJc w:val="left"/>
+    </w:lvl>
+    <w:lvl w:ilvl="8" w:tplc="895AC898">
+      <w:numFmt w:val="decimal"/>
+      <w:lvlText w:val=""/>
+      <w:lvlJc w:val="left"/>
+    </w:lvl>
+  </w:abstractNum>
+  <w:abstractNum w:abstractNumId="1" w15:restartNumberingAfterBreak="0">
+    <w:nsid w:val="142B6118"/>
+    <w:multiLevelType w:val="hybridMultilevel"/>
+    <w:tmpl w:val="3F2C016C"/>
+    <w:lvl w:ilvl="0" w:tplc="E8D279BE">
       <w:start w:val="1"/>
       <w:numFmt w:val="decimal"/>
       <w:lvlText w:val="%1."/>
@@ -3420,7 +3478,7 @@
         <w:ind w:left="360" w:hanging="300"/>
       </w:pPr>
     </w:lvl>
-    <w:lvl w:ilvl="1" w:tplc="36DE736C" w:tentative="1">
+    <w:lvl w:ilvl="1" w:tplc="E98E7424" w:tentative="1">
       <w:start w:val="1"/>
       <w:numFmt w:val="lowerLetter"/>
       <w:lvlText w:val="%2."/>
@@ -3429,105 +3487,47 @@
         <w:ind w:left="720" w:hanging="300"/>
       </w:pPr>
     </w:lvl>
-    <w:lvl w:ilvl="2" w:tplc="62A2461C">
+    <w:lvl w:ilvl="2" w:tplc="012A06C8">
       <w:numFmt w:val="decimal"/>
       <w:lvlText w:val=""/>
       <w:lvlJc w:val="left"/>
     </w:lvl>
-    <w:lvl w:ilvl="3" w:tplc="2D50AC8A">
+    <w:lvl w:ilvl="3" w:tplc="7F0EA550">
       <w:numFmt w:val="decimal"/>
       <w:lvlText w:val=""/>
       <w:lvlJc w:val="left"/>
     </w:lvl>
-    <w:lvl w:ilvl="4" w:tplc="D8BADA96">
+    <w:lvl w:ilvl="4" w:tplc="A1D60860">
       <w:numFmt w:val="decimal"/>
       <w:lvlText w:val=""/>
       <w:lvlJc w:val="left"/>
     </w:lvl>
-    <w:lvl w:ilvl="5" w:tplc="5DDC33B4">
+    <w:lvl w:ilvl="5" w:tplc="CC626482">
       <w:numFmt w:val="decimal"/>
       <w:lvlText w:val=""/>
       <w:lvlJc w:val="left"/>
     </w:lvl>
-    <w:lvl w:ilvl="6" w:tplc="02C0BCE2">
+    <w:lvl w:ilvl="6" w:tplc="58702CE8">
       <w:numFmt w:val="decimal"/>
       <w:lvlText w:val=""/>
       <w:lvlJc w:val="left"/>
     </w:lvl>
-    <w:lvl w:ilvl="7" w:tplc="DDF6B3C6">
+    <w:lvl w:ilvl="7" w:tplc="43A8CF9A">
       <w:numFmt w:val="decimal"/>
       <w:lvlText w:val=""/>
       <w:lvlJc w:val="left"/>
     </w:lvl>
-    <w:lvl w:ilvl="8" w:tplc="206C3E6C">
+    <w:lvl w:ilvl="8" w:tplc="07EAFE82">
       <w:numFmt w:val="decimal"/>
       <w:lvlText w:val=""/>
       <w:lvlJc w:val="left"/>
     </w:lvl>
   </w:abstractNum>
-  <w:abstractNum w:abstractNumId="1" w15:restartNumberingAfterBreak="0">
-    <w:nsid w:val="16E924FF"/>
+  <w:abstractNum w:abstractNumId="2" w15:restartNumberingAfterBreak="0">
+    <w:nsid w:val="20F933CA"/>
     <w:multiLevelType w:val="hybridMultilevel"/>
-    <w:tmpl w:val="0FFEE630"/>
-    <w:lvl w:ilvl="0" w:tplc="3D7C457C" w:tentative="1">
-      <w:start w:val="1"/>
-      <w:numFmt w:val="bullet"/>
-      <w:lvlText w:val="•"/>
-      <w:lvlJc w:val="left"/>
-      <w:pPr>
-        <w:ind w:left="360" w:hanging="260"/>
-      </w:pPr>
-    </w:lvl>
-    <w:lvl w:ilvl="1" w:tplc="099CEF2C" w:tentative="1">
-      <w:start w:val="1"/>
-      <w:numFmt w:val="bullet"/>
-      <w:lvlText w:val="–"/>
-      <w:lvlJc w:val="left"/>
-      <w:pPr>
-        <w:ind w:left="720" w:hanging="260"/>
-      </w:pPr>
-    </w:lvl>
-    <w:lvl w:ilvl="2" w:tplc="FFCCE4DE">
-      <w:numFmt w:val="decimal"/>
-      <w:lvlText w:val=""/>
-      <w:lvlJc w:val="left"/>
-    </w:lvl>
-    <w:lvl w:ilvl="3" w:tplc="9C38A04C">
-      <w:numFmt w:val="decimal"/>
-      <w:lvlText w:val=""/>
-      <w:lvlJc w:val="left"/>
-    </w:lvl>
-    <w:lvl w:ilvl="4" w:tplc="362A508A">
-      <w:numFmt w:val="decimal"/>
-      <w:lvlText w:val=""/>
-      <w:lvlJc w:val="left"/>
-    </w:lvl>
-    <w:lvl w:ilvl="5" w:tplc="1C9867CC">
-      <w:numFmt w:val="decimal"/>
-      <w:lvlText w:val=""/>
-      <w:lvlJc w:val="left"/>
-    </w:lvl>
-    <w:lvl w:ilvl="6" w:tplc="60841C20">
-      <w:numFmt w:val="decimal"/>
-      <w:lvlText w:val=""/>
-      <w:lvlJc w:val="left"/>
-    </w:lvl>
-    <w:lvl w:ilvl="7" w:tplc="6AB06196">
-      <w:numFmt w:val="decimal"/>
-      <w:lvlText w:val=""/>
-      <w:lvlJc w:val="left"/>
-    </w:lvl>
-    <w:lvl w:ilvl="8" w:tplc="0BA8A872">
-      <w:numFmt w:val="decimal"/>
-      <w:lvlText w:val=""/>
-      <w:lvlJc w:val="left"/>
-    </w:lvl>
-  </w:abstractNum>
-  <w:abstractNum w:abstractNumId="2" w15:restartNumberingAfterBreak="0">
-    <w:nsid w:val="18290CB2"/>
-    <w:multiLevelType w:val="hybridMultilevel"/>
-    <w:tmpl w:val="72AA7252"/>
-    <w:lvl w:ilvl="0" w:tplc="1722EE80">
+    <w:tmpl w:val="EF0EA2AE"/>
+    <w:lvl w:ilvl="0" w:tplc="961EACA2">
       <w:start w:val="1"/>
       <w:numFmt w:val="decimal"/>
       <w:lvlText w:val="%1."/>
@@ -3536,7 +3536,7 @@
         <w:ind w:left="360" w:hanging="300"/>
       </w:pPr>
     </w:lvl>
-    <w:lvl w:ilvl="1" w:tplc="3654A086" w:tentative="1">
+    <w:lvl w:ilvl="1" w:tplc="3C1C90CA" w:tentative="1">
       <w:start w:val="1"/>
       <w:numFmt w:val="lowerLetter"/>
       <w:lvlText w:val="%2."/>
@@ -3545,47 +3545,47 @@
         <w:ind w:left="720" w:hanging="300"/>
       </w:pPr>
     </w:lvl>
-    <w:lvl w:ilvl="2" w:tplc="E6A6144E">
+    <w:lvl w:ilvl="2" w:tplc="21DC42AC">
       <w:numFmt w:val="decimal"/>
       <w:lvlText w:val=""/>
       <w:lvlJc w:val="left"/>
     </w:lvl>
-    <w:lvl w:ilvl="3" w:tplc="7C2061B2">
+    <w:lvl w:ilvl="3" w:tplc="1B26F662">
       <w:numFmt w:val="decimal"/>
       <w:lvlText w:val=""/>
       <w:lvlJc w:val="left"/>
     </w:lvl>
-    <w:lvl w:ilvl="4" w:tplc="69F09152">
+    <w:lvl w:ilvl="4" w:tplc="A5A659B0">
       <w:numFmt w:val="decimal"/>
       <w:lvlText w:val=""/>
       <w:lvlJc w:val="left"/>
     </w:lvl>
-    <w:lvl w:ilvl="5" w:tplc="5A90BFEE">
+    <w:lvl w:ilvl="5" w:tplc="0E3EC796">
       <w:numFmt w:val="decimal"/>
       <w:lvlText w:val=""/>
       <w:lvlJc w:val="left"/>
     </w:lvl>
-    <w:lvl w:ilvl="6" w:tplc="C4160644">
+    <w:lvl w:ilvl="6" w:tplc="391443E6">
       <w:numFmt w:val="decimal"/>
       <w:lvlText w:val=""/>
       <w:lvlJc w:val="left"/>
     </w:lvl>
-    <w:lvl w:ilvl="7" w:tplc="DE7A6ABC">
+    <w:lvl w:ilvl="7" w:tplc="22A0B310">
       <w:numFmt w:val="decimal"/>
       <w:lvlText w:val=""/>
       <w:lvlJc w:val="left"/>
     </w:lvl>
-    <w:lvl w:ilvl="8" w:tplc="3C421776">
+    <w:lvl w:ilvl="8" w:tplc="E80A7320">
       <w:numFmt w:val="decimal"/>
       <w:lvlText w:val=""/>
       <w:lvlJc w:val="left"/>
     </w:lvl>
   </w:abstractNum>
   <w:abstractNum w:abstractNumId="3" w15:restartNumberingAfterBreak="0">
-    <w:nsid w:val="55CD61DC"/>
+    <w:nsid w:val="22374FA6"/>
     <w:multiLevelType w:val="hybridMultilevel"/>
-    <w:tmpl w:val="1B12FFDA"/>
-    <w:lvl w:ilvl="0" w:tplc="182485FC">
+    <w:tmpl w:val="D4348430"/>
+    <w:lvl w:ilvl="0" w:tplc="B400D8DC">
       <w:start w:val="1"/>
       <w:numFmt w:val="decimal"/>
       <w:lvlText w:val="%1."/>
@@ -3594,7 +3594,7 @@
         <w:ind w:left="360" w:hanging="300"/>
       </w:pPr>
     </w:lvl>
-    <w:lvl w:ilvl="1" w:tplc="9FC4A8E4" w:tentative="1">
+    <w:lvl w:ilvl="1" w:tplc="F33287C2" w:tentative="1">
       <w:start w:val="1"/>
       <w:numFmt w:val="lowerLetter"/>
       <w:lvlText w:val="%2."/>
@@ -3603,47 +3603,133 @@
         <w:ind w:left="720" w:hanging="300"/>
       </w:pPr>
     </w:lvl>
-    <w:lvl w:ilvl="2" w:tplc="C57233F8">
+    <w:lvl w:ilvl="2" w:tplc="A5BC886C">
       <w:numFmt w:val="decimal"/>
       <w:lvlText w:val=""/>
       <w:lvlJc w:val="left"/>
     </w:lvl>
-    <w:lvl w:ilvl="3" w:tplc="FCFA9F0C">
+    <w:lvl w:ilvl="3" w:tplc="0ECCFF94">
       <w:numFmt w:val="decimal"/>
       <w:lvlText w:val=""/>
       <w:lvlJc w:val="left"/>
     </w:lvl>
-    <w:lvl w:ilvl="4" w:tplc="07DCEB8C">
+    <w:lvl w:ilvl="4" w:tplc="79BED81C">
       <w:numFmt w:val="decimal"/>
       <w:lvlText w:val=""/>
       <w:lvlJc w:val="left"/>
     </w:lvl>
-    <w:lvl w:ilvl="5" w:tplc="026C647A">
+    <w:lvl w:ilvl="5" w:tplc="25FA32CA">
       <w:numFmt w:val="decimal"/>
       <w:lvlText w:val=""/>
       <w:lvlJc w:val="left"/>
     </w:lvl>
-    <w:lvl w:ilvl="6" w:tplc="F8CE884A">
+    <w:lvl w:ilvl="6" w:tplc="C72443F0">
       <w:numFmt w:val="decimal"/>
       <w:lvlText w:val=""/>
       <w:lvlJc w:val="left"/>
     </w:lvl>
-    <w:lvl w:ilvl="7" w:tplc="FB00DB0A">
+    <w:lvl w:ilvl="7" w:tplc="D422BD9C">
       <w:numFmt w:val="decimal"/>
       <w:lvlText w:val=""/>
       <w:lvlJc w:val="left"/>
     </w:lvl>
-    <w:lvl w:ilvl="8" w:tplc="D1DC9C80">
+    <w:lvl w:ilvl="8" w:tplc="AB905798">
       <w:numFmt w:val="decimal"/>
       <w:lvlText w:val=""/>
       <w:lvlJc w:val="left"/>
     </w:lvl>
   </w:abstractNum>
   <w:abstractNum w:abstractNumId="4" w15:restartNumberingAfterBreak="0">
-    <w:nsid w:val="582120CC"/>
+    <w:nsid w:val="39E6693B"/>
     <w:multiLevelType w:val="hybridMultilevel"/>
-    <w:tmpl w:val="CDF4983C"/>
-    <w:lvl w:ilvl="0" w:tplc="CD40B580">
+    <w:tmpl w:val="B568EA8A"/>
+    <w:lvl w:ilvl="0" w:tplc="42901546" w:tentative="1">
+      <w:start w:val="1"/>
+      <w:numFmt w:val="bullet"/>
+      <w:lvlText w:val="●"/>
+      <w:lvlJc w:val="left"/>
+      <w:pPr>
+        <w:ind w:left="720" w:hanging="360"/>
+      </w:pPr>
+    </w:lvl>
+    <w:lvl w:ilvl="1" w:tplc="6FDCA346" w:tentative="1">
+      <w:start w:val="1"/>
+      <w:numFmt w:val="bullet"/>
+      <w:lvlText w:val="○"/>
+      <w:lvlJc w:val="left"/>
+      <w:pPr>
+        <w:ind w:left="1440" w:hanging="360"/>
+      </w:pPr>
+    </w:lvl>
+    <w:lvl w:ilvl="2" w:tplc="58AC2448" w:tentative="1">
+      <w:start w:val="1"/>
+      <w:numFmt w:val="bullet"/>
+      <w:lvlText w:val="■"/>
+      <w:lvlJc w:val="left"/>
+      <w:pPr>
+        <w:ind w:left="2160" w:hanging="360"/>
+      </w:pPr>
+    </w:lvl>
+    <w:lvl w:ilvl="3" w:tplc="2DCC616A" w:tentative="1">
+      <w:start w:val="1"/>
+      <w:numFmt w:val="bullet"/>
+      <w:lvlText w:val="●"/>
+      <w:lvlJc w:val="left"/>
+      <w:pPr>
+        <w:ind w:left="2880" w:hanging="360"/>
+      </w:pPr>
+    </w:lvl>
+    <w:lvl w:ilvl="4" w:tplc="7D1AE40C" w:tentative="1">
+      <w:start w:val="1"/>
+      <w:numFmt w:val="bullet"/>
+      <w:lvlText w:val="○"/>
+      <w:lvlJc w:val="left"/>
+      <w:pPr>
+        <w:ind w:left="3600" w:hanging="360"/>
+      </w:pPr>
+    </w:lvl>
+    <w:lvl w:ilvl="5" w:tplc="1E0C303E" w:tentative="1">
+      <w:start w:val="1"/>
+      <w:numFmt w:val="bullet"/>
+      <w:lvlText w:val="■"/>
+      <w:lvlJc w:val="left"/>
+      <w:pPr>
+        <w:ind w:left="4320" w:hanging="360"/>
+      </w:pPr>
+    </w:lvl>
+    <w:lvl w:ilvl="6" w:tplc="30301028" w:tentative="1">
+      <w:start w:val="1"/>
+      <w:numFmt w:val="bullet"/>
+      <w:lvlText w:val="●"/>
+      <w:lvlJc w:val="left"/>
+      <w:pPr>
+        <w:ind w:left="5040" w:hanging="360"/>
+      </w:pPr>
+    </w:lvl>
+    <w:lvl w:ilvl="7" w:tplc="1910E01A" w:tentative="1">
+      <w:start w:val="1"/>
+      <w:numFmt w:val="bullet"/>
+      <w:lvlText w:val="●"/>
+      <w:lvlJc w:val="left"/>
+      <w:pPr>
+        <w:ind w:left="5760" w:hanging="360"/>
+      </w:pPr>
+    </w:lvl>
+    <w:lvl w:ilvl="8" w:tplc="EAAA2CB6" w:tentative="1">
+      <w:start w:val="1"/>
+      <w:numFmt w:val="bullet"/>
+      <w:lvlText w:val="●"/>
+      <w:lvlJc w:val="left"/>
+      <w:pPr>
+        <w:ind w:left="6480" w:hanging="360"/>
+      </w:pPr>
+    </w:lvl>
+  </w:abstractNum>
+  <w:abstractNum w:abstractNumId="5" w15:restartNumberingAfterBreak="0">
+    <w:nsid w:val="63B4485D"/>
+    <w:multiLevelType w:val="hybridMultilevel"/>
+    <w:tmpl w:val="AB069F60"/>
+    <w:lvl w:ilvl="0" w:tplc="91BC3BA0">
       <w:start w:val="1"/>
       <w:numFmt w:val="decimal"/>
       <w:lvlText w:val="%1."/>
@@ -3652,7 +3738,7 @@
         <w:ind w:left="360" w:hanging="300"/>
       </w:pPr>
     </w:lvl>
-    <w:lvl w:ilvl="1" w:tplc="712658DC" w:tentative="1">
+    <w:lvl w:ilvl="1" w:tplc="DC240E0C" w:tentative="1">
       <w:start w:val="1"/>
       <w:numFmt w:val="lowerLetter"/>
       <w:lvlText w:val="%2."/>
@@ -3661,133 +3747,47 @@
         <w:ind w:left="720" w:hanging="300"/>
       </w:pPr>
     </w:lvl>
-    <w:lvl w:ilvl="2" w:tplc="851E4FFE">
+    <w:lvl w:ilvl="2" w:tplc="3E50082A">
       <w:numFmt w:val="decimal"/>
       <w:lvlText w:val=""/>
       <w:lvlJc w:val="left"/>
     </w:lvl>
-    <w:lvl w:ilvl="3" w:tplc="5052AD10">
+    <w:lvl w:ilvl="3" w:tplc="872656DE">
       <w:numFmt w:val="decimal"/>
       <w:lvlText w:val=""/>
       <w:lvlJc w:val="left"/>
     </w:lvl>
-    <w:lvl w:ilvl="4" w:tplc="C9A8C556">
+    <w:lvl w:ilvl="4" w:tplc="FD541C08">
       <w:numFmt w:val="decimal"/>
       <w:lvlText w:val=""/>
       <w:lvlJc w:val="left"/>
     </w:lvl>
-    <w:lvl w:ilvl="5" w:tplc="022E05BE">
+    <w:lvl w:ilvl="5" w:tplc="E36AD4CE">
       <w:numFmt w:val="decimal"/>
       <w:lvlText w:val=""/>
       <w:lvlJc w:val="left"/>
     </w:lvl>
-    <w:lvl w:ilvl="6" w:tplc="9E907508">
+    <w:lvl w:ilvl="6" w:tplc="6324B310">
       <w:numFmt w:val="decimal"/>
       <w:lvlText w:val=""/>
       <w:lvlJc w:val="left"/>
     </w:lvl>
-    <w:lvl w:ilvl="7" w:tplc="1AD4B5A6">
+    <w:lvl w:ilvl="7" w:tplc="E59E8956">
       <w:numFmt w:val="decimal"/>
       <w:lvlText w:val=""/>
       <w:lvlJc w:val="left"/>
     </w:lvl>
-    <w:lvl w:ilvl="8" w:tplc="197E6550">
+    <w:lvl w:ilvl="8" w:tplc="1302B9DA">
       <w:numFmt w:val="decimal"/>
       <w:lvlText w:val=""/>
       <w:lvlJc w:val="left"/>
     </w:lvl>
   </w:abstractNum>
-  <w:abstractNum w:abstractNumId="5" w15:restartNumberingAfterBreak="0">
-    <w:nsid w:val="5AD2689F"/>
+  <w:abstractNum w:abstractNumId="6" w15:restartNumberingAfterBreak="0">
+    <w:nsid w:val="6E0E5775"/>
     <w:multiLevelType w:val="hybridMultilevel"/>
-    <w:tmpl w:val="CE88F808"/>
-    <w:lvl w:ilvl="0" w:tplc="FDB8332A" w:tentative="1">
-      <w:start w:val="1"/>
-      <w:numFmt w:val="bullet"/>
-      <w:lvlText w:val="●"/>
-      <w:lvlJc w:val="left"/>
-      <w:pPr>
-        <w:ind w:left="720" w:hanging="360"/>
-      </w:pPr>
-    </w:lvl>
-    <w:lvl w:ilvl="1" w:tplc="434E5656" w:tentative="1">
-      <w:start w:val="1"/>
-      <w:numFmt w:val="bullet"/>
-      <w:lvlText w:val="○"/>
-      <w:lvlJc w:val="left"/>
-      <w:pPr>
-        <w:ind w:left="1440" w:hanging="360"/>
-      </w:pPr>
-    </w:lvl>
-    <w:lvl w:ilvl="2" w:tplc="9DC40A36" w:tentative="1">
-      <w:start w:val="1"/>
-      <w:numFmt w:val="bullet"/>
-      <w:lvlText w:val="■"/>
-      <w:lvlJc w:val="left"/>
-      <w:pPr>
-        <w:ind w:left="2160" w:hanging="360"/>
-      </w:pPr>
-    </w:lvl>
-    <w:lvl w:ilvl="3" w:tplc="07C8E00C" w:tentative="1">
-      <w:start w:val="1"/>
-      <w:numFmt w:val="bullet"/>
-      <w:lvlText w:val="●"/>
-      <w:lvlJc w:val="left"/>
-      <w:pPr>
-        <w:ind w:left="2880" w:hanging="360"/>
-      </w:pPr>
-    </w:lvl>
-    <w:lvl w:ilvl="4" w:tplc="E3CA507E" w:tentative="1">
-      <w:start w:val="1"/>
-      <w:numFmt w:val="bullet"/>
-      <w:lvlText w:val="○"/>
-      <w:lvlJc w:val="left"/>
-      <w:pPr>
-        <w:ind w:left="3600" w:hanging="360"/>
-      </w:pPr>
-    </w:lvl>
-    <w:lvl w:ilvl="5" w:tplc="7DF0E4F4" w:tentative="1">
-      <w:start w:val="1"/>
-      <w:numFmt w:val="bullet"/>
-      <w:lvlText w:val="■"/>
-      <w:lvlJc w:val="left"/>
-      <w:pPr>
-        <w:ind w:left="4320" w:hanging="360"/>
-      </w:pPr>
-    </w:lvl>
-    <w:lvl w:ilvl="6" w:tplc="E9AAAE46" w:tentative="1">
-      <w:start w:val="1"/>
-      <w:numFmt w:val="bullet"/>
-      <w:lvlText w:val="●"/>
-      <w:lvlJc w:val="left"/>
-      <w:pPr>
-        <w:ind w:left="5040" w:hanging="360"/>
-      </w:pPr>
-    </w:lvl>
-    <w:lvl w:ilvl="7" w:tplc="3DB0F502" w:tentative="1">
-      <w:start w:val="1"/>
-      <w:numFmt w:val="bullet"/>
-      <w:lvlText w:val="●"/>
-      <w:lvlJc w:val="left"/>
-      <w:pPr>
-        <w:ind w:left="5760" w:hanging="360"/>
-      </w:pPr>
-    </w:lvl>
-    <w:lvl w:ilvl="8" w:tplc="F526369E" w:tentative="1">
-      <w:start w:val="1"/>
-      <w:numFmt w:val="bullet"/>
-      <w:lvlText w:val="●"/>
-      <w:lvlJc w:val="left"/>
-      <w:pPr>
-        <w:ind w:left="6480" w:hanging="360"/>
-      </w:pPr>
-    </w:lvl>
-  </w:abstractNum>
-  <w:abstractNum w:abstractNumId="6" w15:restartNumberingAfterBreak="0">
-    <w:nsid w:val="79F61881"/>
-    <w:multiLevelType w:val="hybridMultilevel"/>
-    <w:tmpl w:val="A5AC2392"/>
-    <w:lvl w:ilvl="0" w:tplc="EDBCD392">
+    <w:tmpl w:val="BF00E66A"/>
+    <w:lvl w:ilvl="0" w:tplc="32EE3B04">
       <w:start w:val="1"/>
       <w:numFmt w:val="decimal"/>
       <w:lvlText w:val="%1."/>
@@ -3796,7 +3796,7 @@
         <w:ind w:left="360" w:hanging="300"/>
       </w:pPr>
     </w:lvl>
-    <w:lvl w:ilvl="1" w:tplc="40E28AFC" w:tentative="1">
+    <w:lvl w:ilvl="1" w:tplc="720CBF6C" w:tentative="1">
       <w:start w:val="1"/>
       <w:numFmt w:val="lowerLetter"/>
       <w:lvlText w:val="%2."/>
@@ -3805,74 +3805,74 @@
         <w:ind w:left="720" w:hanging="300"/>
       </w:pPr>
     </w:lvl>
-    <w:lvl w:ilvl="2" w:tplc="8320D0CA">
+    <w:lvl w:ilvl="2" w:tplc="420AD872">
       <w:numFmt w:val="decimal"/>
       <w:lvlText w:val=""/>
       <w:lvlJc w:val="left"/>
     </w:lvl>
-    <w:lvl w:ilvl="3" w:tplc="9516D4F4">
+    <w:lvl w:ilvl="3" w:tplc="4B10334A">
       <w:numFmt w:val="decimal"/>
       <w:lvlText w:val=""/>
       <w:lvlJc w:val="left"/>
     </w:lvl>
-    <w:lvl w:ilvl="4" w:tplc="408ED396">
+    <w:lvl w:ilvl="4" w:tplc="1F3E0D56">
       <w:numFmt w:val="decimal"/>
       <w:lvlText w:val=""/>
       <w:lvlJc w:val="left"/>
     </w:lvl>
-    <w:lvl w:ilvl="5" w:tplc="99A03B2E">
+    <w:lvl w:ilvl="5" w:tplc="FDD2ED3A">
       <w:numFmt w:val="decimal"/>
       <w:lvlText w:val=""/>
       <w:lvlJc w:val="left"/>
     </w:lvl>
-    <w:lvl w:ilvl="6" w:tplc="A46E9782">
+    <w:lvl w:ilvl="6" w:tplc="6B087D9C">
       <w:numFmt w:val="decimal"/>
       <w:lvlText w:val=""/>
       <w:lvlJc w:val="left"/>
     </w:lvl>
-    <w:lvl w:ilvl="7" w:tplc="045C8980">
+    <w:lvl w:ilvl="7" w:tplc="38CE821C">
       <w:numFmt w:val="decimal"/>
       <w:lvlText w:val=""/>
       <w:lvlJc w:val="left"/>
     </w:lvl>
-    <w:lvl w:ilvl="8" w:tplc="70AACC5C">
+    <w:lvl w:ilvl="8" w:tplc="EEA834FA">
       <w:numFmt w:val="decimal"/>
       <w:lvlText w:val=""/>
       <w:lvlJc w:val="left"/>
     </w:lvl>
   </w:abstractNum>
-  <w:num w:numId="1" w16cid:durableId="2011642103">
-    <w:abstractNumId w:val="5"/>
+  <w:num w:numId="1" w16cid:durableId="1620913859">
+    <w:abstractNumId w:val="4"/>
     <w:lvlOverride w:ilvl="0">
       <w:startOverride w:val="1"/>
     </w:lvlOverride>
   </w:num>
-  <w:num w:numId="2" w16cid:durableId="1898735446">
+  <w:num w:numId="2" w16cid:durableId="1669359649">
     <w:abstractNumId w:val="6"/>
     <w:lvlOverride w:ilvl="0">
       <w:startOverride w:val="1"/>
     </w:lvlOverride>
   </w:num>
-  <w:num w:numId="3" w16cid:durableId="1752583917">
-    <w:abstractNumId w:val="0"/>
-    <w:lvlOverride w:ilvl="0">
-      <w:startOverride w:val="1"/>
-    </w:lvlOverride>
-  </w:num>
-  <w:num w:numId="4" w16cid:durableId="341664463">
-    <w:abstractNumId w:val="4"/>
-    <w:lvlOverride w:ilvl="0">
-      <w:startOverride w:val="1"/>
-    </w:lvlOverride>
-  </w:num>
-  <w:num w:numId="5" w16cid:durableId="200944391">
+  <w:num w:numId="3" w16cid:durableId="607200789">
     <w:abstractNumId w:val="3"/>
     <w:lvlOverride w:ilvl="0">
       <w:startOverride w:val="1"/>
     </w:lvlOverride>
   </w:num>
-  <w:num w:numId="6" w16cid:durableId="1622690947">
+  <w:num w:numId="4" w16cid:durableId="158740979">
+    <w:abstractNumId w:val="1"/>
+    <w:lvlOverride w:ilvl="0">
+      <w:startOverride w:val="1"/>
+    </w:lvlOverride>
+  </w:num>
+  <w:num w:numId="5" w16cid:durableId="1365641461">
     <w:abstractNumId w:val="2"/>
+    <w:lvlOverride w:ilvl="0">
+      <w:startOverride w:val="1"/>
+    </w:lvlOverride>
+  </w:num>
+  <w:num w:numId="6" w16cid:durableId="210895215">
+    <w:abstractNumId w:val="5"/>
     <w:lvlOverride w:ilvl="0">
       <w:startOverride w:val="1"/>
     </w:lvlOverride>
@@ -4553,7 +4553,7 @@
     <w:autoRedefine/>
     <w:uiPriority w:val="39"/>
     <w:unhideWhenUsed/>
-    <w:rsid w:val="00872957"/>
+    <w:rsid w:val="00542489"/>
     <w:pPr>
       <w:spacing w:after="100"/>
     </w:pPr>

--- a/discoverer-neo/docs/user-guide/manual/Discoverer-Neo-VIEWER-Guide-Quick-es-ES.docx
+++ b/discoverer-neo/docs/user-guide/manual/Discoverer-Neo-VIEWER-Guide-Quick-es-ES.docx
@@ -54,7 +54,7 @@
           <w:sz w:val="22"/>
           <w:szCs w:val="22"/>
         </w:rPr>
-        <w:t>Versión 2.1.1</w:t>
+        <w:t>Versión 2.2.0</w:t>
       </w:r>
     </w:p>
     <w:p>
@@ -74,7 +74,7 @@
     <w:sdt>
       <w:sdtPr>
         <w:alias w:val="Índice"/>
-        <w:id w:val="92684042"/>
+        <w:id w:val="-1103029645"/>
       </w:sdtPr>
       <w:sdtEndPr/>
       <w:sdtContent>
@@ -102,7 +102,7 @@
           <w:r>
             <w:fldChar w:fldCharType="separate"/>
           </w:r>
-          <w:hyperlink w:anchor="_Toc241748886" w:history="1">
+          <w:hyperlink w:anchor="_Toc241849134" w:history="1">
             <w:r>
               <w:rPr>
                 <w:rStyle w:val="Hiperligao"/>
@@ -126,7 +126,7 @@
               <w:rPr>
                 <w:noProof/>
               </w:rPr>
-              <w:instrText xml:space="preserve"> PAGEREF _Toc241748886 \h </w:instrText>
+              <w:instrText xml:space="preserve"> PAGEREF _Toc241849134 \h </w:instrText>
             </w:r>
             <w:r>
               <w:rPr>
@@ -168,7 +168,7 @@
               <w14:ligatures w14:val="standardContextual"/>
             </w:rPr>
           </w:pPr>
-          <w:hyperlink w:anchor="_Toc241748887" w:history="1">
+          <w:hyperlink w:anchor="_Toc241849135" w:history="1">
             <w:r>
               <w:rPr>
                 <w:rStyle w:val="Hiperligao"/>
@@ -192,7 +192,7 @@
               <w:rPr>
                 <w:noProof/>
               </w:rPr>
-              <w:instrText xml:space="preserve"> PAGEREF _Toc241748887 \h </w:instrText>
+              <w:instrText xml:space="preserve"> PAGEREF _Toc241849135 \h </w:instrText>
             </w:r>
             <w:r>
               <w:rPr>
@@ -234,7 +234,7 @@
               <w14:ligatures w14:val="standardContextual"/>
             </w:rPr>
           </w:pPr>
-          <w:hyperlink w:anchor="_Toc241748888" w:history="1">
+          <w:hyperlink w:anchor="_Toc241849136" w:history="1">
             <w:r>
               <w:rPr>
                 <w:rStyle w:val="Hiperligao"/>
@@ -258,7 +258,7 @@
               <w:rPr>
                 <w:noProof/>
               </w:rPr>
-              <w:instrText xml:space="preserve"> PAGEREF _Toc241748888 \h </w:instrText>
+              <w:instrText xml:space="preserve"> PAGEREF _Toc241849136 \h </w:instrText>
             </w:r>
             <w:r>
               <w:rPr>
@@ -300,7 +300,7 @@
               <w14:ligatures w14:val="standardContextual"/>
             </w:rPr>
           </w:pPr>
-          <w:hyperlink w:anchor="_Toc241748889" w:history="1">
+          <w:hyperlink w:anchor="_Toc241849137" w:history="1">
             <w:r>
               <w:rPr>
                 <w:rStyle w:val="Hiperligao"/>
@@ -324,7 +324,7 @@
               <w:rPr>
                 <w:noProof/>
               </w:rPr>
-              <w:instrText xml:space="preserve"> PAGEREF _Toc241748889 \h </w:instrText>
+              <w:instrText xml:space="preserve"> PAGEREF _Toc241849137 \h </w:instrText>
             </w:r>
             <w:r>
               <w:rPr>
@@ -366,7 +366,7 @@
               <w14:ligatures w14:val="standardContextual"/>
             </w:rPr>
           </w:pPr>
-          <w:hyperlink w:anchor="_Toc241748890" w:history="1">
+          <w:hyperlink w:anchor="_Toc241849138" w:history="1">
             <w:r>
               <w:rPr>
                 <w:rStyle w:val="Hiperligao"/>
@@ -390,7 +390,7 @@
               <w:rPr>
                 <w:noProof/>
               </w:rPr>
-              <w:instrText xml:space="preserve"> PAGEREF _Toc241748890 \h </w:instrText>
+              <w:instrText xml:space="preserve"> PAGEREF _Toc241849138 \h </w:instrText>
             </w:r>
             <w:r>
               <w:rPr>
@@ -432,7 +432,7 @@
               <w14:ligatures w14:val="standardContextual"/>
             </w:rPr>
           </w:pPr>
-          <w:hyperlink w:anchor="_Toc241748891" w:history="1">
+          <w:hyperlink w:anchor="_Toc241849139" w:history="1">
             <w:r>
               <w:rPr>
                 <w:rStyle w:val="Hiperligao"/>
@@ -456,7 +456,7 @@
               <w:rPr>
                 <w:noProof/>
               </w:rPr>
-              <w:instrText xml:space="preserve"> PAGEREF _Toc241748891 \h </w:instrText>
+              <w:instrText xml:space="preserve"> PAGEREF _Toc241849139 \h </w:instrText>
             </w:r>
             <w:r>
               <w:rPr>
@@ -504,7 +504,7 @@
       <w:pPr>
         <w:pStyle w:val="Ttulo1"/>
       </w:pPr>
-      <w:bookmarkStart w:id="0" w:name="_Toc241748886"/>
+      <w:bookmarkStart w:id="0" w:name="_Toc241849134"/>
       <w:r>
         <w:lastRenderedPageBreak/>
         <w:t>Su rol en una página</w:t>
@@ -561,7 +561,7 @@
           <w:left w:w="10" w:type="dxa"/>
           <w:right w:w="10" w:type="dxa"/>
         </w:tblCellMar>
-        <w:tblLook w:val="04A0" w:firstRow="1" w:lastRow="0" w:firstColumn="1" w:lastColumn="0" w:noHBand="0" w:noVBand="1"/>
+        <w:tblLook w:val="0000" w:firstRow="0" w:lastRow="0" w:firstColumn="0" w:lastColumn="0" w:noHBand="0" w:noVBand="0"/>
       </w:tblPr>
       <w:tblGrid>
         <w:gridCol w:w="4513"/>
@@ -1010,10 +1010,10 @@
           <w:noProof/>
         </w:rPr>
         <w:drawing>
-          <wp:inline distT="0" distB="0" distL="0" distR="0" wp14:anchorId="0AF08E3A" wp14:editId="498CEE2F">
+          <wp:inline distT="0" distB="0" distL="0" distR="0" wp14:anchorId="2EB5EE7E" wp14:editId="148B34B0">
             <wp:extent cx="5715000" cy="3571875"/>
             <wp:effectExtent l="0" t="0" r="0" b="0"/>
-            <wp:docPr id="441" name="01-login.png" descr="La página de inicio de sesión con Correo electrónico, Contraseña, Recordarme y el botón Iniciar sesión." title="La página de inicio de sesión con Correo electrónico, Contraseña, Recordarme y el botón Iniciar sesión."/>
+            <wp:docPr id="453" name="01-login.png" descr="La página de inicio de sesión con Correo electrónico, Contraseña, Recordarme y el botón Iniciar sesión." title="La página de inicio de sesión con Correo electrónico, Contraseña, Recordarme y el botón Iniciar sesión."/>
             <wp:cNvGraphicFramePr>
               <a:graphicFrameLocks xmlns:a="http://schemas.openxmlformats.org/drawingml/2006/main" noChangeAspect="1"/>
             </wp:cNvGraphicFramePr>
@@ -1063,7 +1063,7 @@
         <w:pStyle w:val="Ttulo1"/>
         <w:pageBreakBefore/>
       </w:pPr>
-      <w:bookmarkStart w:id="1" w:name="_Toc241748887"/>
+      <w:bookmarkStart w:id="1" w:name="_Toc241849135"/>
       <w:r>
         <w:lastRenderedPageBreak/>
         <w:t>Panel y Mapas</w:t>
@@ -1106,10 +1106,10 @@
           <w:noProof/>
         </w:rPr>
         <w:drawing>
-          <wp:inline distT="0" distB="0" distL="0" distR="0" wp14:anchorId="3E9A53DF" wp14:editId="419060D6">
+          <wp:inline distT="0" distB="0" distL="0" distR="0" wp14:anchorId="3B710068" wp14:editId="79295FA8">
             <wp:extent cx="5715000" cy="3429000"/>
             <wp:effectExtent l="0" t="0" r="0" b="0"/>
-            <wp:docPr id="442" name="03-maps-all.png" descr="La lista de Mapas, pestaña Todos, donde cada mapa solo tiene el icono Abrir." title="La lista de Mapas, pestaña Todos, donde cada mapa solo tiene el icono Abrir."/>
+            <wp:docPr id="454" name="03-maps-all.png" descr="La lista de Mapas, pestaña Todos, donde cada mapa solo tiene el icono Abrir." title="La lista de Mapas, pestaña Todos, donde cada mapa solo tiene el icono Abrir."/>
             <wp:cNvGraphicFramePr>
               <a:graphicFrameLocks xmlns:a="http://schemas.openxmlformats.org/drawingml/2006/main" noChangeAspect="1"/>
             </wp:cNvGraphicFramePr>
@@ -1266,7 +1266,7 @@
           <w:left w:w="10" w:type="dxa"/>
           <w:right w:w="10" w:type="dxa"/>
         </w:tblCellMar>
-        <w:tblLook w:val="04A0" w:firstRow="1" w:lastRow="0" w:firstColumn="1" w:lastColumn="0" w:noHBand="0" w:noVBand="1"/>
+        <w:tblLook w:val="0000" w:firstRow="0" w:lastRow="0" w:firstColumn="0" w:lastColumn="0" w:noHBand="0" w:noVBand="0"/>
       </w:tblPr>
       <w:tblGrid>
         <w:gridCol w:w="4513"/>
@@ -1578,7 +1578,7 @@
         <w:pStyle w:val="Ttulo1"/>
         <w:pageBreakBefore/>
       </w:pPr>
-      <w:bookmarkStart w:id="2" w:name="_Toc241748888"/>
+      <w:bookmarkStart w:id="2" w:name="_Toc241849136"/>
       <w:r>
         <w:lastRenderedPageBreak/>
         <w:t>Ejecutar y leer un mapa</w:t>
@@ -1601,10 +1601,10 @@
           <w:noProof/>
         </w:rPr>
         <w:drawing>
-          <wp:inline distT="0" distB="0" distL="0" distR="0" wp14:anchorId="5ADFCEE0" wp14:editId="57105F1C">
+          <wp:inline distT="0" distB="0" distL="0" distR="0" wp14:anchorId="4347B3FB" wp14:editId="30D07914">
             <wp:extent cx="5715000" cy="3571875"/>
             <wp:effectExtent l="0" t="0" r="0" b="0"/>
-            <wp:docPr id="443" name="06-viewer-results.png" descr="Una ejecución completada con los botones Excel, CSV y PDF sobre la cuadrícula de resultados." title="Una ejecución completada con los botones Excel, CSV y PDF sobre la cuadrícula de resultados."/>
+            <wp:docPr id="455" name="06-viewer-results.png" descr="Una ejecución completada con los botones Excel, CSV y PDF sobre la cuadrícula de resultados." title="Una ejecución completada con los botones Excel, CSV y PDF sobre la cuadrícula de resultados."/>
             <wp:cNvGraphicFramePr>
               <a:graphicFrameLocks xmlns:a="http://schemas.openxmlformats.org/drawingml/2006/main" noChangeAspect="1"/>
             </wp:cNvGraphicFramePr>
@@ -1794,7 +1794,7 @@
           <w:left w:w="10" w:type="dxa"/>
           <w:right w:w="10" w:type="dxa"/>
         </w:tblCellMar>
-        <w:tblLook w:val="04A0" w:firstRow="1" w:lastRow="0" w:firstColumn="1" w:lastColumn="0" w:noHBand="0" w:noVBand="1"/>
+        <w:tblLook w:val="0000" w:firstRow="0" w:lastRow="0" w:firstColumn="0" w:lastColumn="0" w:noHBand="0" w:noVBand="0"/>
       </w:tblPr>
       <w:tblGrid>
         <w:gridCol w:w="4513"/>
@@ -2117,7 +2117,7 @@
         <w:pStyle w:val="Ttulo1"/>
         <w:pageBreakBefore/>
       </w:pPr>
-      <w:bookmarkStart w:id="3" w:name="_Toc241748889"/>
+      <w:bookmarkStart w:id="3" w:name="_Toc241849137"/>
       <w:r>
         <w:lastRenderedPageBreak/>
         <w:t>Ejecuciones y Exportaciones</w:t>
@@ -2157,10 +2157,10 @@
           <w:noProof/>
         </w:rPr>
         <w:drawing>
-          <wp:inline distT="0" distB="0" distL="0" distR="0" wp14:anchorId="2A1D990E" wp14:editId="4C85666E">
+          <wp:inline distT="0" distB="0" distL="0" distR="0" wp14:anchorId="48C1C663" wp14:editId="4CE4A0CD">
             <wp:extent cx="5715000" cy="3571875"/>
             <wp:effectExtent l="0" t="0" r="0" b="0"/>
-            <wp:docPr id="444" name="07-runs.png" descr="La página Ejecuciones con las ejecuciones propias del Viewer." title="La página Ejecuciones con las ejecuciones propias del Viewer."/>
+            <wp:docPr id="456" name="07-runs.png" descr="La página Ejecuciones con las ejecuciones propias del Viewer." title="La página Ejecuciones con las ejecuciones propias del Viewer."/>
             <wp:cNvGraphicFramePr>
               <a:graphicFrameLocks xmlns:a="http://schemas.openxmlformats.org/drawingml/2006/main" noChangeAspect="1"/>
             </wp:cNvGraphicFramePr>
@@ -2324,7 +2324,7 @@
           <w:left w:w="10" w:type="dxa"/>
           <w:right w:w="10" w:type="dxa"/>
         </w:tblCellMar>
-        <w:tblLook w:val="04A0" w:firstRow="1" w:lastRow="0" w:firstColumn="1" w:lastColumn="0" w:noHBand="0" w:noVBand="1"/>
+        <w:tblLook w:val="0000" w:firstRow="0" w:lastRow="0" w:firstColumn="0" w:lastColumn="0" w:noHBand="0" w:noVBand="0"/>
       </w:tblPr>
       <w:tblGrid>
         <w:gridCol w:w="4513"/>
@@ -2538,7 +2538,7 @@
         <w:pStyle w:val="Ttulo1"/>
         <w:pageBreakBefore/>
       </w:pPr>
-      <w:bookmarkStart w:id="4" w:name="_Toc241748890"/>
+      <w:bookmarkStart w:id="4" w:name="_Toc241849138"/>
       <w:r>
         <w:lastRenderedPageBreak/>
         <w:t>Programaciones</w:t>
@@ -2591,10 +2591,10 @@
           <w:noProof/>
         </w:rPr>
         <w:drawing>
-          <wp:inline distT="0" distB="0" distL="0" distR="0" wp14:anchorId="34B77A94" wp14:editId="7DE659D3">
+          <wp:inline distT="0" distB="0" distL="0" distR="0" wp14:anchorId="79F9B455" wp14:editId="7B88153D">
             <wp:extent cx="5715000" cy="3571875"/>
             <wp:effectExtent l="0" t="0" r="0" b="0"/>
-            <wp:docPr id="445" name="09-schedules.png" descr="La página Programaciones con el mensaje Aún no hay programaciones." title="La página Programaciones con el mensaje Aún no hay programaciones."/>
+            <wp:docPr id="457" name="09-schedules.png" descr="La página Programaciones con el mensaje Aún no hay programaciones." title="La página Programaciones con el mensaje Aún no hay programaciones."/>
             <wp:cNvGraphicFramePr>
               <a:graphicFrameLocks xmlns:a="http://schemas.openxmlformats.org/drawingml/2006/main" noChangeAspect="1"/>
             </wp:cNvGraphicFramePr>
@@ -2791,7 +2791,7 @@
           <w:left w:w="10" w:type="dxa"/>
           <w:right w:w="10" w:type="dxa"/>
         </w:tblCellMar>
-        <w:tblLook w:val="04A0" w:firstRow="1" w:lastRow="0" w:firstColumn="1" w:lastColumn="0" w:noHBand="0" w:noVBand="1"/>
+        <w:tblLook w:val="0000" w:firstRow="0" w:lastRow="0" w:firstColumn="0" w:lastColumn="0" w:noHBand="0" w:noVBand="0"/>
       </w:tblPr>
       <w:tblGrid>
         <w:gridCol w:w="4513"/>
@@ -2935,7 +2935,7 @@
                 <w:b/>
                 <w:bCs/>
               </w:rPr>
-              <w:t>Diaria (medianoche)</w:t>
+              <w:t>Diario</w:t>
             </w:r>
             <w:r>
               <w:t xml:space="preserve">, </w:t>
@@ -2945,7 +2945,7 @@
                 <w:b/>
                 <w:bCs/>
               </w:rPr>
-              <w:t>Semanal (domingo, medianoche)</w:t>
+              <w:t>Semanal</w:t>
             </w:r>
             <w:r>
               <w:t xml:space="preserve">, </w:t>
@@ -2955,7 +2955,7 @@
                 <w:b/>
                 <w:bCs/>
               </w:rPr>
-              <w:t>Mensual (día 1, medianoche)</w:t>
+              <w:t>Quincenal</w:t>
             </w:r>
             <w:r>
               <w:t xml:space="preserve">, </w:t>
@@ -2965,7 +2965,27 @@
                 <w:b/>
                 <w:bCs/>
               </w:rPr>
-              <w:t>Personalizada</w:t>
+              <w:t>Mensual</w:t>
+            </w:r>
+            <w:r>
+              <w:t xml:space="preserve">, cada 2, 3, 4 o 6 meses, </w:t>
+            </w:r>
+            <w:r>
+              <w:rPr>
+                <w:b/>
+                <w:bCs/>
+              </w:rPr>
+              <w:t>Anual</w:t>
+            </w:r>
+            <w:r>
+              <w:t xml:space="preserve"> o </w:t>
+            </w:r>
+            <w:r>
+              <w:rPr>
+                <w:b/>
+                <w:bCs/>
+              </w:rPr>
+              <w:t>Personalizado (cron)</w:t>
             </w:r>
           </w:p>
         </w:tc>
@@ -3057,7 +3077,7 @@
         <w:pStyle w:val="Ttulo1"/>
         <w:pageBreakBefore/>
       </w:pPr>
-      <w:bookmarkStart w:id="5" w:name="_Toc241748891"/>
+      <w:bookmarkStart w:id="5" w:name="_Toc241849139"/>
       <w:r>
         <w:lastRenderedPageBreak/>
         <w:t>Configuración</w:t>
@@ -3090,10 +3110,10 @@
           <w:noProof/>
         </w:rPr>
         <w:drawing>
-          <wp:inline distT="0" distB="0" distL="0" distR="0" wp14:anchorId="09110099" wp14:editId="6C509451">
+          <wp:inline distT="0" distB="0" distL="0" distR="0" wp14:anchorId="2EA3C8D0" wp14:editId="5C5B8C95">
             <wp:extent cx="5715000" cy="3571875"/>
             <wp:effectExtent l="0" t="0" r="0" b="0"/>
-            <wp:docPr id="446" name="04-settings.png" descr="La página Configuración con las tarjetas Idioma, Tema y Paleta de colores." title="La página Configuración con las tarjetas Idioma, Tema y Paleta de colores."/>
+            <wp:docPr id="458" name="04-settings.png" descr="La página Configuración con las tarjetas Idioma, Tema y Paleta de colores." title="La página Configuración con las tarjetas Idioma, Tema y Paleta de colores."/>
             <wp:cNvGraphicFramePr>
               <a:graphicFrameLocks xmlns:a="http://schemas.openxmlformats.org/drawingml/2006/main" noChangeAspect="1"/>
             </wp:cNvGraphicFramePr>
@@ -3399,7 +3419,7 @@
         <w:sz w:val="16"/>
         <w:szCs w:val="16"/>
       </w:rPr>
-      <w:t>Discoverer Neo 2.1.1 · Guía rápida · VIEWER</w:t>
+      <w:t>Discoverer Neo 2.2.0 · Guía rápida · VIEWER</w:t>
     </w:r>
   </w:p>
 </w:hdr>
@@ -3408,10 +3428,212 @@
 <file path=word/numbering.xml><?xml version="1.0" encoding="utf-8"?>
 <w:numbering xmlns:wpc="http://schemas.microsoft.com/office/word/2010/wordprocessingCanvas" xmlns:cx="http://schemas.microsoft.com/office/drawing/2014/chartex" xmlns:cx1="http://schemas.microsoft.com/office/drawing/2015/9/8/chartex" xmlns:cx2="http://schemas.microsoft.com/office/drawing/2015/10/21/chartex" xmlns:cx3="http://schemas.microsoft.com/office/drawing/2016/5/9/chartex" xmlns:cx4="http://schemas.microsoft.com/office/drawing/2016/5/10/chartex" xmlns:cx5="http://schemas.microsoft.com/office/drawing/2016/5/11/chartex" xmlns:cx6="http://schemas.microsoft.com/office/drawing/2016/5/12/chartex" xmlns:cx7="http://schemas.microsoft.com/office/drawing/2016/5/13/chartex" xmlns:cx8="http://schemas.microsoft.com/office/drawing/2016/5/14/chartex" xmlns:mc="http://schemas.openxmlformats.org/markup-compatibility/2006" xmlns:aink="http://schemas.microsoft.com/office/drawing/2016/ink" xmlns:am3d="http://schemas.microsoft.com/office/drawing/2017/model3d" xmlns:o="urn:schemas-microsoft-com:office:office" xmlns:oel="http://schemas.microsoft.com/office/2019/extlst" xmlns:r="http://schemas.openxmlformats.org/officeDocument/2006/relationships" xmlns:m="http://schemas.openxmlformats.org/officeDocument/2006/math" xmlns:v="urn:schemas-microsoft-com:vml" xmlns:wp14="http://schemas.microsoft.com/office/word/2010/wordprocessingDrawing" xmlns:wp="http://schemas.openxmlformats.org/drawingml/2006/wordprocessingDrawing" xmlns:w10="urn:schemas-microsoft-com:office:word" xmlns:w="http://schemas.openxmlformats.org/wordprocessingml/2006/main" xmlns:w14="http://schemas.microsoft.com/office/word/2010/wordml" xmlns:w15="http://schemas.microsoft.com/office/word/2012/wordml" xmlns:w16cex="http://schemas.microsoft.com/office/word/2018/wordml/cex" xmlns:w16cid="http://schemas.microsoft.com/office/word/2016/wordml/cid" xmlns:w16="http://schemas.microsoft.com/office/word/2018/wordml" xmlns:w16sdtdh="http://schemas.microsoft.com/office/word/2020/wordml/sdtdatahash" xmlns:w16se="http://schemas.microsoft.com/office/word/2015/wordml/symex" xmlns:wpg="http://schemas.microsoft.com/office/word/2010/wordprocessingGroup" xmlns:wpi="http://schemas.microsoft.com/office/word/2010/wordprocessingInk" xmlns:wne="http://schemas.microsoft.com/office/word/2006/wordml" xmlns:wps="http://schemas.microsoft.com/office/word/2010/wordprocessingShape" mc:Ignorable="w14 w15 w16se w16cid w16 w16cex w16sdtdh wp14">
   <w:abstractNum w:abstractNumId="0" w15:restartNumberingAfterBreak="0">
-    <w:nsid w:val="13CA6A9E"/>
+    <w:nsid w:val="0B476494"/>
     <w:multiLevelType w:val="hybridMultilevel"/>
-    <w:tmpl w:val="EBC21A32"/>
-    <w:lvl w:ilvl="0" w:tplc="466028A4" w:tentative="1">
+    <w:tmpl w:val="890C19AC"/>
+    <w:lvl w:ilvl="0" w:tplc="3AC03722">
+      <w:start w:val="1"/>
+      <w:numFmt w:val="decimal"/>
+      <w:lvlText w:val="%1."/>
+      <w:lvlJc w:val="left"/>
+      <w:pPr>
+        <w:ind w:left="360" w:hanging="300"/>
+      </w:pPr>
+    </w:lvl>
+    <w:lvl w:ilvl="1" w:tplc="72DE1FF8" w:tentative="1">
+      <w:start w:val="1"/>
+      <w:numFmt w:val="lowerLetter"/>
+      <w:lvlText w:val="%2."/>
+      <w:lvlJc w:val="left"/>
+      <w:pPr>
+        <w:ind w:left="720" w:hanging="300"/>
+      </w:pPr>
+    </w:lvl>
+    <w:lvl w:ilvl="2" w:tplc="D5664E8C">
+      <w:numFmt w:val="decimal"/>
+      <w:lvlText w:val=""/>
+      <w:lvlJc w:val="left"/>
+    </w:lvl>
+    <w:lvl w:ilvl="3" w:tplc="ADFADFC6">
+      <w:numFmt w:val="decimal"/>
+      <w:lvlText w:val=""/>
+      <w:lvlJc w:val="left"/>
+    </w:lvl>
+    <w:lvl w:ilvl="4" w:tplc="4C48F206">
+      <w:numFmt w:val="decimal"/>
+      <w:lvlText w:val=""/>
+      <w:lvlJc w:val="left"/>
+    </w:lvl>
+    <w:lvl w:ilvl="5" w:tplc="5736274C">
+      <w:numFmt w:val="decimal"/>
+      <w:lvlText w:val=""/>
+      <w:lvlJc w:val="left"/>
+    </w:lvl>
+    <w:lvl w:ilvl="6" w:tplc="D784899E">
+      <w:numFmt w:val="decimal"/>
+      <w:lvlText w:val=""/>
+      <w:lvlJc w:val="left"/>
+    </w:lvl>
+    <w:lvl w:ilvl="7" w:tplc="E0E0970C">
+      <w:numFmt w:val="decimal"/>
+      <w:lvlText w:val=""/>
+      <w:lvlJc w:val="left"/>
+    </w:lvl>
+    <w:lvl w:ilvl="8" w:tplc="2F9CB92C">
+      <w:numFmt w:val="decimal"/>
+      <w:lvlText w:val=""/>
+      <w:lvlJc w:val="left"/>
+    </w:lvl>
+  </w:abstractNum>
+  <w:abstractNum w:abstractNumId="1" w15:restartNumberingAfterBreak="0">
+    <w:nsid w:val="25642920"/>
+    <w:multiLevelType w:val="hybridMultilevel"/>
+    <w:tmpl w:val="EB885C30"/>
+    <w:lvl w:ilvl="0" w:tplc="F80C8110">
+      <w:start w:val="1"/>
+      <w:numFmt w:val="decimal"/>
+      <w:lvlText w:val="%1."/>
+      <w:lvlJc w:val="left"/>
+      <w:pPr>
+        <w:ind w:left="360" w:hanging="300"/>
+      </w:pPr>
+    </w:lvl>
+    <w:lvl w:ilvl="1" w:tplc="D72AF268" w:tentative="1">
+      <w:start w:val="1"/>
+      <w:numFmt w:val="lowerLetter"/>
+      <w:lvlText w:val="%2."/>
+      <w:lvlJc w:val="left"/>
+      <w:pPr>
+        <w:ind w:left="720" w:hanging="300"/>
+      </w:pPr>
+    </w:lvl>
+    <w:lvl w:ilvl="2" w:tplc="1748A2FA">
+      <w:numFmt w:val="decimal"/>
+      <w:lvlText w:val=""/>
+      <w:lvlJc w:val="left"/>
+    </w:lvl>
+    <w:lvl w:ilvl="3" w:tplc="FB3A7E76">
+      <w:numFmt w:val="decimal"/>
+      <w:lvlText w:val=""/>
+      <w:lvlJc w:val="left"/>
+    </w:lvl>
+    <w:lvl w:ilvl="4" w:tplc="F7A4EA76">
+      <w:numFmt w:val="decimal"/>
+      <w:lvlText w:val=""/>
+      <w:lvlJc w:val="left"/>
+    </w:lvl>
+    <w:lvl w:ilvl="5" w:tplc="65F046FA">
+      <w:numFmt w:val="decimal"/>
+      <w:lvlText w:val=""/>
+      <w:lvlJc w:val="left"/>
+    </w:lvl>
+    <w:lvl w:ilvl="6" w:tplc="383E2E3C">
+      <w:numFmt w:val="decimal"/>
+      <w:lvlText w:val=""/>
+      <w:lvlJc w:val="left"/>
+    </w:lvl>
+    <w:lvl w:ilvl="7" w:tplc="423E9AC0">
+      <w:numFmt w:val="decimal"/>
+      <w:lvlText w:val=""/>
+      <w:lvlJc w:val="left"/>
+    </w:lvl>
+    <w:lvl w:ilvl="8" w:tplc="4AAE89D0">
+      <w:numFmt w:val="decimal"/>
+      <w:lvlText w:val=""/>
+      <w:lvlJc w:val="left"/>
+    </w:lvl>
+  </w:abstractNum>
+  <w:abstractNum w:abstractNumId="2" w15:restartNumberingAfterBreak="0">
+    <w:nsid w:val="3F637A1F"/>
+    <w:multiLevelType w:val="hybridMultilevel"/>
+    <w:tmpl w:val="93DAA0A0"/>
+    <w:lvl w:ilvl="0" w:tplc="93CC67F6" w:tentative="1">
+      <w:start w:val="1"/>
+      <w:numFmt w:val="bullet"/>
+      <w:lvlText w:val="●"/>
+      <w:lvlJc w:val="left"/>
+      <w:pPr>
+        <w:ind w:left="720" w:hanging="360"/>
+      </w:pPr>
+    </w:lvl>
+    <w:lvl w:ilvl="1" w:tplc="AAC862C0" w:tentative="1">
+      <w:start w:val="1"/>
+      <w:numFmt w:val="bullet"/>
+      <w:lvlText w:val="○"/>
+      <w:lvlJc w:val="left"/>
+      <w:pPr>
+        <w:ind w:left="1440" w:hanging="360"/>
+      </w:pPr>
+    </w:lvl>
+    <w:lvl w:ilvl="2" w:tplc="FBBABD60" w:tentative="1">
+      <w:start w:val="1"/>
+      <w:numFmt w:val="bullet"/>
+      <w:lvlText w:val="■"/>
+      <w:lvlJc w:val="left"/>
+      <w:pPr>
+        <w:ind w:left="2160" w:hanging="360"/>
+      </w:pPr>
+    </w:lvl>
+    <w:lvl w:ilvl="3" w:tplc="7EDC2346" w:tentative="1">
+      <w:start w:val="1"/>
+      <w:numFmt w:val="bullet"/>
+      <w:lvlText w:val="●"/>
+      <w:lvlJc w:val="left"/>
+      <w:pPr>
+        <w:ind w:left="2880" w:hanging="360"/>
+      </w:pPr>
+    </w:lvl>
+    <w:lvl w:ilvl="4" w:tplc="86CA8BDE" w:tentative="1">
+      <w:start w:val="1"/>
+      <w:numFmt w:val="bullet"/>
+      <w:lvlText w:val="○"/>
+      <w:lvlJc w:val="left"/>
+      <w:pPr>
+        <w:ind w:left="3600" w:hanging="360"/>
+      </w:pPr>
+    </w:lvl>
+    <w:lvl w:ilvl="5" w:tplc="3156220E" w:tentative="1">
+      <w:start w:val="1"/>
+      <w:numFmt w:val="bullet"/>
+      <w:lvlText w:val="■"/>
+      <w:lvlJc w:val="left"/>
+      <w:pPr>
+        <w:ind w:left="4320" w:hanging="360"/>
+      </w:pPr>
+    </w:lvl>
+    <w:lvl w:ilvl="6" w:tplc="E78C6CBA" w:tentative="1">
+      <w:start w:val="1"/>
+      <w:numFmt w:val="bullet"/>
+      <w:lvlText w:val="●"/>
+      <w:lvlJc w:val="left"/>
+      <w:pPr>
+        <w:ind w:left="5040" w:hanging="360"/>
+      </w:pPr>
+    </w:lvl>
+    <w:lvl w:ilvl="7" w:tplc="83A488E4" w:tentative="1">
+      <w:start w:val="1"/>
+      <w:numFmt w:val="bullet"/>
+      <w:lvlText w:val="●"/>
+      <w:lvlJc w:val="left"/>
+      <w:pPr>
+        <w:ind w:left="5760" w:hanging="360"/>
+      </w:pPr>
+    </w:lvl>
+    <w:lvl w:ilvl="8" w:tplc="01DE11FC" w:tentative="1">
+      <w:start w:val="1"/>
+      <w:numFmt w:val="bullet"/>
+      <w:lvlText w:val="●"/>
+      <w:lvlJc w:val="left"/>
+      <w:pPr>
+        <w:ind w:left="6480" w:hanging="360"/>
+      </w:pPr>
+    </w:lvl>
+  </w:abstractNum>
+  <w:abstractNum w:abstractNumId="3" w15:restartNumberingAfterBreak="0">
+    <w:nsid w:val="43C650C6"/>
+    <w:multiLevelType w:val="hybridMultilevel"/>
+    <w:tmpl w:val="284AF148"/>
+    <w:lvl w:ilvl="0" w:tplc="E0FE1D38" w:tentative="1">
       <w:start w:val="1"/>
       <w:numFmt w:val="bullet"/>
       <w:lvlText w:val="•"/>
@@ -3420,7 +3642,7 @@
         <w:ind w:left="360" w:hanging="260"/>
       </w:pPr>
     </w:lvl>
-    <w:lvl w:ilvl="1" w:tplc="792CEC2C" w:tentative="1">
+    <w:lvl w:ilvl="1" w:tplc="34783392" w:tentative="1">
       <w:start w:val="1"/>
       <w:numFmt w:val="bullet"/>
       <w:lvlText w:val="–"/>
@@ -3429,47 +3651,47 @@
         <w:ind w:left="720" w:hanging="260"/>
       </w:pPr>
     </w:lvl>
-    <w:lvl w:ilvl="2" w:tplc="D944BE00">
+    <w:lvl w:ilvl="2" w:tplc="C442CE84">
       <w:numFmt w:val="decimal"/>
       <w:lvlText w:val=""/>
       <w:lvlJc w:val="left"/>
     </w:lvl>
-    <w:lvl w:ilvl="3" w:tplc="C02E4884">
+    <w:lvl w:ilvl="3" w:tplc="14AEC0CA">
       <w:numFmt w:val="decimal"/>
       <w:lvlText w:val=""/>
       <w:lvlJc w:val="left"/>
     </w:lvl>
-    <w:lvl w:ilvl="4" w:tplc="49F83232">
+    <w:lvl w:ilvl="4" w:tplc="89DAEAB4">
       <w:numFmt w:val="decimal"/>
       <w:lvlText w:val=""/>
       <w:lvlJc w:val="left"/>
     </w:lvl>
-    <w:lvl w:ilvl="5" w:tplc="EFECC16A">
+    <w:lvl w:ilvl="5" w:tplc="9A3431B0">
       <w:numFmt w:val="decimal"/>
       <w:lvlText w:val=""/>
       <w:lvlJc w:val="left"/>
     </w:lvl>
-    <w:lvl w:ilvl="6" w:tplc="9B50E2E2">
+    <w:lvl w:ilvl="6" w:tplc="BE22C3C6">
       <w:numFmt w:val="decimal"/>
       <w:lvlText w:val=""/>
       <w:lvlJc w:val="left"/>
     </w:lvl>
-    <w:lvl w:ilvl="7" w:tplc="9BE8921A">
+    <w:lvl w:ilvl="7" w:tplc="35F0AF2A">
       <w:numFmt w:val="decimal"/>
       <w:lvlText w:val=""/>
       <w:lvlJc w:val="left"/>
     </w:lvl>
-    <w:lvl w:ilvl="8" w:tplc="895AC898">
+    <w:lvl w:ilvl="8" w:tplc="79426972">
       <w:numFmt w:val="decimal"/>
       <w:lvlText w:val=""/>
       <w:lvlJc w:val="left"/>
     </w:lvl>
   </w:abstractNum>
-  <w:abstractNum w:abstractNumId="1" w15:restartNumberingAfterBreak="0">
-    <w:nsid w:val="142B6118"/>
+  <w:abstractNum w:abstractNumId="4" w15:restartNumberingAfterBreak="0">
+    <w:nsid w:val="59A97205"/>
     <w:multiLevelType w:val="hybridMultilevel"/>
-    <w:tmpl w:val="3F2C016C"/>
-    <w:lvl w:ilvl="0" w:tplc="E8D279BE">
+    <w:tmpl w:val="EAFA331A"/>
+    <w:lvl w:ilvl="0" w:tplc="D666A354">
       <w:start w:val="1"/>
       <w:numFmt w:val="decimal"/>
       <w:lvlText w:val="%1."/>
@@ -3478,7 +3700,7 @@
         <w:ind w:left="360" w:hanging="300"/>
       </w:pPr>
     </w:lvl>
-    <w:lvl w:ilvl="1" w:tplc="E98E7424" w:tentative="1">
+    <w:lvl w:ilvl="1" w:tplc="6DC0D100" w:tentative="1">
       <w:start w:val="1"/>
       <w:numFmt w:val="lowerLetter"/>
       <w:lvlText w:val="%2."/>
@@ -3487,47 +3709,47 @@
         <w:ind w:left="720" w:hanging="300"/>
       </w:pPr>
     </w:lvl>
-    <w:lvl w:ilvl="2" w:tplc="012A06C8">
+    <w:lvl w:ilvl="2" w:tplc="9EDE2EAC">
       <w:numFmt w:val="decimal"/>
       <w:lvlText w:val=""/>
       <w:lvlJc w:val="left"/>
     </w:lvl>
-    <w:lvl w:ilvl="3" w:tplc="7F0EA550">
+    <w:lvl w:ilvl="3" w:tplc="D0AA9E84">
       <w:numFmt w:val="decimal"/>
       <w:lvlText w:val=""/>
       <w:lvlJc w:val="left"/>
     </w:lvl>
-    <w:lvl w:ilvl="4" w:tplc="A1D60860">
+    <w:lvl w:ilvl="4" w:tplc="A9360130">
       <w:numFmt w:val="decimal"/>
       <w:lvlText w:val=""/>
       <w:lvlJc w:val="left"/>
     </w:lvl>
-    <w:lvl w:ilvl="5" w:tplc="CC626482">
+    <w:lvl w:ilvl="5" w:tplc="F1921D30">
       <w:numFmt w:val="decimal"/>
       <w:lvlText w:val=""/>
       <w:lvlJc w:val="left"/>
     </w:lvl>
-    <w:lvl w:ilvl="6" w:tplc="58702CE8">
+    <w:lvl w:ilvl="6" w:tplc="03F05964">
       <w:numFmt w:val="decimal"/>
       <w:lvlText w:val=""/>
       <w:lvlJc w:val="left"/>
     </w:lvl>
-    <w:lvl w:ilvl="7" w:tplc="43A8CF9A">
+    <w:lvl w:ilvl="7" w:tplc="D382ADB6">
       <w:numFmt w:val="decimal"/>
       <w:lvlText w:val=""/>
       <w:lvlJc w:val="left"/>
     </w:lvl>
-    <w:lvl w:ilvl="8" w:tplc="07EAFE82">
+    <w:lvl w:ilvl="8" w:tplc="B824E512">
       <w:numFmt w:val="decimal"/>
       <w:lvlText w:val=""/>
       <w:lvlJc w:val="left"/>
     </w:lvl>
   </w:abstractNum>
-  <w:abstractNum w:abstractNumId="2" w15:restartNumberingAfterBreak="0">
-    <w:nsid w:val="20F933CA"/>
+  <w:abstractNum w:abstractNumId="5" w15:restartNumberingAfterBreak="0">
+    <w:nsid w:val="6E033B71"/>
     <w:multiLevelType w:val="hybridMultilevel"/>
-    <w:tmpl w:val="EF0EA2AE"/>
-    <w:lvl w:ilvl="0" w:tplc="961EACA2">
+    <w:tmpl w:val="34E240E2"/>
+    <w:lvl w:ilvl="0" w:tplc="96025326">
       <w:start w:val="1"/>
       <w:numFmt w:val="decimal"/>
       <w:lvlText w:val="%1."/>
@@ -3536,7 +3758,7 @@
         <w:ind w:left="360" w:hanging="300"/>
       </w:pPr>
     </w:lvl>
-    <w:lvl w:ilvl="1" w:tplc="3C1C90CA" w:tentative="1">
+    <w:lvl w:ilvl="1" w:tplc="44CA8C8A" w:tentative="1">
       <w:start w:val="1"/>
       <w:numFmt w:val="lowerLetter"/>
       <w:lvlText w:val="%2."/>
@@ -3545,47 +3767,47 @@
         <w:ind w:left="720" w:hanging="300"/>
       </w:pPr>
     </w:lvl>
-    <w:lvl w:ilvl="2" w:tplc="21DC42AC">
+    <w:lvl w:ilvl="2" w:tplc="13120C90">
       <w:numFmt w:val="decimal"/>
       <w:lvlText w:val=""/>
       <w:lvlJc w:val="left"/>
     </w:lvl>
-    <w:lvl w:ilvl="3" w:tplc="1B26F662">
+    <w:lvl w:ilvl="3" w:tplc="743458E2">
       <w:numFmt w:val="decimal"/>
       <w:lvlText w:val=""/>
       <w:lvlJc w:val="left"/>
     </w:lvl>
-    <w:lvl w:ilvl="4" w:tplc="A5A659B0">
+    <w:lvl w:ilvl="4" w:tplc="55DC4A18">
       <w:numFmt w:val="decimal"/>
       <w:lvlText w:val=""/>
       <w:lvlJc w:val="left"/>
     </w:lvl>
-    <w:lvl w:ilvl="5" w:tplc="0E3EC796">
+    <w:lvl w:ilvl="5" w:tplc="DEDC1D06">
       <w:numFmt w:val="decimal"/>
       <w:lvlText w:val=""/>
       <w:lvlJc w:val="left"/>
     </w:lvl>
-    <w:lvl w:ilvl="6" w:tplc="391443E6">
+    <w:lvl w:ilvl="6" w:tplc="C64864CC">
       <w:numFmt w:val="decimal"/>
       <w:lvlText w:val=""/>
       <w:lvlJc w:val="left"/>
     </w:lvl>
-    <w:lvl w:ilvl="7" w:tplc="22A0B310">
+    <w:lvl w:ilvl="7" w:tplc="5CCEBB12">
       <w:numFmt w:val="decimal"/>
       <w:lvlText w:val=""/>
       <w:lvlJc w:val="left"/>
     </w:lvl>
-    <w:lvl w:ilvl="8" w:tplc="E80A7320">
+    <w:lvl w:ilvl="8" w:tplc="26561454">
       <w:numFmt w:val="decimal"/>
       <w:lvlText w:val=""/>
       <w:lvlJc w:val="left"/>
     </w:lvl>
   </w:abstractNum>
-  <w:abstractNum w:abstractNumId="3" w15:restartNumberingAfterBreak="0">
-    <w:nsid w:val="22374FA6"/>
+  <w:abstractNum w:abstractNumId="6" w15:restartNumberingAfterBreak="0">
+    <w:nsid w:val="799C200F"/>
     <w:multiLevelType w:val="hybridMultilevel"/>
-    <w:tmpl w:val="D4348430"/>
-    <w:lvl w:ilvl="0" w:tplc="B400D8DC">
+    <w:tmpl w:val="40E4DDE4"/>
+    <w:lvl w:ilvl="0" w:tplc="F0BAC85E">
       <w:start w:val="1"/>
       <w:numFmt w:val="decimal"/>
       <w:lvlText w:val="%1."/>
@@ -3594,7 +3816,7 @@
         <w:ind w:left="360" w:hanging="300"/>
       </w:pPr>
     </w:lvl>
-    <w:lvl w:ilvl="1" w:tplc="F33287C2" w:tentative="1">
+    <w:lvl w:ilvl="1" w:tplc="63C04D50" w:tentative="1">
       <w:start w:val="1"/>
       <w:numFmt w:val="lowerLetter"/>
       <w:lvlText w:val="%2."/>
@@ -3603,276 +3825,74 @@
         <w:ind w:left="720" w:hanging="300"/>
       </w:pPr>
     </w:lvl>
-    <w:lvl w:ilvl="2" w:tplc="A5BC886C">
+    <w:lvl w:ilvl="2" w:tplc="72F23814">
       <w:numFmt w:val="decimal"/>
       <w:lvlText w:val=""/>
       <w:lvlJc w:val="left"/>
     </w:lvl>
-    <w:lvl w:ilvl="3" w:tplc="0ECCFF94">
+    <w:lvl w:ilvl="3" w:tplc="C36447CA">
       <w:numFmt w:val="decimal"/>
       <w:lvlText w:val=""/>
       <w:lvlJc w:val="left"/>
     </w:lvl>
-    <w:lvl w:ilvl="4" w:tplc="79BED81C">
+    <w:lvl w:ilvl="4" w:tplc="A2B8176C">
       <w:numFmt w:val="decimal"/>
       <w:lvlText w:val=""/>
       <w:lvlJc w:val="left"/>
     </w:lvl>
-    <w:lvl w:ilvl="5" w:tplc="25FA32CA">
+    <w:lvl w:ilvl="5" w:tplc="04C2FC96">
       <w:numFmt w:val="decimal"/>
       <w:lvlText w:val=""/>
       <w:lvlJc w:val="left"/>
     </w:lvl>
-    <w:lvl w:ilvl="6" w:tplc="C72443F0">
+    <w:lvl w:ilvl="6" w:tplc="BBA06FD2">
       <w:numFmt w:val="decimal"/>
       <w:lvlText w:val=""/>
       <w:lvlJc w:val="left"/>
     </w:lvl>
-    <w:lvl w:ilvl="7" w:tplc="D422BD9C">
+    <w:lvl w:ilvl="7" w:tplc="378A1AD8">
       <w:numFmt w:val="decimal"/>
       <w:lvlText w:val=""/>
       <w:lvlJc w:val="left"/>
     </w:lvl>
-    <w:lvl w:ilvl="8" w:tplc="AB905798">
+    <w:lvl w:ilvl="8" w:tplc="41E66BF2">
       <w:numFmt w:val="decimal"/>
       <w:lvlText w:val=""/>
       <w:lvlJc w:val="left"/>
     </w:lvl>
   </w:abstractNum>
-  <w:abstractNum w:abstractNumId="4" w15:restartNumberingAfterBreak="0">
-    <w:nsid w:val="39E6693B"/>
-    <w:multiLevelType w:val="hybridMultilevel"/>
-    <w:tmpl w:val="B568EA8A"/>
-    <w:lvl w:ilvl="0" w:tplc="42901546" w:tentative="1">
-      <w:start w:val="1"/>
-      <w:numFmt w:val="bullet"/>
-      <w:lvlText w:val="●"/>
-      <w:lvlJc w:val="left"/>
-      <w:pPr>
-        <w:ind w:left="720" w:hanging="360"/>
-      </w:pPr>
-    </w:lvl>
-    <w:lvl w:ilvl="1" w:tplc="6FDCA346" w:tentative="1">
-      <w:start w:val="1"/>
-      <w:numFmt w:val="bullet"/>
-      <w:lvlText w:val="○"/>
-      <w:lvlJc w:val="left"/>
-      <w:pPr>
-        <w:ind w:left="1440" w:hanging="360"/>
-      </w:pPr>
-    </w:lvl>
-    <w:lvl w:ilvl="2" w:tplc="58AC2448" w:tentative="1">
-      <w:start w:val="1"/>
-      <w:numFmt w:val="bullet"/>
-      <w:lvlText w:val="■"/>
-      <w:lvlJc w:val="left"/>
-      <w:pPr>
-        <w:ind w:left="2160" w:hanging="360"/>
-      </w:pPr>
-    </w:lvl>
-    <w:lvl w:ilvl="3" w:tplc="2DCC616A" w:tentative="1">
-      <w:start w:val="1"/>
-      <w:numFmt w:val="bullet"/>
-      <w:lvlText w:val="●"/>
-      <w:lvlJc w:val="left"/>
-      <w:pPr>
-        <w:ind w:left="2880" w:hanging="360"/>
-      </w:pPr>
-    </w:lvl>
-    <w:lvl w:ilvl="4" w:tplc="7D1AE40C" w:tentative="1">
-      <w:start w:val="1"/>
-      <w:numFmt w:val="bullet"/>
-      <w:lvlText w:val="○"/>
-      <w:lvlJc w:val="left"/>
-      <w:pPr>
-        <w:ind w:left="3600" w:hanging="360"/>
-      </w:pPr>
-    </w:lvl>
-    <w:lvl w:ilvl="5" w:tplc="1E0C303E" w:tentative="1">
-      <w:start w:val="1"/>
-      <w:numFmt w:val="bullet"/>
-      <w:lvlText w:val="■"/>
-      <w:lvlJc w:val="left"/>
-      <w:pPr>
-        <w:ind w:left="4320" w:hanging="360"/>
-      </w:pPr>
-    </w:lvl>
-    <w:lvl w:ilvl="6" w:tplc="30301028" w:tentative="1">
-      <w:start w:val="1"/>
-      <w:numFmt w:val="bullet"/>
-      <w:lvlText w:val="●"/>
-      <w:lvlJc w:val="left"/>
-      <w:pPr>
-        <w:ind w:left="5040" w:hanging="360"/>
-      </w:pPr>
-    </w:lvl>
-    <w:lvl w:ilvl="7" w:tplc="1910E01A" w:tentative="1">
-      <w:start w:val="1"/>
-      <w:numFmt w:val="bullet"/>
-      <w:lvlText w:val="●"/>
-      <w:lvlJc w:val="left"/>
-      <w:pPr>
-        <w:ind w:left="5760" w:hanging="360"/>
-      </w:pPr>
-    </w:lvl>
-    <w:lvl w:ilvl="8" w:tplc="EAAA2CB6" w:tentative="1">
-      <w:start w:val="1"/>
-      <w:numFmt w:val="bullet"/>
-      <w:lvlText w:val="●"/>
-      <w:lvlJc w:val="left"/>
-      <w:pPr>
-        <w:ind w:left="6480" w:hanging="360"/>
-      </w:pPr>
-    </w:lvl>
-  </w:abstractNum>
-  <w:abstractNum w:abstractNumId="5" w15:restartNumberingAfterBreak="0">
-    <w:nsid w:val="63B4485D"/>
-    <w:multiLevelType w:val="hybridMultilevel"/>
-    <w:tmpl w:val="AB069F60"/>
-    <w:lvl w:ilvl="0" w:tplc="91BC3BA0">
-      <w:start w:val="1"/>
-      <w:numFmt w:val="decimal"/>
-      <w:lvlText w:val="%1."/>
-      <w:lvlJc w:val="left"/>
-      <w:pPr>
-        <w:ind w:left="360" w:hanging="300"/>
-      </w:pPr>
-    </w:lvl>
-    <w:lvl w:ilvl="1" w:tplc="DC240E0C" w:tentative="1">
-      <w:start w:val="1"/>
-      <w:numFmt w:val="lowerLetter"/>
-      <w:lvlText w:val="%2."/>
-      <w:lvlJc w:val="left"/>
-      <w:pPr>
-        <w:ind w:left="720" w:hanging="300"/>
-      </w:pPr>
-    </w:lvl>
-    <w:lvl w:ilvl="2" w:tplc="3E50082A">
-      <w:numFmt w:val="decimal"/>
-      <w:lvlText w:val=""/>
-      <w:lvlJc w:val="left"/>
-    </w:lvl>
-    <w:lvl w:ilvl="3" w:tplc="872656DE">
-      <w:numFmt w:val="decimal"/>
-      <w:lvlText w:val=""/>
-      <w:lvlJc w:val="left"/>
-    </w:lvl>
-    <w:lvl w:ilvl="4" w:tplc="FD541C08">
-      <w:numFmt w:val="decimal"/>
-      <w:lvlText w:val=""/>
-      <w:lvlJc w:val="left"/>
-    </w:lvl>
-    <w:lvl w:ilvl="5" w:tplc="E36AD4CE">
-      <w:numFmt w:val="decimal"/>
-      <w:lvlText w:val=""/>
-      <w:lvlJc w:val="left"/>
-    </w:lvl>
-    <w:lvl w:ilvl="6" w:tplc="6324B310">
-      <w:numFmt w:val="decimal"/>
-      <w:lvlText w:val=""/>
-      <w:lvlJc w:val="left"/>
-    </w:lvl>
-    <w:lvl w:ilvl="7" w:tplc="E59E8956">
-      <w:numFmt w:val="decimal"/>
-      <w:lvlText w:val=""/>
-      <w:lvlJc w:val="left"/>
-    </w:lvl>
-    <w:lvl w:ilvl="8" w:tplc="1302B9DA">
-      <w:numFmt w:val="decimal"/>
-      <w:lvlText w:val=""/>
-      <w:lvlJc w:val="left"/>
-    </w:lvl>
-  </w:abstractNum>
-  <w:abstractNum w:abstractNumId="6" w15:restartNumberingAfterBreak="0">
-    <w:nsid w:val="6E0E5775"/>
-    <w:multiLevelType w:val="hybridMultilevel"/>
-    <w:tmpl w:val="BF00E66A"/>
-    <w:lvl w:ilvl="0" w:tplc="32EE3B04">
-      <w:start w:val="1"/>
-      <w:numFmt w:val="decimal"/>
-      <w:lvlText w:val="%1."/>
-      <w:lvlJc w:val="left"/>
-      <w:pPr>
-        <w:ind w:left="360" w:hanging="300"/>
-      </w:pPr>
-    </w:lvl>
-    <w:lvl w:ilvl="1" w:tplc="720CBF6C" w:tentative="1">
-      <w:start w:val="1"/>
-      <w:numFmt w:val="lowerLetter"/>
-      <w:lvlText w:val="%2."/>
-      <w:lvlJc w:val="left"/>
-      <w:pPr>
-        <w:ind w:left="720" w:hanging="300"/>
-      </w:pPr>
-    </w:lvl>
-    <w:lvl w:ilvl="2" w:tplc="420AD872">
-      <w:numFmt w:val="decimal"/>
-      <w:lvlText w:val=""/>
-      <w:lvlJc w:val="left"/>
-    </w:lvl>
-    <w:lvl w:ilvl="3" w:tplc="4B10334A">
-      <w:numFmt w:val="decimal"/>
-      <w:lvlText w:val=""/>
-      <w:lvlJc w:val="left"/>
-    </w:lvl>
-    <w:lvl w:ilvl="4" w:tplc="1F3E0D56">
-      <w:numFmt w:val="decimal"/>
-      <w:lvlText w:val=""/>
-      <w:lvlJc w:val="left"/>
-    </w:lvl>
-    <w:lvl w:ilvl="5" w:tplc="FDD2ED3A">
-      <w:numFmt w:val="decimal"/>
-      <w:lvlText w:val=""/>
-      <w:lvlJc w:val="left"/>
-    </w:lvl>
-    <w:lvl w:ilvl="6" w:tplc="6B087D9C">
-      <w:numFmt w:val="decimal"/>
-      <w:lvlText w:val=""/>
-      <w:lvlJc w:val="left"/>
-    </w:lvl>
-    <w:lvl w:ilvl="7" w:tplc="38CE821C">
-      <w:numFmt w:val="decimal"/>
-      <w:lvlText w:val=""/>
-      <w:lvlJc w:val="left"/>
-    </w:lvl>
-    <w:lvl w:ilvl="8" w:tplc="EEA834FA">
-      <w:numFmt w:val="decimal"/>
-      <w:lvlText w:val=""/>
-      <w:lvlJc w:val="left"/>
-    </w:lvl>
-  </w:abstractNum>
-  <w:num w:numId="1" w16cid:durableId="1620913859">
+  <w:num w:numId="1" w16cid:durableId="1915967475">
+    <w:abstractNumId w:val="2"/>
+    <w:lvlOverride w:ilvl="0">
+      <w:startOverride w:val="1"/>
+    </w:lvlOverride>
+  </w:num>
+  <w:num w:numId="2" w16cid:durableId="1140882613">
+    <w:abstractNumId w:val="5"/>
+    <w:lvlOverride w:ilvl="0">
+      <w:startOverride w:val="1"/>
+    </w:lvlOverride>
+  </w:num>
+  <w:num w:numId="3" w16cid:durableId="1851798910">
+    <w:abstractNumId w:val="0"/>
+    <w:lvlOverride w:ilvl="0">
+      <w:startOverride w:val="1"/>
+    </w:lvlOverride>
+  </w:num>
+  <w:num w:numId="4" w16cid:durableId="1001346436">
+    <w:abstractNumId w:val="1"/>
+    <w:lvlOverride w:ilvl="0">
+      <w:startOverride w:val="1"/>
+    </w:lvlOverride>
+  </w:num>
+  <w:num w:numId="5" w16cid:durableId="2099014527">
     <w:abstractNumId w:val="4"/>
     <w:lvlOverride w:ilvl="0">
       <w:startOverride w:val="1"/>
     </w:lvlOverride>
   </w:num>
-  <w:num w:numId="2" w16cid:durableId="1669359649">
+  <w:num w:numId="6" w16cid:durableId="1184056548">
     <w:abstractNumId w:val="6"/>
-    <w:lvlOverride w:ilvl="0">
-      <w:startOverride w:val="1"/>
-    </w:lvlOverride>
-  </w:num>
-  <w:num w:numId="3" w16cid:durableId="607200789">
-    <w:abstractNumId w:val="3"/>
-    <w:lvlOverride w:ilvl="0">
-      <w:startOverride w:val="1"/>
-    </w:lvlOverride>
-  </w:num>
-  <w:num w:numId="4" w16cid:durableId="158740979">
-    <w:abstractNumId w:val="1"/>
-    <w:lvlOverride w:ilvl="0">
-      <w:startOverride w:val="1"/>
-    </w:lvlOverride>
-  </w:num>
-  <w:num w:numId="5" w16cid:durableId="1365641461">
-    <w:abstractNumId w:val="2"/>
-    <w:lvlOverride w:ilvl="0">
-      <w:startOverride w:val="1"/>
-    </w:lvlOverride>
-  </w:num>
-  <w:num w:numId="6" w16cid:durableId="210895215">
-    <w:abstractNumId w:val="5"/>
     <w:lvlOverride w:ilvl="0">
       <w:startOverride w:val="1"/>
     </w:lvlOverride>
@@ -4553,7 +4573,7 @@
     <w:autoRedefine/>
     <w:uiPriority w:val="39"/>
     <w:unhideWhenUsed/>
-    <w:rsid w:val="00542489"/>
+    <w:rsid w:val="004B679E"/>
     <w:pPr>
       <w:spacing w:after="100"/>
     </w:pPr>
